--- a/obsidian-history-vault-master/09 courses/UCSB/Sociology UCSB/Jason Turowetz/MEJIA-FinalPaper_207B_3.docx
+++ b/obsidian-history-vault-master/09 courses/UCSB/Sociology UCSB/Jason Turowetz/MEJIA-FinalPaper_207B_3.docx
@@ -4,8 +4,7 @@
   <w:body>
     <w:p>
       <w:pPr>
-        <w:spacing w:line="480" w:lineRule="auto"/>
-        <w:jc w:val="center"/>
+        <w:pStyle w:val="Ttulo1"/>
         <w:rPr>
           <w:lang w:val="en-US"/>
         </w:rPr>
@@ -47,7 +46,21 @@
         <w:rPr>
           <w:lang w:val="en-US"/>
         </w:rPr>
-        <w:t>merican Palestinan Protests (APP),</w:t>
+        <w:t xml:space="preserve">merican </w:t>
+      </w:r>
+      <w:proofErr w:type="spellStart"/>
+      <w:r>
+        <w:rPr>
+          <w:lang w:val="en-US"/>
+        </w:rPr>
+        <w:t>Palestinan</w:t>
+      </w:r>
+      <w:proofErr w:type="spellEnd"/>
+      <w:r>
+        <w:rPr>
+          <w:lang w:val="en-US"/>
+        </w:rPr>
+        <w:t xml:space="preserve"> Protests (APP),</w:t>
       </w:r>
       <w:r>
         <w:rPr>
@@ -72,622 +85,1561 @@
           <w:lang w:val="en-US"/>
         </w:rPr>
         <w:t>, primary frameworks, Actor-Performance-Target</w:t>
+      </w:r>
+    </w:p>
+    <w:p>
+      <w:pPr>
+        <w:pStyle w:val="Ttulo2"/>
+        <w:rPr>
+          <w:lang w:val="en-US"/>
+        </w:rPr>
+      </w:pPr>
+      <w:r>
+        <w:rPr>
+          <w:lang w:val="en-US"/>
+        </w:rPr>
+        <w:t>Introduction</w:t>
       </w:r>
     </w:p>
     <w:p>
       <w:pPr>
         <w:spacing w:line="480" w:lineRule="auto"/>
         <w:rPr>
-          <w:b/>
-          <w:bCs/>
+          <w:rFonts w:cs="Times New Roman"/>
+          <w:szCs w:val="24"/>
           <w:lang w:val="en-US"/>
         </w:rPr>
       </w:pPr>
       <w:r>
         <w:rPr>
-          <w:b/>
-          <w:bCs/>
-          <w:lang w:val="en-US"/>
-        </w:rPr>
-        <w:t>Introduction</w:t>
+          <w:rFonts w:cs="Times New Roman"/>
+          <w:szCs w:val="24"/>
+          <w:lang w:val="en-US"/>
+        </w:rPr>
+        <w:t xml:space="preserve">In this paper I state that </w:t>
+      </w:r>
+      <w:r>
+        <w:rPr>
+          <w:rFonts w:cs="Times New Roman"/>
+          <w:szCs w:val="24"/>
+          <w:lang w:val="en-US"/>
+        </w:rPr>
+        <w:t xml:space="preserve">the American Palestinian Protests (APP) </w:t>
+      </w:r>
+      <w:r>
+        <w:rPr>
+          <w:rFonts w:cs="Times New Roman"/>
+          <w:szCs w:val="24"/>
+          <w:lang w:val="en-US"/>
+        </w:rPr>
+        <w:t>produced a dislocated experience of mobilization for the U.S. college/university students, which “</w:t>
+      </w:r>
+      <w:r>
+        <w:rPr>
+          <w:rFonts w:cs="Times New Roman"/>
+          <w:i/>
+          <w:iCs/>
+          <w:szCs w:val="24"/>
+          <w:lang w:val="en-US"/>
+        </w:rPr>
+        <w:t>sense of realness</w:t>
+      </w:r>
+      <w:r>
+        <w:rPr>
+          <w:rFonts w:cs="Times New Roman"/>
+          <w:szCs w:val="24"/>
+          <w:lang w:val="en-US"/>
+        </w:rPr>
+        <w:t>”</w:t>
+      </w:r>
+      <w:r>
+        <w:rPr>
+          <w:rStyle w:val="Refdenotaalpie"/>
+          <w:rFonts w:cs="Times New Roman"/>
+          <w:szCs w:val="24"/>
+          <w:lang w:val="en-US"/>
+        </w:rPr>
+        <w:footnoteReference w:id="1"/>
+      </w:r>
+      <w:r>
+        <w:rPr>
+          <w:rFonts w:cs="Times New Roman"/>
+          <w:szCs w:val="24"/>
+          <w:lang w:val="en-US"/>
+        </w:rPr>
+        <w:t xml:space="preserve"> </w:t>
+      </w:r>
+      <w:r>
+        <w:rPr>
+          <w:rFonts w:cs="Times New Roman"/>
+          <w:szCs w:val="24"/>
+          <w:lang w:val="en-US"/>
+        </w:rPr>
+        <w:t>held under the primary framework denoted by the Palestine-Israel contention at a multilevel polity scale until certain tipping point marked by the martyrization of Ebrahim Raisi (president of Iran</w:t>
+      </w:r>
+      <w:r>
+        <w:rPr>
+          <w:rFonts w:cs="Times New Roman"/>
+          <w:szCs w:val="24"/>
+          <w:lang w:val="en-US"/>
+        </w:rPr>
+        <w:t xml:space="preserve"> assassinated on May 19</w:t>
+      </w:r>
+      <w:r>
+        <w:rPr>
+          <w:rFonts w:cs="Times New Roman"/>
+          <w:szCs w:val="24"/>
+          <w:vertAlign w:val="superscript"/>
+          <w:lang w:val="en-US"/>
+        </w:rPr>
+        <w:t>th</w:t>
+      </w:r>
+      <w:r>
+        <w:rPr>
+          <w:rFonts w:cs="Times New Roman"/>
+          <w:szCs w:val="24"/>
+          <w:lang w:val="en-US"/>
+        </w:rPr>
+        <w:t>, 2024</w:t>
+      </w:r>
+      <w:r>
+        <w:rPr>
+          <w:rFonts w:cs="Times New Roman"/>
+          <w:szCs w:val="24"/>
+          <w:lang w:val="en-US"/>
+        </w:rPr>
+        <w:t xml:space="preserve">) </w:t>
+      </w:r>
+      <w:r>
+        <w:rPr>
+          <w:rFonts w:cs="Times New Roman"/>
+          <w:szCs w:val="24"/>
+          <w:lang w:val="en-US"/>
+        </w:rPr>
+        <w:t>after</w:t>
+      </w:r>
+      <w:r>
+        <w:rPr>
+          <w:rFonts w:cs="Times New Roman"/>
+          <w:szCs w:val="24"/>
+          <w:lang w:val="en-US"/>
+        </w:rPr>
+        <w:t xml:space="preserve"> which any keying </w:t>
+      </w:r>
+      <w:r>
+        <w:rPr>
+          <w:rFonts w:cs="Times New Roman"/>
+          <w:szCs w:val="24"/>
+          <w:lang w:val="en-US"/>
+        </w:rPr>
+        <w:t xml:space="preserve">or reframing </w:t>
+      </w:r>
+      <w:r>
+        <w:rPr>
+          <w:rFonts w:cs="Times New Roman"/>
+          <w:szCs w:val="24"/>
+          <w:lang w:val="en-US"/>
+        </w:rPr>
+        <w:t xml:space="preserve">effort </w:t>
+      </w:r>
+      <w:r>
+        <w:rPr>
+          <w:rFonts w:cs="Times New Roman"/>
+          <w:szCs w:val="24"/>
+          <w:lang w:val="en-US"/>
+        </w:rPr>
+        <w:t xml:space="preserve">was effective </w:t>
+      </w:r>
+      <w:r>
+        <w:rPr>
+          <w:rFonts w:cs="Times New Roman"/>
+          <w:szCs w:val="24"/>
+          <w:lang w:val="en-US"/>
+        </w:rPr>
+        <w:t>to make sense o</w:t>
+      </w:r>
+      <w:r>
+        <w:rPr>
+          <w:rFonts w:cs="Times New Roman"/>
+          <w:szCs w:val="24"/>
+          <w:lang w:val="en-US"/>
+        </w:rPr>
+        <w:t>f the collective identities, performances, targets and claims, or reframe those elements successfully “</w:t>
+      </w:r>
+      <w:r>
+        <w:rPr>
+          <w:rFonts w:cs="Times New Roman"/>
+          <w:i/>
+          <w:iCs/>
+          <w:szCs w:val="24"/>
+          <w:lang w:val="en-US"/>
+        </w:rPr>
+        <w:t>determining what it is we think is really going on</w:t>
+      </w:r>
+      <w:r>
+        <w:rPr>
+          <w:rFonts w:cs="Times New Roman"/>
+          <w:szCs w:val="24"/>
+          <w:lang w:val="en-US"/>
+        </w:rPr>
+        <w:t xml:space="preserve">” </w:t>
+      </w:r>
+      <w:r>
+        <w:rPr>
+          <w:rFonts w:cs="Times New Roman"/>
+          <w:szCs w:val="24"/>
+          <w:lang w:val="en-US"/>
+        </w:rPr>
+        <w:fldChar w:fldCharType="begin"/>
+      </w:r>
+      <w:r>
+        <w:rPr>
+          <w:rFonts w:cs="Times New Roman"/>
+          <w:szCs w:val="24"/>
+          <w:lang w:val="en-US"/>
+        </w:rPr>
+        <w:instrText xml:space="preserve"> ADDIN ZOTERO_ITEM CSL_CITATION {"citationID":"wUItXhoO","properties":{"formattedCitation":"(Goffman 1976, 45)","plainCitation":"(Goffman 1976, 45)","noteIndex":0},"citationItems":[{"id":10717,"uris":["http://zotero.org/users/4081719/items/R89C6Z79"],"itemData":{"id":10717,"type":"book","event-place":"Cambridge, Mass","ISBN":"978-0-674-31656-0","language":"eng","number-of-pages":"586","publisher":"Harvard University Press","publisher-place":"Cambridge, Mass","source":"K10plus ISBN","title":"Frame analysis: an essay on the organization of experience","title-short":"Frame analysis","author":[{"family":"Goffman","given":"Erving"}],"issued":{"date-parts":[["1976"]]},"citation-key":"goffmanFrameAnalysisEssay1976"},"locator":"45","label":"page"}],"schema":"https://github.com/citation-style-language/schema/raw/master/csl-citation.json"} </w:instrText>
+      </w:r>
+      <w:r>
+        <w:rPr>
+          <w:rFonts w:cs="Times New Roman"/>
+          <w:szCs w:val="24"/>
+          <w:lang w:val="en-US"/>
+        </w:rPr>
+        <w:fldChar w:fldCharType="separate"/>
+      </w:r>
+      <w:r>
+        <w:rPr>
+          <w:rFonts w:cs="Times New Roman"/>
+          <w:szCs w:val="24"/>
+          <w:lang w:val="en-US"/>
+        </w:rPr>
+        <w:t>(Goffman 1976, 45)</w:t>
+      </w:r>
+      <w:r>
+        <w:rPr>
+          <w:rFonts w:cs="Times New Roman"/>
+          <w:szCs w:val="24"/>
+          <w:lang w:val="en-US"/>
+        </w:rPr>
+        <w:fldChar w:fldCharType="end"/>
+      </w:r>
+      <w:r>
+        <w:rPr>
+          <w:rFonts w:cs="Times New Roman"/>
+          <w:szCs w:val="24"/>
+          <w:lang w:val="en-US"/>
+        </w:rPr>
+        <w:t>.</w:t>
       </w:r>
     </w:p>
     <w:p>
       <w:pPr>
         <w:spacing w:line="480" w:lineRule="auto"/>
         <w:rPr>
+          <w:rFonts w:cs="Times New Roman"/>
+          <w:szCs w:val="24"/>
           <w:lang w:val="en-US"/>
         </w:rPr>
       </w:pPr>
       <w:r>
         <w:rPr>
-          <w:lang w:val="en-US"/>
-        </w:rPr>
-        <w:t xml:space="preserve">By the present approach to the American Palestinian Protests (APP) as a concrete contentious interaction, I will follow the advancements in the literature related to the application of primary frameworks made by </w:t>
-      </w:r>
-      <w:r>
-        <w:rPr>
+          <w:rFonts w:cs="Times New Roman"/>
+          <w:szCs w:val="24"/>
+          <w:lang w:val="en-US"/>
+        </w:rPr>
+        <w:t xml:space="preserve">The influence of Erving Goffman over the historical political sociology of Charles Tilly is much clear in the translation of the concept of performance to the political contention, emphasizing the necessity to offer attention to </w:t>
+      </w:r>
+      <w:r>
+        <w:rPr>
+          <w:rFonts w:cs="Times New Roman"/>
+          <w:szCs w:val="24"/>
+          <w:lang w:val="en-US"/>
+        </w:rPr>
+        <w:t>“</w:t>
+      </w:r>
+      <w:r>
+        <w:rPr>
+          <w:rFonts w:cs="Times New Roman"/>
+          <w:i/>
+          <w:iCs/>
+          <w:szCs w:val="24"/>
+          <w:lang w:val="en-US"/>
+        </w:rPr>
+        <w:t>the interplay between cognitive processes and social transactions</w:t>
+      </w:r>
+      <w:r>
+        <w:rPr>
+          <w:rFonts w:cs="Times New Roman"/>
+          <w:szCs w:val="24"/>
+          <w:lang w:val="en-US"/>
+        </w:rPr>
+        <w:t>”</w:t>
+      </w:r>
+      <w:r>
+        <w:rPr>
+          <w:rFonts w:cs="Times New Roman"/>
+          <w:szCs w:val="24"/>
+          <w:lang w:val="en-US"/>
+        </w:rPr>
+        <w:t>, “</w:t>
+      </w:r>
+      <w:r>
+        <w:rPr>
+          <w:rFonts w:cs="Times New Roman"/>
+          <w:i/>
+          <w:iCs/>
+          <w:szCs w:val="24"/>
+          <w:lang w:val="en-US"/>
+        </w:rPr>
+        <w:t>[modifying] the simplest structural realist position in the direction of social construction</w:t>
+      </w:r>
+      <w:r>
+        <w:rPr>
+          <w:rFonts w:cs="Times New Roman"/>
+          <w:szCs w:val="24"/>
+          <w:lang w:val="en-US"/>
+        </w:rPr>
+        <w:t xml:space="preserve">” </w:t>
+      </w:r>
+      <w:r>
+        <w:rPr>
+          <w:rFonts w:cs="Times New Roman"/>
+          <w:szCs w:val="24"/>
           <w:lang w:val="en-US"/>
         </w:rPr>
         <w:fldChar w:fldCharType="begin"/>
       </w:r>
       <w:r>
         <w:rPr>
-          <w:lang w:val="en-US"/>
-        </w:rPr>
-        <w:instrText xml:space="preserve"> ADDIN ZOTERO_ITEM CSL_CITATION {"citationID":"U5E20MZe","properties":{"formattedCitation":"(Johnston and Alimi 2012)","plainCitation":"(Johnston and Alimi 2012)","noteIndex":0},"citationItems":[{"id":5174,"uris":["http://zotero.org/users/4081719/items/7HWX9MTB"],"itemData":{"id":5174,"type":"article-journal","container-title":"Political Studies","DOI":"10.1111/j.1467-9248.2011.00927.x","issue":"3","page":"603-620","title":"Primary Frameworks, Keying and the Dynamics of Contentious Politics: The Islamization of the Chechen and Palestinian National Movements","URL":"http://doi.wiley.com/10.1111/j.1467-9248.2011.00927.x","volume":"60","author":[{"family":"Johnston","given":"Hank"},{"family":"Alimi","given":"Eitan Y."}],"issued":{"date-parts":[["2012",10]]},"citation-key":"johnstonPrimaryFrameworksKeying2012"}}],"schema":"https://github.com/citation-style-language/schema/raw/master/csl-citation.json"} </w:instrText>
-      </w:r>
-      <w:r>
-        <w:rPr>
+          <w:rFonts w:cs="Times New Roman"/>
+          <w:szCs w:val="24"/>
+          <w:lang w:val="en-US"/>
+        </w:rPr>
+        <w:instrText xml:space="preserve"> ADDIN ZOTERO_ITEM CSL_CITATION {"citationID":"w8OpCSKt","properties":{"formattedCitation":"(Tilly 2002, 6)","plainCitation":"(Tilly 2002, 6)","noteIndex":0},"citationItems":[{"id":5026,"uris":["http://zotero.org/users/4081719/items/KBPYNEAE"],"itemData":{"id":5026,"type":"book","event-place":"Oxford","publisher":"Rowman &amp; Littlefield Publishers","publisher-place":"Oxford","title":"Stories, Identities, and Political Change","author":[{"family":"Tilly","given":"Charles"}],"issued":{"date-parts":[["2002"]]},"citation-key":"tillyStoriesIdentitiesPolitical2002"},"locator":"6","label":"page"}],"schema":"https://github.com/citation-style-language/schema/raw/master/csl-citation.json"} </w:instrText>
+      </w:r>
+      <w:r>
+        <w:rPr>
+          <w:rFonts w:cs="Times New Roman"/>
+          <w:szCs w:val="24"/>
           <w:lang w:val="en-US"/>
         </w:rPr>
         <w:fldChar w:fldCharType="separate"/>
       </w:r>
       <w:r>
         <w:rPr>
-          <w:rFonts w:ascii="Aptos" w:hAnsi="Aptos"/>
-          <w:lang w:val="en-US"/>
-        </w:rPr>
-        <w:t xml:space="preserve">Johnston and Alimi </w:t>
-      </w:r>
-      <w:r>
-        <w:rPr>
-          <w:rFonts w:ascii="Aptos" w:hAnsi="Aptos"/>
-          <w:lang w:val="en-US"/>
-        </w:rPr>
-        <w:t>(</w:t>
-      </w:r>
-      <w:r>
-        <w:rPr>
-          <w:rFonts w:ascii="Aptos" w:hAnsi="Aptos"/>
-          <w:lang w:val="en-US"/>
-        </w:rPr>
-        <w:t>2012)</w:t>
-      </w:r>
-      <w:r>
-        <w:rPr>
+          <w:rFonts w:cs="Times New Roman"/>
+          <w:szCs w:val="24"/>
+          <w:lang w:val="en-US"/>
+        </w:rPr>
+        <w:t>(Tilly 2002, 6)</w:t>
+      </w:r>
+      <w:r>
+        <w:rPr>
+          <w:rFonts w:cs="Times New Roman"/>
+          <w:szCs w:val="24"/>
           <w:lang w:val="en-US"/>
         </w:rPr>
         <w:fldChar w:fldCharType="end"/>
       </w:r>
       <w:r>
         <w:rPr>
-          <w:lang w:val="en-US"/>
-        </w:rPr>
-        <w:t xml:space="preserve"> using the triplet Subject-Verb-Object to explain the dislocation of the performances of struggle of the APP in relation to the historical formation of the elements of </w:t>
-      </w:r>
-      <w:r>
-        <w:rPr>
-          <w:lang w:val="en-US"/>
-        </w:rPr>
-        <w:t>the semantic</w:t>
-      </w:r>
-      <w:r>
-        <w:rPr>
-          <w:lang w:val="en-US"/>
-        </w:rPr>
-        <w:t xml:space="preserve"> triplet </w:t>
-      </w:r>
-      <w:r>
-        <w:rPr>
-          <w:lang w:val="en-US"/>
-        </w:rPr>
-        <w:t xml:space="preserve">of </w:t>
-      </w:r>
-      <w:r>
-        <w:rPr>
-          <w:lang w:val="en-US"/>
-        </w:rPr>
-        <w:t xml:space="preserve">the </w:t>
-      </w:r>
-      <w:r>
-        <w:rPr>
-          <w:lang w:val="en-US"/>
-        </w:rPr>
-        <w:t xml:space="preserve">primary framework of the </w:t>
-      </w:r>
-      <w:r>
-        <w:rPr>
-          <w:lang w:val="en-US"/>
-        </w:rPr>
-        <w:t>Palestine-Israel contention</w:t>
-      </w:r>
-      <w:r>
-        <w:rPr>
-          <w:lang w:val="en-US"/>
-        </w:rPr>
-        <w:t xml:space="preserve"> at a multilevel polity scale.</w:t>
+          <w:rFonts w:cs="Times New Roman"/>
+          <w:szCs w:val="24"/>
+          <w:lang w:val="en-US"/>
+        </w:rPr>
+        <w:t>.</w:t>
+      </w:r>
+      <w:r>
+        <w:rPr>
+          <w:rFonts w:cs="Times New Roman"/>
+          <w:szCs w:val="24"/>
+          <w:lang w:val="en-US"/>
+        </w:rPr>
+        <w:t xml:space="preserve"> As for </w:t>
+      </w:r>
+      <w:r>
+        <w:rPr>
+          <w:rFonts w:cs="Times New Roman"/>
+          <w:szCs w:val="24"/>
+          <w:lang w:val="en-US"/>
+        </w:rPr>
+        <w:fldChar w:fldCharType="begin"/>
+      </w:r>
+      <w:r>
+        <w:rPr>
+          <w:rFonts w:cs="Times New Roman"/>
+          <w:szCs w:val="24"/>
+          <w:lang w:val="en-US"/>
+        </w:rPr>
+        <w:instrText xml:space="preserve"> ADDIN ZOTERO_ITEM CSL_CITATION {"citationID":"5KuWHJSa","properties":{"custom":"Johnston and Alimi (2012, 616)","formattedCitation":"Johnston and Alimi (2012, 616)","plainCitation":"Johnston and Alimi (2012, 616)","noteIndex":0},"citationItems":[{"id":5174,"uris":["http://zotero.org/users/4081719/items/7HWX9MTB"],"itemData":{"id":5174,"type":"article-journal","container-title":"Political Studies","DOI":"10.1111/j.1467-9248.2011.00927.x","issue":"3","page":"603-620","title":"Primary Frameworks, Keying and the Dynamics of Contentious Politics: The Islamization of the Chechen and Palestinian National Movements","URL":"http://doi.wiley.com/10.1111/j.1467-9248.2011.00927.x","volume":"60","author":[{"family":"Johnston","given":"Hank"},{"family":"Alimi","given":"Eitan Y."}],"issued":{"date-parts":[["2012",10]]},"citation-key":"johnstonPrimaryFrameworksKeying2012"},"locator":"616","label":"page"}],"schema":"https://github.com/citation-style-language/schema/raw/master/csl-citation.json"} </w:instrText>
+      </w:r>
+      <w:r>
+        <w:rPr>
+          <w:rFonts w:cs="Times New Roman"/>
+          <w:szCs w:val="24"/>
+          <w:lang w:val="en-US"/>
+        </w:rPr>
+        <w:fldChar w:fldCharType="separate"/>
+      </w:r>
+      <w:r>
+        <w:rPr>
+          <w:rFonts w:cs="Times New Roman"/>
+          <w:szCs w:val="24"/>
+          <w:lang w:val="en-US"/>
+        </w:rPr>
+        <w:t>Johnston and Alimi (2012, 616)</w:t>
+      </w:r>
+      <w:r>
+        <w:rPr>
+          <w:rFonts w:cs="Times New Roman"/>
+          <w:szCs w:val="24"/>
+          <w:lang w:val="en-US"/>
+        </w:rPr>
+        <w:fldChar w:fldCharType="end"/>
+      </w:r>
+      <w:r>
+        <w:rPr>
+          <w:rFonts w:cs="Times New Roman"/>
+          <w:szCs w:val="24"/>
+          <w:lang w:val="en-US"/>
+        </w:rPr>
+        <w:t>, the theory framework I develop here to approach the APP, “</w:t>
+      </w:r>
+      <w:r>
+        <w:rPr>
+          <w:rFonts w:cs="Times New Roman"/>
+          <w:i/>
+          <w:iCs/>
+          <w:szCs w:val="24"/>
+          <w:lang w:val="en-US"/>
+        </w:rPr>
+        <w:t xml:space="preserve">followed </w:t>
+      </w:r>
+      <w:r>
+        <w:rPr>
+          <w:rFonts w:cs="Times New Roman"/>
+          <w:i/>
+          <w:iCs/>
+          <w:szCs w:val="24"/>
+          <w:lang w:val="en-US"/>
+        </w:rPr>
+        <w:t>Goffman’s concepts of primary frameworks, frame rims and keying</w:t>
+      </w:r>
+      <w:r>
+        <w:rPr>
+          <w:rFonts w:cs="Times New Roman"/>
+          <w:szCs w:val="24"/>
+          <w:lang w:val="en-US"/>
+        </w:rPr>
+        <w:t>”, by the recognition of how “</w:t>
+      </w:r>
+      <w:r>
+        <w:rPr>
+          <w:rFonts w:cs="Times New Roman"/>
+          <w:i/>
+          <w:iCs/>
+          <w:szCs w:val="24"/>
+          <w:lang w:val="en-US"/>
+        </w:rPr>
+        <w:t xml:space="preserve">the cognitive foundation of primary frameworks helps capture […] deep cultural </w:t>
+      </w:r>
+      <w:r>
+        <w:rPr>
+          <w:rFonts w:cs="Times New Roman"/>
+          <w:i/>
+          <w:iCs/>
+          <w:szCs w:val="24"/>
+          <w:lang w:val="en-US"/>
+        </w:rPr>
+        <w:lastRenderedPageBreak/>
+        <w:t>patterns [that] can influence the ongoing definition and redefinition of collective action</w:t>
+      </w:r>
+      <w:r>
+        <w:rPr>
+          <w:rFonts w:cs="Times New Roman"/>
+          <w:szCs w:val="24"/>
+          <w:lang w:val="en-US"/>
+        </w:rPr>
+        <w:t>”.</w:t>
       </w:r>
     </w:p>
     <w:p>
       <w:pPr>
         <w:spacing w:line="480" w:lineRule="auto"/>
         <w:rPr>
+          <w:rFonts w:cs="Times New Roman"/>
+          <w:szCs w:val="24"/>
           <w:lang w:val="en-US"/>
         </w:rPr>
       </w:pPr>
       <w:r>
         <w:rPr>
-          <w:lang w:val="en-US"/>
-        </w:rPr>
-        <w:t xml:space="preserve">The framing of the APP </w:t>
-      </w:r>
-      <w:r>
-        <w:rPr>
-          <w:lang w:val="en-US"/>
-        </w:rPr>
-        <w:t xml:space="preserve">operated </w:t>
-      </w:r>
-      <w:r>
-        <w:rPr>
-          <w:lang w:val="en-US"/>
-        </w:rPr>
-        <w:t xml:space="preserve">modifying the elements of the primary framework manifested by the semantic triplet </w:t>
-      </w:r>
-      <w:r>
-        <w:rPr>
-          <w:lang w:val="en-US"/>
-        </w:rPr>
-        <w:t xml:space="preserve">Subject-Verb-Object </w:t>
-      </w:r>
-      <w:r>
-        <w:rPr>
-          <w:lang w:val="en-US"/>
-        </w:rPr>
-        <w:t>configured historically by the Palestine-Israel contention at a multilevel polity scale</w:t>
-      </w:r>
-      <w:r>
-        <w:rPr>
-          <w:lang w:val="en-US"/>
-        </w:rPr>
-        <w:t xml:space="preserve"> until certain distinguished </w:t>
-      </w:r>
-      <w:r>
-        <w:rPr>
-          <w:lang w:val="en-US"/>
-        </w:rPr>
-        <w:t>critical event</w:t>
-      </w:r>
-      <w:r>
-        <w:rPr>
-          <w:lang w:val="en-US"/>
-        </w:rPr>
-        <w:t xml:space="preserve"> marked by </w:t>
-      </w:r>
-      <w:r>
-        <w:rPr>
-          <w:lang w:val="en-US"/>
-        </w:rPr>
-        <w:t xml:space="preserve">Ebrahim </w:t>
-      </w:r>
-      <w:r>
-        <w:rPr>
-          <w:lang w:val="en-US"/>
-        </w:rPr>
-        <w:t>Raisi’s martyrization</w:t>
-      </w:r>
-      <w:r>
-        <w:rPr>
-          <w:lang w:val="en-US"/>
-        </w:rPr>
-        <w:t>, a</w:t>
-      </w:r>
-      <w:r>
-        <w:rPr>
-          <w:lang w:val="en-US"/>
-        </w:rPr>
-        <w:t xml:space="preserve">fter which the keying of the APP under the </w:t>
-      </w:r>
-      <w:r>
-        <w:rPr>
-          <w:lang w:val="en-US"/>
-        </w:rPr>
-        <w:t xml:space="preserve">Palestine-Israel </w:t>
-      </w:r>
-      <w:r>
-        <w:rPr>
-          <w:lang w:val="en-US"/>
-        </w:rPr>
-        <w:t>experienced it’s own frame limits</w:t>
-      </w:r>
-      <w:r>
-        <w:rPr>
-          <w:lang w:val="en-US"/>
-        </w:rPr>
-        <w:t>, evidencing the dislocation</w:t>
-      </w:r>
-      <w:r>
-        <w:rPr>
-          <w:lang w:val="en-US"/>
-        </w:rPr>
-        <w:t xml:space="preserve"> of the collective identities assumed, the performances strategically chosen</w:t>
-      </w:r>
-      <w:r>
-        <w:rPr>
-          <w:lang w:val="en-US"/>
-        </w:rPr>
-        <w:t>,</w:t>
-      </w:r>
-      <w:r>
-        <w:rPr>
-          <w:lang w:val="en-US"/>
-        </w:rPr>
-        <w:t xml:space="preserve"> and their </w:t>
-      </w:r>
-      <w:r>
-        <w:rPr>
-          <w:lang w:val="en-US"/>
-        </w:rPr>
-        <w:t>relation with their targets.</w:t>
+          <w:rFonts w:cs="Times New Roman"/>
+          <w:szCs w:val="24"/>
+          <w:lang w:val="en-US"/>
+        </w:rPr>
+        <w:t xml:space="preserve">For </w:t>
+      </w:r>
+      <w:r>
+        <w:rPr>
+          <w:rFonts w:cs="Times New Roman"/>
+          <w:szCs w:val="24"/>
+          <w:lang w:val="en-US"/>
+        </w:rPr>
+        <w:t xml:space="preserve">Roberto </w:t>
+      </w:r>
+      <w:proofErr w:type="spellStart"/>
+      <w:r>
+        <w:rPr>
+          <w:rFonts w:cs="Times New Roman"/>
+          <w:szCs w:val="24"/>
+          <w:lang w:val="en-US"/>
+        </w:rPr>
+        <w:t>Franzosi</w:t>
+      </w:r>
+      <w:proofErr w:type="spellEnd"/>
+      <w:r>
+        <w:rPr>
+          <w:rFonts w:cs="Times New Roman"/>
+          <w:szCs w:val="24"/>
+          <w:lang w:val="en-US"/>
+        </w:rPr>
+        <w:t xml:space="preserve"> (2006, 133) the relational turn is not a kind of </w:t>
+      </w:r>
+      <w:r>
+        <w:rPr>
+          <w:rFonts w:cs="Times New Roman"/>
+          <w:szCs w:val="24"/>
+          <w:lang w:val="en-US"/>
+        </w:rPr>
+        <w:t>structuralism and</w:t>
+      </w:r>
+      <w:r>
+        <w:rPr>
+          <w:rFonts w:cs="Times New Roman"/>
+          <w:szCs w:val="24"/>
+          <w:lang w:val="en-US"/>
+        </w:rPr>
+        <w:t xml:space="preserve"> implied a refocus on social interactions rather than social structures, </w:t>
+      </w:r>
+      <w:r>
+        <w:rPr>
+          <w:rFonts w:cs="Times New Roman"/>
+          <w:szCs w:val="24"/>
+          <w:lang w:val="en-US"/>
+        </w:rPr>
+        <w:t>warning</w:t>
+      </w:r>
+      <w:r>
+        <w:rPr>
+          <w:rFonts w:cs="Times New Roman"/>
+          <w:szCs w:val="24"/>
+          <w:lang w:val="en-US"/>
+        </w:rPr>
+        <w:t xml:space="preserve"> also that the theory development on this direction </w:t>
+      </w:r>
+      <w:r>
+        <w:rPr>
+          <w:rFonts w:cs="Times New Roman"/>
+          <w:szCs w:val="24"/>
+          <w:lang w:val="en-US"/>
+        </w:rPr>
+        <w:t>“</w:t>
+      </w:r>
+      <w:r>
+        <w:rPr>
+          <w:rFonts w:cs="Times New Roman"/>
+          <w:i/>
+          <w:iCs/>
+          <w:szCs w:val="24"/>
+          <w:lang w:val="en-US"/>
+        </w:rPr>
+        <w:t>was partly made possible by the development of new tools of data analysis, network models, that operate on data that measures relationships among actors rather than properties of actors</w:t>
+      </w:r>
+      <w:r>
+        <w:rPr>
+          <w:rFonts w:cs="Times New Roman"/>
+          <w:szCs w:val="24"/>
+          <w:lang w:val="en-US"/>
+        </w:rPr>
+        <w:t>”</w:t>
+      </w:r>
+      <w:r>
+        <w:rPr>
+          <w:rStyle w:val="Refdenotaalpie"/>
+          <w:rFonts w:cs="Times New Roman"/>
+          <w:szCs w:val="24"/>
+          <w:lang w:val="en-US"/>
+        </w:rPr>
+        <w:footnoteReference w:id="2"/>
+      </w:r>
+      <w:r>
+        <w:rPr>
+          <w:rFonts w:cs="Times New Roman"/>
+          <w:szCs w:val="24"/>
+          <w:lang w:val="en-US"/>
+        </w:rPr>
+        <w:t xml:space="preserve">. It’s vital to this point in time, to take seriously the </w:t>
+      </w:r>
+      <w:r>
+        <w:rPr>
+          <w:rFonts w:cs="Times New Roman"/>
+          <w:szCs w:val="24"/>
+          <w:lang w:val="en-US"/>
+        </w:rPr>
+        <w:t>warning</w:t>
+      </w:r>
+      <w:r>
+        <w:rPr>
+          <w:rFonts w:cs="Times New Roman"/>
+          <w:szCs w:val="24"/>
+          <w:lang w:val="en-US"/>
+        </w:rPr>
+        <w:t xml:space="preserve"> of </w:t>
+      </w:r>
+      <w:proofErr w:type="spellStart"/>
+      <w:r>
+        <w:rPr>
+          <w:rFonts w:cs="Times New Roman"/>
+          <w:szCs w:val="24"/>
+          <w:lang w:val="en-US"/>
+        </w:rPr>
+        <w:t>Franzosi</w:t>
+      </w:r>
+      <w:proofErr w:type="spellEnd"/>
+      <w:r>
+        <w:rPr>
+          <w:rFonts w:cs="Times New Roman"/>
+          <w:szCs w:val="24"/>
+          <w:lang w:val="en-US"/>
+        </w:rPr>
+        <w:t>. The relation between technology advancements and the development of social theory as the outcomes of this relationship is not only data-driven but theoretically oriented, and in the outcomes of social life the sociological intervention is political.</w:t>
       </w:r>
     </w:p>
     <w:p>
       <w:pPr>
         <w:spacing w:line="480" w:lineRule="auto"/>
         <w:rPr>
+          <w:rFonts w:cs="Times New Roman"/>
+          <w:kern w:val="0"/>
+          <w:szCs w:val="24"/>
           <w:lang w:val="en-US"/>
         </w:rPr>
       </w:pPr>
       <w:r>
         <w:rPr>
-          <w:lang w:val="en-US"/>
-        </w:rPr>
-        <w:t>Johnston and Alimi…. Conclusion predicate and relations among triplet elements, and its limits.</w:t>
+          <w:rFonts w:cs="Times New Roman"/>
+          <w:szCs w:val="24"/>
+          <w:lang w:val="en-US"/>
+        </w:rPr>
+        <w:t>The APP (American Palestinian Protests) are identified here as a case of</w:t>
+      </w:r>
+      <w:r>
+        <w:rPr>
+          <w:rFonts w:cs="Times New Roman"/>
+          <w:szCs w:val="24"/>
+          <w:lang w:val="en-US"/>
+        </w:rPr>
+        <w:t xml:space="preserve"> protest </w:t>
+      </w:r>
+      <w:r>
+        <w:rPr>
+          <w:rFonts w:cs="Times New Roman"/>
+          <w:szCs w:val="24"/>
+          <w:lang w:val="en-US"/>
+        </w:rPr>
+        <w:t xml:space="preserve">campaigns as </w:t>
+      </w:r>
+      <w:r>
+        <w:rPr>
+          <w:rFonts w:cs="Times New Roman"/>
+          <w:kern w:val="0"/>
+          <w:szCs w:val="24"/>
+          <w:lang w:val="en-US"/>
+        </w:rPr>
+        <w:t>“</w:t>
+      </w:r>
+      <w:r>
+        <w:rPr>
+          <w:rFonts w:cs="Times New Roman"/>
+          <w:i/>
+          <w:iCs/>
+          <w:kern w:val="0"/>
+          <w:szCs w:val="24"/>
+          <w:lang w:val="en-US"/>
+        </w:rPr>
+        <w:t>as sets of interconnected events sharing similar claims</w:t>
+      </w:r>
+      <w:r>
+        <w:rPr>
+          <w:rFonts w:cs="Times New Roman"/>
+          <w:kern w:val="0"/>
+          <w:szCs w:val="24"/>
+          <w:lang w:val="en-US"/>
+        </w:rPr>
+        <w:t xml:space="preserve">” </w:t>
+      </w:r>
+      <w:r>
+        <w:rPr>
+          <w:rFonts w:cs="Times New Roman"/>
+          <w:kern w:val="0"/>
+          <w:szCs w:val="24"/>
+          <w:lang w:val="en-US"/>
+        </w:rPr>
+        <w:fldChar w:fldCharType="begin"/>
+      </w:r>
+      <w:r>
+        <w:rPr>
+          <w:rFonts w:cs="Times New Roman"/>
+          <w:kern w:val="0"/>
+          <w:szCs w:val="24"/>
+          <w:lang w:val="en-US"/>
+        </w:rPr>
+        <w:instrText xml:space="preserve"> ADDIN ZOTERO_ITEM CSL_CITATION {"citationID":"SUb6wjq4","properties":{"formattedCitation":"(Diani and Kousis 2014, 387)","plainCitation":"(Diani and Kousis 2014, 387)","noteIndex":0},"citationItems":[{"id":4948,"uris":["http://zotero.org/users/4081719/items/H5RFHS47"],"itemData":{"id":4948,"type":"article-journal","container-title":"Mobilization: An International Quarterly","DOI":"10.17813/maiq.19.4.d865w28177575673","issue":"4","page":"387-404","title":"The Duality of Claims and Events: The Greek Campaign Against the Troika's Memoranda and Austerity, 2010-2012","URL":"http://mobilizationjournal.org/doi/abs/10.17813/maiq.19.4.d865w28177575673","volume":"19","author":[{"family":"Diani","given":"Mario"},{"family":"Kousis","given":"Maria"}],"issued":{"date-parts":[["2014",12]]},"citation-key":"dianiDualityClaimsEvents2014"},"locator":"387","label":"page"}],"schema":"https://github.com/citation-style-language/schema/raw/master/csl-citation.json"} </w:instrText>
+      </w:r>
+      <w:r>
+        <w:rPr>
+          <w:rFonts w:cs="Times New Roman"/>
+          <w:kern w:val="0"/>
+          <w:szCs w:val="24"/>
+          <w:lang w:val="en-US"/>
+        </w:rPr>
+        <w:fldChar w:fldCharType="separate"/>
+      </w:r>
+      <w:r>
+        <w:rPr>
+          <w:rFonts w:cs="Times New Roman"/>
+          <w:szCs w:val="24"/>
+          <w:lang w:val="en-US"/>
+        </w:rPr>
+        <w:t xml:space="preserve">(Diani and </w:t>
+      </w:r>
+      <w:proofErr w:type="spellStart"/>
+      <w:r>
+        <w:rPr>
+          <w:rFonts w:cs="Times New Roman"/>
+          <w:szCs w:val="24"/>
+          <w:lang w:val="en-US"/>
+        </w:rPr>
+        <w:t>Kousis</w:t>
+      </w:r>
+      <w:proofErr w:type="spellEnd"/>
+      <w:r>
+        <w:rPr>
+          <w:rFonts w:cs="Times New Roman"/>
+          <w:szCs w:val="24"/>
+          <w:lang w:val="en-US"/>
+        </w:rPr>
+        <w:t xml:space="preserve"> 2014, 387)</w:t>
+      </w:r>
+      <w:r>
+        <w:rPr>
+          <w:rFonts w:cs="Times New Roman"/>
+          <w:kern w:val="0"/>
+          <w:szCs w:val="24"/>
+          <w:lang w:val="en-US"/>
+        </w:rPr>
+        <w:fldChar w:fldCharType="end"/>
+      </w:r>
+      <w:r>
+        <w:rPr>
+          <w:rFonts w:cs="Times New Roman"/>
+          <w:kern w:val="0"/>
+          <w:szCs w:val="24"/>
+          <w:lang w:val="en-US"/>
+        </w:rPr>
+        <w:t xml:space="preserve"> executed between September and </w:t>
+      </w:r>
+      <w:r>
+        <w:rPr>
+          <w:rFonts w:cs="Times New Roman"/>
+          <w:kern w:val="0"/>
+          <w:szCs w:val="24"/>
+          <w:lang w:val="en-US"/>
+        </w:rPr>
+        <w:t xml:space="preserve">June 2024 mainly in the U.S. Rather than counting this events, which can be useful for other purposes than counting for addition, the empirical analysis I am theoretically framing </w:t>
+      </w:r>
+      <w:r>
+        <w:rPr>
+          <w:rFonts w:cs="Times New Roman"/>
+          <w:kern w:val="0"/>
+          <w:szCs w:val="24"/>
+          <w:lang w:val="en-US"/>
+        </w:rPr>
+        <w:t xml:space="preserve">followed the semantic triplets of </w:t>
+      </w:r>
+      <w:proofErr w:type="spellStart"/>
+      <w:r>
+        <w:rPr>
+          <w:rFonts w:cs="Times New Roman"/>
+          <w:kern w:val="0"/>
+          <w:szCs w:val="24"/>
+          <w:lang w:val="en-US"/>
+        </w:rPr>
+        <w:t>Franzosi</w:t>
+      </w:r>
+      <w:proofErr w:type="spellEnd"/>
+      <w:r>
+        <w:rPr>
+          <w:rFonts w:cs="Times New Roman"/>
+          <w:kern w:val="0"/>
+          <w:szCs w:val="24"/>
+          <w:lang w:val="en-US"/>
+        </w:rPr>
+        <w:t xml:space="preserve"> to study the “</w:t>
+      </w:r>
+      <w:r>
+        <w:rPr>
+          <w:rFonts w:cs="Times New Roman"/>
+          <w:i/>
+          <w:iCs/>
+          <w:kern w:val="0"/>
+          <w:szCs w:val="24"/>
+          <w:lang w:val="en-US"/>
+        </w:rPr>
+        <w:t>story grammars</w:t>
+      </w:r>
+      <w:r>
+        <w:rPr>
+          <w:rFonts w:cs="Times New Roman"/>
+          <w:kern w:val="0"/>
+          <w:szCs w:val="24"/>
+          <w:lang w:val="en-US"/>
+        </w:rPr>
+        <w:t xml:space="preserve">” </w:t>
+      </w:r>
+      <w:r>
+        <w:rPr>
+          <w:rFonts w:cs="Times New Roman"/>
+          <w:kern w:val="0"/>
+          <w:szCs w:val="24"/>
+          <w:lang w:val="en-US"/>
+        </w:rPr>
+        <w:t>“</w:t>
+      </w:r>
+      <w:r>
+        <w:rPr>
+          <w:rFonts w:cs="Times New Roman"/>
+          <w:i/>
+          <w:iCs/>
+          <w:kern w:val="0"/>
+          <w:szCs w:val="24"/>
+          <w:lang w:val="en-US"/>
+        </w:rPr>
+        <w:t>organized according to a relational format, with subjects related to their actions, actors and actions related to their modifiers, and subjects and objects (both social actors) related to one another via their actions</w:t>
+      </w:r>
+      <w:r>
+        <w:rPr>
+          <w:rFonts w:cs="Times New Roman"/>
+          <w:kern w:val="0"/>
+          <w:szCs w:val="24"/>
+          <w:lang w:val="en-US"/>
+        </w:rPr>
+        <w:t>”, but in this case as it’s a contentious campaign, the relevant modifiers for the analysis are the claims or demands.</w:t>
       </w:r>
     </w:p>
     <w:p>
       <w:pPr>
         <w:spacing w:line="480" w:lineRule="auto"/>
         <w:rPr>
+          <w:rFonts w:cs="Times New Roman"/>
+          <w:szCs w:val="24"/>
           <w:lang w:val="en-US"/>
         </w:rPr>
       </w:pPr>
       <w:r>
         <w:rPr>
-          <w:lang w:val="en-US"/>
-        </w:rPr>
-        <w:t>The influence of Erving Goffman over the historical political sociology of Charles Tilly is much clear in the translation of the concept of performance to the political contention, emphasizing the necessity to offer attention to the interplay between cognitive processes and social transactions.</w:t>
+          <w:rFonts w:cs="Times New Roman"/>
+          <w:szCs w:val="24"/>
+          <w:lang w:val="en-US"/>
+        </w:rPr>
+        <w:lastRenderedPageBreak/>
+        <w:t xml:space="preserve">I will follow the advancements in the literature related to the application of primary frameworks made by </w:t>
+      </w:r>
+      <w:r>
+        <w:rPr>
+          <w:rFonts w:cs="Times New Roman"/>
+          <w:szCs w:val="24"/>
+          <w:lang w:val="en-US"/>
+        </w:rPr>
+        <w:fldChar w:fldCharType="begin"/>
+      </w:r>
+      <w:r>
+        <w:rPr>
+          <w:rFonts w:cs="Times New Roman"/>
+          <w:szCs w:val="24"/>
+          <w:lang w:val="en-US"/>
+        </w:rPr>
+        <w:instrText xml:space="preserve"> ADDIN ZOTERO_ITEM CSL_CITATION {"citationID":"U5E20MZe","properties":{"formattedCitation":"(Johnston and Alimi 2012)","plainCitation":"(Johnston and Alimi 2012)","dontUpdate":true,"noteIndex":0},"citationItems":[{"id":5174,"uris":["http://zotero.org/users/4081719/items/7HWX9MTB"],"itemData":{"id":5174,"type":"article-journal","container-title":"Political Studies","DOI":"10.1111/j.1467-9248.2011.00927.x","issue":"3","page":"603-620","title":"Primary Frameworks, Keying and the Dynamics of Contentious Politics: The Islamization of the Chechen and Palestinian National Movements","URL":"http://doi.wiley.com/10.1111/j.1467-9248.2011.00927.x","volume":"60","author":[{"family":"Johnston","given":"Hank"},{"family":"Alimi","given":"Eitan Y."}],"issued":{"date-parts":[["2012",10]]},"citation-key":"johnstonPrimaryFrameworksKeying2012"}}],"schema":"https://github.com/citation-style-language/schema/raw/master/csl-citation.json"} </w:instrText>
+      </w:r>
+      <w:r>
+        <w:rPr>
+          <w:rFonts w:cs="Times New Roman"/>
+          <w:szCs w:val="24"/>
+          <w:lang w:val="en-US"/>
+        </w:rPr>
+        <w:fldChar w:fldCharType="separate"/>
+      </w:r>
+      <w:r>
+        <w:rPr>
+          <w:rFonts w:cs="Times New Roman"/>
+          <w:szCs w:val="24"/>
+          <w:lang w:val="en-US"/>
+        </w:rPr>
+        <w:t>Johnston and Alimi (2012)</w:t>
+      </w:r>
+      <w:r>
+        <w:rPr>
+          <w:rFonts w:cs="Times New Roman"/>
+          <w:szCs w:val="24"/>
+          <w:lang w:val="en-US"/>
+        </w:rPr>
+        <w:fldChar w:fldCharType="end"/>
+      </w:r>
+      <w:r>
+        <w:rPr>
+          <w:rFonts w:cs="Times New Roman"/>
+          <w:szCs w:val="24"/>
+          <w:lang w:val="en-US"/>
+        </w:rPr>
+        <w:t xml:space="preserve"> using the semantic triplet Subject-Verb-Object </w:t>
+      </w:r>
+      <w:r>
+        <w:rPr>
+          <w:rFonts w:cs="Times New Roman"/>
+          <w:szCs w:val="24"/>
+          <w:lang w:val="en-US"/>
+        </w:rPr>
+        <w:fldChar w:fldCharType="begin"/>
+      </w:r>
+      <w:r>
+        <w:rPr>
+          <w:rFonts w:cs="Times New Roman"/>
+          <w:szCs w:val="24"/>
+          <w:lang w:val="en-US"/>
+        </w:rPr>
+        <w:instrText xml:space="preserve"> ADDIN ZOTERO_ITEM CSL_CITATION {"citationID":"SvvTESu1","properties":{"formattedCitation":"(Franzosi 2006)","plainCitation":"(Franzosi 2006)","noteIndex":0},"citationItems":[{"id":10719,"uris":["http://zotero.org/users/4081719/items/A63793UF"],"itemData":{"id":10719,"type":"article-journal","abstract":"In a book titled Le retour de l'acteur (The Return of the Actor), French sociologist, Alain Touraine, writes that \"the object of sociology is to explain the behavior of actors by the social relations in which they are placed … . It is the relation, not the actor, that we must study.\" In this paper, I follow up on the prescriptions of that view of sociology's mission. I illustrate the empirical results of statistical analyses based on network models of event data for the years of high working-class mobilization (1919-20, the \"red years\") and Fascist counter-mobilization (1921-22, the \"black years\") in Italy. The data were collected from a newspaper on the basis of a \"semantic grammar,\" the simple linguistic structure centered around subjects, actions, objects and their attributes. That structure, which has at its core Touraine's concern with social actors and relations, allows investigators to go \"from words to numbers.\" The analysis of those numbers confirms the historians' view of that period, the dramatic shift in patterns of collective behavior from the \"red years\" to the \"black years.\" The analyses also provide some preliminary evidence on the explanatory power of various social science theories of mobilization and of Fascism. More broadly, the paper explores some of the epistemological consequences of relying on story grammars and network models as tools for the collection and analysis of narrative data.","container-title":"Mobilization: An International Quarterly","DOI":"10.17813/maiq.4.2.480g12700535663l","ISSN":"1086-671X","issue":"2","journalAbbreviation":"Mobilization: An International Quarterly","page":"131-149","source":"Silverchair","title":"The Return of The Actor. Interaction Networks Among Social Actors During Periods of High Mobilization (Italy, 1919-1922)","URL":"https://doi.org/10.17813/maiq.4.2.480g12700535663l","volume":"4","author":[{"family":"Franzosi","given":"Roberto"}],"accessed":{"date-parts":[["2024",6,6]]},"issued":{"date-parts":[["2006",2,21]]},"citation-key":"franzosiReturnActorInteraction2006"},"label":"page"}],"schema":"https://github.com/citation-style-language/schema/raw/master/csl-citation.json"} </w:instrText>
+      </w:r>
+      <w:r>
+        <w:rPr>
+          <w:rFonts w:cs="Times New Roman"/>
+          <w:szCs w:val="24"/>
+          <w:lang w:val="en-US"/>
+        </w:rPr>
+        <w:fldChar w:fldCharType="separate"/>
+      </w:r>
+      <w:r>
+        <w:rPr>
+          <w:rFonts w:cs="Times New Roman"/>
+          <w:szCs w:val="24"/>
+          <w:lang w:val="en-US"/>
+        </w:rPr>
+        <w:t>(</w:t>
+      </w:r>
+      <w:proofErr w:type="spellStart"/>
+      <w:r>
+        <w:rPr>
+          <w:rFonts w:cs="Times New Roman"/>
+          <w:szCs w:val="24"/>
+          <w:lang w:val="en-US"/>
+        </w:rPr>
+        <w:t>Franzosi</w:t>
+      </w:r>
+      <w:proofErr w:type="spellEnd"/>
+      <w:r>
+        <w:rPr>
+          <w:rFonts w:cs="Times New Roman"/>
+          <w:szCs w:val="24"/>
+          <w:lang w:val="en-US"/>
+        </w:rPr>
+        <w:t xml:space="preserve"> 2006)</w:t>
+      </w:r>
+      <w:r>
+        <w:rPr>
+          <w:rFonts w:cs="Times New Roman"/>
+          <w:szCs w:val="24"/>
+          <w:lang w:val="en-US"/>
+        </w:rPr>
+        <w:fldChar w:fldCharType="end"/>
+      </w:r>
+      <w:r>
+        <w:rPr>
+          <w:rFonts w:cs="Times New Roman"/>
+          <w:szCs w:val="24"/>
+          <w:lang w:val="en-US"/>
+        </w:rPr>
+        <w:t xml:space="preserve"> to explain the dislocation of the performances of struggle of the APP in relation to the historical formation of the elements of the semantic triplet of the primary framework of the Palestine-Israel contention </w:t>
       </w:r>
     </w:p>
     <w:p>
       <w:pPr>
         <w:spacing w:line="480" w:lineRule="auto"/>
         <w:rPr>
+          <w:rFonts w:cs="Times New Roman"/>
+          <w:szCs w:val="24"/>
           <w:lang w:val="en-US"/>
         </w:rPr>
       </w:pPr>
       <w:r>
         <w:rPr>
-          <w:lang w:val="en-US"/>
-        </w:rPr>
-        <w:lastRenderedPageBreak/>
-        <w:t xml:space="preserve">I’m holding in the </w:t>
-      </w:r>
-      <w:r>
-        <w:rPr>
-          <w:i/>
-          <w:iCs/>
-          <w:lang w:val="en-US"/>
-        </w:rPr>
-        <w:t>translation</w:t>
-      </w:r>
-      <w:r>
-        <w:rPr>
-          <w:lang w:val="en-US"/>
-        </w:rPr>
-        <w:t xml:space="preserve"> of the concept of </w:t>
-      </w:r>
-      <w:r>
-        <w:rPr>
-          <w:i/>
-          <w:iCs/>
-          <w:lang w:val="en-US"/>
-        </w:rPr>
-        <w:t>performance</w:t>
-      </w:r>
-      <w:r>
-        <w:rPr>
-          <w:lang w:val="en-US"/>
-        </w:rPr>
-        <w:t xml:space="preserve"> from the interactional framework of </w:t>
-      </w:r>
-      <w:r>
-        <w:rPr>
-          <w:lang w:val="en-US"/>
-        </w:rPr>
-        <w:t xml:space="preserve">Erving </w:t>
-      </w:r>
-      <w:r>
-        <w:rPr>
-          <w:lang w:val="en-US"/>
-        </w:rPr>
-        <w:t xml:space="preserve">Goffman to the transactional framework of Charles Tilly as </w:t>
-      </w:r>
-      <w:r>
-        <w:rPr>
-          <w:lang w:val="en-US"/>
-        </w:rPr>
-        <w:t xml:space="preserve">a category </w:t>
-      </w:r>
-      <w:r>
-        <w:rPr>
-          <w:lang w:val="en-US"/>
-        </w:rPr>
-        <w:t xml:space="preserve">embedded in the theoretical trajectory </w:t>
-      </w:r>
-      <w:r>
-        <w:rPr>
-          <w:lang w:val="en-US"/>
-        </w:rPr>
-        <w:t>for the</w:t>
-      </w:r>
-      <w:r>
-        <w:rPr>
-          <w:lang w:val="en-US"/>
-        </w:rPr>
-        <w:t xml:space="preserve"> strength of a relational sociology </w:t>
-      </w:r>
-      <w:r>
-        <w:rPr>
+          <w:rFonts w:cs="Times New Roman"/>
+          <w:szCs w:val="24"/>
+          <w:lang w:val="en-US"/>
+        </w:rPr>
+        <w:t xml:space="preserve">The framing of the APP operated modifying the elements of the primary framework manifested by the semantic triplet Subject-Verb-Object configured historically by the Palestine-Israel contention at a multilevel polity scale </w:t>
+      </w:r>
+      <w:r>
+        <w:rPr>
+          <w:rFonts w:cs="Times New Roman"/>
+          <w:szCs w:val="24"/>
           <w:lang w:val="en-US"/>
         </w:rPr>
         <w:fldChar w:fldCharType="begin"/>
       </w:r>
       <w:r>
         <w:rPr>
-          <w:lang w:val="en-US"/>
-        </w:rPr>
-        <w:instrText xml:space="preserve"> ADDIN ZOTERO_ITEM CSL_CITATION {"citationID":"TF56xomw","properties":{"formattedCitation":"(Emirbayer 1997)","plainCitation":"(Emirbayer 1997)","noteIndex":0},"citationItems":[{"id":4755,"uris":["http://zotero.org/users/4081719/items/7IX6RKAQ"],"itemData":{"id":4755,"type":"article-journal","container-title":"American Journal of Sociology","issue":"2","page":"281-317","title":"Manifesto for a Relational Sociology","URL":"http://www.jstor.org/stable/10.1086/231209","volume":"103","author":[{"family":"Emirbayer","given":"Mustafa"}],"issued":{"date-parts":[["1997"]]},"citation-key":"emirbayerManifestoRelationalSociology1997"}}],"schema":"https://github.com/citation-style-language/schema/raw/master/csl-citation.json"} </w:instrText>
-      </w:r>
-      <w:r>
-        <w:rPr>
+          <w:rFonts w:cs="Times New Roman"/>
+          <w:szCs w:val="24"/>
+          <w:lang w:val="en-US"/>
+        </w:rPr>
+        <w:instrText xml:space="preserve"> ADDIN ZOTERO_ITEM CSL_CITATION {"citationID":"enIWNISe","properties":{"formattedCitation":"(Imig and Tarrow 2001)","plainCitation":"(Imig and Tarrow 2001)","noteIndex":0},"citationItems":[{"id":5143,"uris":["http://zotero.org/users/4081719/items/924NTAD7"],"itemData":{"id":5143,"type":"book","call-number":"JN40 .C65 2001","collection-title":"Governance in Europe","event-place":"Lanham, Md","ISBN":"978-0-7425-0083-9","number-of-pages":"293","publisher":"Rowman &amp; Littlefield","publisher-place":"Lanham, Md","source":"Library of Congress ISBN","title":"Contentious Europeans: protest and politics in an emerging polity","title-short":"Contentious Europeans","editor":[{"family":"Imig","given":"Douglas R."},{"family":"Tarrow","given":"Sidney"}],"issued":{"date-parts":[["2001"]]},"citation-key":"imigContentiousEuropeansProtest2001"}}],"schema":"https://github.com/citation-style-language/schema/raw/master/csl-citation.json"} </w:instrText>
+      </w:r>
+      <w:r>
+        <w:rPr>
+          <w:rFonts w:cs="Times New Roman"/>
+          <w:szCs w:val="24"/>
           <w:lang w:val="en-US"/>
         </w:rPr>
         <w:fldChar w:fldCharType="separate"/>
       </w:r>
       <w:r>
         <w:rPr>
-          <w:rFonts w:ascii="Aptos" w:hAnsi="Aptos"/>
-          <w:lang w:val="en-US"/>
-        </w:rPr>
-        <w:t>(Emirbayer 1997)</w:t>
-      </w:r>
-      <w:r>
-        <w:rPr>
+          <w:rFonts w:cs="Times New Roman"/>
+          <w:szCs w:val="24"/>
+          <w:lang w:val="en-US"/>
+        </w:rPr>
+        <w:t>(Imig and Tarrow 2001)</w:t>
+      </w:r>
+      <w:r>
+        <w:rPr>
+          <w:rFonts w:cs="Times New Roman"/>
+          <w:szCs w:val="24"/>
           <w:lang w:val="en-US"/>
         </w:rPr>
         <w:fldChar w:fldCharType="end"/>
       </w:r>
       <w:r>
         <w:rPr>
-          <w:lang w:val="en-US"/>
-        </w:rPr>
-        <w:t>, t</w:t>
-      </w:r>
-      <w:r>
-        <w:rPr>
-          <w:lang w:val="en-US"/>
-        </w:rPr>
-        <w:t xml:space="preserve">o think in the Subject-Verb-Object </w:t>
-      </w:r>
-      <w:r>
-        <w:rPr>
-          <w:lang w:val="en-US"/>
-        </w:rPr>
-        <w:t xml:space="preserve">semantic </w:t>
-      </w:r>
-      <w:r>
-        <w:rPr>
-          <w:lang w:val="en-US"/>
-        </w:rPr>
-        <w:t>triplet</w:t>
-      </w:r>
-      <w:r>
-        <w:rPr>
+          <w:rFonts w:cs="Times New Roman"/>
+          <w:szCs w:val="24"/>
           <w:lang w:val="en-US"/>
         </w:rPr>
         <w:t xml:space="preserve"> </w:t>
       </w:r>
       <w:r>
         <w:rPr>
-          <w:lang w:val="en-US"/>
-        </w:rPr>
-        <w:t xml:space="preserve">structure developed mainly by Roberto Franzosi </w:t>
-      </w:r>
-      <w:r>
-        <w:rPr>
-          <w:lang w:val="en-US"/>
-        </w:rPr>
-        <w:fldChar w:fldCharType="begin"/>
-      </w:r>
-      <w:r>
-        <w:rPr>
-          <w:lang w:val="en-US"/>
-        </w:rPr>
-        <w:instrText xml:space="preserve"> ADDIN ZOTERO_ITEM CSL_CITATION {"citationID":"sfxibMMF","properties":{"formattedCitation":"(2006)","plainCitation":"(2006)","noteIndex":0},"citationItems":[{"id":10719,"uris":["http://zotero.org/users/4081719/items/A63793UF"],"itemData":{"id":10719,"type":"article-journal","abstract":"In a book titled Le retour de l'acteur (The Return of the Actor), French sociologist, Alain Touraine, writes that \"the object of sociology is to explain the behavior of actors by the social relations in which they are placed … . It is the relation, not the actor, that we must study.\" In this paper, I follow up on the prescriptions of that view of sociology's mission. I illustrate the empirical results of statistical analyses based on network models of event data for the years of high working-class mobilization (1919-20, the \"red years\") and Fascist counter-mobilization (1921-22, the \"black years\") in Italy. The data were collected from a newspaper on the basis of a \"semantic grammar,\" the simple linguistic structure centered around subjects, actions, objects and their attributes. That structure, which has at its core Touraine's concern with social actors and relations, allows investigators to go \"from words to numbers.\" The analysis of those numbers confirms the historians' view of that period, the dramatic shift in patterns of collective behavior from the \"red years\" to the \"black years.\" The analyses also provide some preliminary evidence on the explanatory power of various social science theories of mobilization and of Fascism. More broadly, the paper explores some of the epistemological consequences of relying on story grammars and network models as tools for the collection and analysis of narrative data.","container-title":"Mobilization: An International Quarterly","DOI":"10.17813/maiq.4.2.480g12700535663l","ISSN":"1086-671X","issue":"2","journalAbbreviation":"Mobilization: An International Quarterly","page":"131-149","source":"Silverchair","title":"The Return of The Actor. Interaction Networks Among Social Actors During Periods of High Mobilization (Italy, 1919-1922)","URL":"https://doi.org/10.17813/maiq.4.2.480g12700535663l","volume":"4","author":[{"family":"Franzosi","given":"Roberto"}],"accessed":{"date-parts":[["2024",6,6]]},"issued":{"date-parts":[["2006",2,21]]},"citation-key":"franzosiReturnActorInteraction2006"},"label":"page","suppress-author":true}],"schema":"https://github.com/citation-style-language/schema/raw/master/csl-citation.json"} </w:instrText>
-      </w:r>
-      <w:r>
-        <w:rPr>
-          <w:lang w:val="en-US"/>
-        </w:rPr>
-        <w:fldChar w:fldCharType="separate"/>
-      </w:r>
-      <w:r>
-        <w:rPr>
-          <w:rFonts w:ascii="Aptos" w:hAnsi="Aptos"/>
-          <w:lang w:val="en-US"/>
-        </w:rPr>
-        <w:t>(2006)</w:t>
-      </w:r>
-      <w:r>
-        <w:rPr>
-          <w:lang w:val="en-US"/>
-        </w:rPr>
-        <w:fldChar w:fldCharType="end"/>
-      </w:r>
-      <w:r>
-        <w:rPr>
-          <w:lang w:val="en-US"/>
-        </w:rPr>
-        <w:t xml:space="preserve"> for the analysis of contentious interactions</w:t>
-      </w:r>
-      <w:r>
-        <w:rPr>
-          <w:lang w:val="en-US"/>
-        </w:rPr>
-        <w:t>.</w:t>
-      </w:r>
-      <w:r>
-        <w:rPr>
-          <w:lang w:val="en-US"/>
-        </w:rPr>
-        <w:t xml:space="preserve"> </w:t>
-      </w:r>
-      <w:r>
-        <w:rPr>
-          <w:lang w:val="en-US"/>
-        </w:rPr>
-        <w:t>Indeed, my argument hold on the theoretical assumption by which the</w:t>
-      </w:r>
-      <w:r>
-        <w:rPr>
-          <w:lang w:val="en-US"/>
-        </w:rPr>
-        <w:t xml:space="preserve"> elements </w:t>
-      </w:r>
-      <w:r>
-        <w:rPr>
-          <w:lang w:val="en-US"/>
-        </w:rPr>
-        <w:t>of the Subject-Verb-Object triplet c</w:t>
-      </w:r>
-      <w:r>
-        <w:rPr>
-          <w:lang w:val="en-US"/>
-        </w:rPr>
-        <w:t>onfigure the organization</w:t>
-      </w:r>
-      <w:r>
-        <w:rPr>
-          <w:lang w:val="en-US"/>
-        </w:rPr>
-        <w:t xml:space="preserve"> and </w:t>
-      </w:r>
-      <w:r>
-        <w:rPr>
-          <w:lang w:val="en-US"/>
-        </w:rPr>
-        <w:t>govern the definition of the “sense of realness” of the structured individual experience of the events of social life (Goffman 1976, 10-11, 13)</w:t>
-      </w:r>
-      <w:r>
-        <w:rPr>
-          <w:lang w:val="en-US"/>
-        </w:rPr>
-        <w:t>.</w:t>
+          <w:rFonts w:cs="Times New Roman"/>
+          <w:szCs w:val="24"/>
+          <w:lang w:val="en-US"/>
+        </w:rPr>
+        <w:t xml:space="preserve">until certain distinguished critical event marked by Ebrahim Raisi’s martyrization, after which the keying of the APP under the Palestine-Israel experienced </w:t>
+      </w:r>
+      <w:r>
+        <w:rPr>
+          <w:rFonts w:cs="Times New Roman"/>
+          <w:szCs w:val="24"/>
+          <w:lang w:val="en-US"/>
+        </w:rPr>
+        <w:t>its</w:t>
+      </w:r>
+      <w:r>
+        <w:rPr>
+          <w:rFonts w:cs="Times New Roman"/>
+          <w:szCs w:val="24"/>
+          <w:lang w:val="en-US"/>
+        </w:rPr>
+        <w:t xml:space="preserve"> own frame limits, evidencing the dislocation of the collective identities assumed, the performances strategically chosen, and their relation with their targets, and consequently the placement </w:t>
+      </w:r>
+      <w:r>
+        <w:rPr>
+          <w:rFonts w:cs="Times New Roman"/>
+          <w:szCs w:val="24"/>
+          <w:lang w:val="en-US"/>
+        </w:rPr>
+        <w:t xml:space="preserve">or dislocation </w:t>
+      </w:r>
+      <w:r>
+        <w:rPr>
+          <w:rFonts w:cs="Times New Roman"/>
+          <w:szCs w:val="24"/>
+          <w:lang w:val="en-US"/>
+        </w:rPr>
+        <w:t>of their claims.</w:t>
+      </w:r>
+    </w:p>
+    <w:p>
+      <w:pPr>
+        <w:pStyle w:val="Ttulo2"/>
+        <w:rPr>
+          <w:szCs w:val="24"/>
+          <w:lang w:val="en-US"/>
+        </w:rPr>
+      </w:pPr>
+      <w:r>
+        <w:rPr>
+          <w:szCs w:val="24"/>
+          <w:lang w:val="en-US"/>
+        </w:rPr>
+        <w:t>Theoretical framework</w:t>
       </w:r>
     </w:p>
     <w:p>
       <w:pPr>
         <w:spacing w:line="480" w:lineRule="auto"/>
-        <w:ind w:firstLine="708"/>
-        <w:rPr>
+        <w:rPr>
+          <w:rFonts w:cs="Times New Roman"/>
+          <w:szCs w:val="24"/>
           <w:lang w:val="en-US"/>
         </w:rPr>
       </w:pPr>
       <w:r>
         <w:rPr>
-          <w:lang w:val="en-US"/>
-        </w:rPr>
-        <w:t>Assumptions shared about Goffman with Johnston and Alimi… conclusions and before</w:t>
+          <w:rFonts w:cs="Times New Roman"/>
+          <w:szCs w:val="24"/>
+          <w:lang w:val="en-US"/>
+        </w:rPr>
+        <w:t>I</w:t>
+      </w:r>
+      <w:r>
+        <w:rPr>
+          <w:rFonts w:cs="Times New Roman"/>
+          <w:szCs w:val="24"/>
+          <w:lang w:val="en-US"/>
+        </w:rPr>
+        <w:t xml:space="preserve"> a</w:t>
+      </w:r>
+      <w:r>
+        <w:rPr>
+          <w:rFonts w:cs="Times New Roman"/>
+          <w:szCs w:val="24"/>
+          <w:lang w:val="en-US"/>
+        </w:rPr>
+        <w:t xml:space="preserve">m holding in the </w:t>
+      </w:r>
+      <w:r>
+        <w:rPr>
+          <w:rFonts w:cs="Times New Roman"/>
+          <w:i/>
+          <w:iCs/>
+          <w:szCs w:val="24"/>
+          <w:lang w:val="en-US"/>
+        </w:rPr>
+        <w:t>translation</w:t>
+      </w:r>
+      <w:r>
+        <w:rPr>
+          <w:rFonts w:cs="Times New Roman"/>
+          <w:szCs w:val="24"/>
+          <w:lang w:val="en-US"/>
+        </w:rPr>
+        <w:t xml:space="preserve"> of the concept of </w:t>
+      </w:r>
+      <w:r>
+        <w:rPr>
+          <w:rFonts w:cs="Times New Roman"/>
+          <w:i/>
+          <w:iCs/>
+          <w:szCs w:val="24"/>
+          <w:lang w:val="en-US"/>
+        </w:rPr>
+        <w:t>performance</w:t>
+      </w:r>
+      <w:r>
+        <w:rPr>
+          <w:rFonts w:cs="Times New Roman"/>
+          <w:szCs w:val="24"/>
+          <w:lang w:val="en-US"/>
+        </w:rPr>
+        <w:t xml:space="preserve"> from the interactional framework of </w:t>
+      </w:r>
+      <w:r>
+        <w:rPr>
+          <w:rFonts w:cs="Times New Roman"/>
+          <w:szCs w:val="24"/>
+          <w:lang w:val="en-US"/>
+        </w:rPr>
+        <w:t xml:space="preserve">Erving </w:t>
+      </w:r>
+      <w:r>
+        <w:rPr>
+          <w:rFonts w:cs="Times New Roman"/>
+          <w:szCs w:val="24"/>
+          <w:lang w:val="en-US"/>
+        </w:rPr>
+        <w:t xml:space="preserve">Goffman to the transactional framework of Charles Tilly as </w:t>
+      </w:r>
+      <w:r>
+        <w:rPr>
+          <w:rFonts w:cs="Times New Roman"/>
+          <w:szCs w:val="24"/>
+          <w:lang w:val="en-US"/>
+        </w:rPr>
+        <w:t xml:space="preserve">a category </w:t>
+      </w:r>
+      <w:r>
+        <w:rPr>
+          <w:rFonts w:cs="Times New Roman"/>
+          <w:szCs w:val="24"/>
+          <w:lang w:val="en-US"/>
+        </w:rPr>
+        <w:t xml:space="preserve">embedded in the theoretical trajectory </w:t>
+      </w:r>
+      <w:r>
+        <w:rPr>
+          <w:rFonts w:cs="Times New Roman"/>
+          <w:szCs w:val="24"/>
+          <w:lang w:val="en-US"/>
+        </w:rPr>
+        <w:t>for the</w:t>
+      </w:r>
+      <w:r>
+        <w:rPr>
+          <w:rFonts w:cs="Times New Roman"/>
+          <w:szCs w:val="24"/>
+          <w:lang w:val="en-US"/>
+        </w:rPr>
+        <w:t xml:space="preserve"> strength of a relational sociology </w:t>
+      </w:r>
+      <w:r>
+        <w:rPr>
+          <w:rFonts w:cs="Times New Roman"/>
+          <w:szCs w:val="24"/>
+          <w:lang w:val="en-US"/>
+        </w:rPr>
+        <w:fldChar w:fldCharType="begin"/>
+      </w:r>
+      <w:r>
+        <w:rPr>
+          <w:rFonts w:cs="Times New Roman"/>
+          <w:szCs w:val="24"/>
+          <w:lang w:val="en-US"/>
+        </w:rPr>
+        <w:instrText xml:space="preserve"> ADDIN ZOTERO_ITEM CSL_CITATION {"citationID":"TF56xomw","properties":{"formattedCitation":"(Emirbayer 1997)","plainCitation":"(Emirbayer 1997)","noteIndex":0},"citationItems":[{"id":4755,"uris":["http://zotero.org/users/4081719/items/7IX6RKAQ"],"itemData":{"id":4755,"type":"article-journal","container-title":"American Journal of Sociology","issue":"2","page":"281-317","title":"Manifesto for a Relational Sociology","URL":"http://www.jstor.org/stable/10.1086/231209","volume":"103","author":[{"family":"Emirbayer","given":"Mustafa"}],"issued":{"date-parts":[["1997"]]},"citation-key":"emirbayerManifestoRelationalSociology1997"}}],"schema":"https://github.com/citation-style-language/schema/raw/master/csl-citation.json"} </w:instrText>
+      </w:r>
+      <w:r>
+        <w:rPr>
+          <w:rFonts w:cs="Times New Roman"/>
+          <w:szCs w:val="24"/>
+          <w:lang w:val="en-US"/>
+        </w:rPr>
+        <w:fldChar w:fldCharType="separate"/>
+      </w:r>
+      <w:r>
+        <w:rPr>
+          <w:rFonts w:cs="Times New Roman"/>
+          <w:szCs w:val="24"/>
+          <w:lang w:val="en-US"/>
+        </w:rPr>
+        <w:t>(Emirbayer 1997)</w:t>
+      </w:r>
+      <w:r>
+        <w:rPr>
+          <w:rFonts w:cs="Times New Roman"/>
+          <w:szCs w:val="24"/>
+          <w:lang w:val="en-US"/>
+        </w:rPr>
+        <w:fldChar w:fldCharType="end"/>
+      </w:r>
+      <w:r>
+        <w:rPr>
+          <w:rFonts w:cs="Times New Roman"/>
+          <w:szCs w:val="24"/>
+          <w:lang w:val="en-US"/>
+        </w:rPr>
+        <w:t>, t</w:t>
+      </w:r>
+      <w:r>
+        <w:rPr>
+          <w:rFonts w:cs="Times New Roman"/>
+          <w:szCs w:val="24"/>
+          <w:lang w:val="en-US"/>
+        </w:rPr>
+        <w:t xml:space="preserve">o think in the Subject-Verb-Object </w:t>
+      </w:r>
+      <w:r>
+        <w:rPr>
+          <w:rFonts w:cs="Times New Roman"/>
+          <w:szCs w:val="24"/>
+          <w:lang w:val="en-US"/>
+        </w:rPr>
+        <w:t xml:space="preserve">semantic </w:t>
+      </w:r>
+      <w:r>
+        <w:rPr>
+          <w:rFonts w:cs="Times New Roman"/>
+          <w:szCs w:val="24"/>
+          <w:lang w:val="en-US"/>
+        </w:rPr>
+        <w:t xml:space="preserve">triplet structure developed mainly by Roberto Franzosi </w:t>
+      </w:r>
+      <w:r>
+        <w:rPr>
+          <w:rFonts w:cs="Times New Roman"/>
+          <w:szCs w:val="24"/>
+          <w:lang w:val="en-US"/>
+        </w:rPr>
+        <w:fldChar w:fldCharType="begin"/>
+      </w:r>
+      <w:r>
+        <w:rPr>
+          <w:rFonts w:cs="Times New Roman"/>
+          <w:szCs w:val="24"/>
+          <w:lang w:val="en-US"/>
+        </w:rPr>
+        <w:instrText xml:space="preserve"> ADDIN ZOTERO_ITEM CSL_CITATION {"citationID":"sfxibMMF","properties":{"formattedCitation":"(2006)","plainCitation":"(2006)","noteIndex":0},"citationItems":[{"id":10719,"uris":["http://zotero.org/users/4081719/items/A63793UF"],"itemData":{"id":10719,"type":"article-journal","abstract":"In a book titled Le retour de l'acteur (The Return of the Actor), French sociologist, Alain Touraine, writes that \"the object of sociology is to explain the behavior of actors by the social relations in which they are placed … . It is the relation, not the actor, that we must study.\" In this paper, I follow up on the prescriptions of that view of sociology's mission. I illustrate the empirical results of statistical analyses based on network models of event data for the years of high working-class mobilization (1919-20, the \"red years\") and Fascist counter-mobilization (1921-22, the \"black years\") in Italy. The data were collected from a newspaper on the basis of a \"semantic grammar,\" the simple linguistic structure centered around subjects, actions, objects and their attributes. That structure, which has at its core Touraine's concern with social actors and relations, allows investigators to go \"from words to numbers.\" The analysis of those numbers confirms the historians' view of that period, the dramatic shift in patterns of collective behavior from the \"red years\" to the \"black years.\" The analyses also provide some preliminary evidence on the explanatory power of various social science theories of mobilization and of Fascism. More broadly, the paper explores some of the epistemological consequences of relying on story grammars and network models as tools for the collection and analysis of narrative data.","container-title":"Mobilization: An International Quarterly","DOI":"10.17813/maiq.4.2.480g12700535663l","ISSN":"1086-671X","issue":"2","journalAbbreviation":"Mobilization: An International Quarterly","page":"131-149","source":"Silverchair","title":"The Return of The Actor. Interaction Networks Among Social Actors During Periods of High Mobilization (Italy, 1919-1922)","URL":"https://doi.org/10.17813/maiq.4.2.480g12700535663l","volume":"4","author":[{"family":"Franzosi","given":"Roberto"}],"accessed":{"date-parts":[["2024",6,6]]},"issued":{"date-parts":[["2006",2,21]]},"citation-key":"franzosiReturnActorInteraction2006"},"label":"page","suppress-author":true}],"schema":"https://github.com/citation-style-language/schema/raw/master/csl-citation.json"} </w:instrText>
+      </w:r>
+      <w:r>
+        <w:rPr>
+          <w:rFonts w:cs="Times New Roman"/>
+          <w:szCs w:val="24"/>
+          <w:lang w:val="en-US"/>
+        </w:rPr>
+        <w:fldChar w:fldCharType="separate"/>
+      </w:r>
+      <w:r>
+        <w:rPr>
+          <w:rFonts w:cs="Times New Roman"/>
+          <w:szCs w:val="24"/>
+          <w:lang w:val="en-US"/>
+        </w:rPr>
+        <w:t>(2006)</w:t>
+      </w:r>
+      <w:r>
+        <w:rPr>
+          <w:rFonts w:cs="Times New Roman"/>
+          <w:szCs w:val="24"/>
+          <w:lang w:val="en-US"/>
+        </w:rPr>
+        <w:fldChar w:fldCharType="end"/>
+      </w:r>
+      <w:r>
+        <w:rPr>
+          <w:rFonts w:cs="Times New Roman"/>
+          <w:szCs w:val="24"/>
+          <w:lang w:val="en-US"/>
+        </w:rPr>
+        <w:t xml:space="preserve"> for the analysis of contentious interactions</w:t>
+      </w:r>
+      <w:r>
+        <w:rPr>
+          <w:rFonts w:cs="Times New Roman"/>
+          <w:szCs w:val="24"/>
+          <w:lang w:val="en-US"/>
+        </w:rPr>
+        <w:t>.</w:t>
+      </w:r>
+      <w:r>
+        <w:rPr>
+          <w:rFonts w:cs="Times New Roman"/>
+          <w:szCs w:val="24"/>
+          <w:lang w:val="en-US"/>
+        </w:rPr>
+        <w:t xml:space="preserve"> </w:t>
+      </w:r>
+      <w:r>
+        <w:rPr>
+          <w:rFonts w:cs="Times New Roman"/>
+          <w:szCs w:val="24"/>
+          <w:lang w:val="en-US"/>
+        </w:rPr>
+        <w:t>Indeed, my argument hold on the theoretical assumption by which the</w:t>
+      </w:r>
+      <w:r>
+        <w:rPr>
+          <w:rFonts w:cs="Times New Roman"/>
+          <w:szCs w:val="24"/>
+          <w:lang w:val="en-US"/>
+        </w:rPr>
+        <w:t xml:space="preserve"> elements </w:t>
+      </w:r>
+      <w:r>
+        <w:rPr>
+          <w:rFonts w:cs="Times New Roman"/>
+          <w:szCs w:val="24"/>
+          <w:lang w:val="en-US"/>
+        </w:rPr>
+        <w:t>of the Subject-Verb-Object triplet c</w:t>
+      </w:r>
+      <w:r>
+        <w:rPr>
+          <w:rFonts w:cs="Times New Roman"/>
+          <w:szCs w:val="24"/>
+          <w:lang w:val="en-US"/>
+        </w:rPr>
+        <w:t>onfigure the organization</w:t>
+      </w:r>
+      <w:r>
+        <w:rPr>
+          <w:rFonts w:cs="Times New Roman"/>
+          <w:szCs w:val="24"/>
+          <w:lang w:val="en-US"/>
+        </w:rPr>
+        <w:t xml:space="preserve"> and </w:t>
+      </w:r>
+      <w:r>
+        <w:rPr>
+          <w:rFonts w:cs="Times New Roman"/>
+          <w:szCs w:val="24"/>
+          <w:lang w:val="en-US"/>
+        </w:rPr>
+        <w:t>govern the definition of the “</w:t>
+      </w:r>
+      <w:r>
+        <w:rPr>
+          <w:rFonts w:cs="Times New Roman"/>
+          <w:i/>
+          <w:iCs/>
+          <w:szCs w:val="24"/>
+          <w:lang w:val="en-US"/>
+        </w:rPr>
+        <w:t>sense of realness</w:t>
+      </w:r>
+      <w:r>
+        <w:rPr>
+          <w:rFonts w:cs="Times New Roman"/>
+          <w:szCs w:val="24"/>
+          <w:lang w:val="en-US"/>
+        </w:rPr>
+        <w:t>” of the structured individual experience of the events of social life (Goffman 1976, 10-11, 13)</w:t>
+      </w:r>
+      <w:r>
+        <w:rPr>
+          <w:rFonts w:cs="Times New Roman"/>
+          <w:szCs w:val="24"/>
+          <w:lang w:val="en-US"/>
+        </w:rPr>
+        <w:t>.</w:t>
       </w:r>
     </w:p>
     <w:p>
       <w:pPr>
         <w:spacing w:line="480" w:lineRule="auto"/>
         <w:rPr>
+          <w:rFonts w:cs="Times New Roman"/>
+          <w:szCs w:val="24"/>
           <w:lang w:val="en-US"/>
         </w:rPr>
       </w:pPr>
       <w:r>
         <w:rPr>
-          <w:lang w:val="en-US"/>
-        </w:rPr>
+          <w:rFonts w:cs="Times New Roman"/>
+          <w:szCs w:val="24"/>
+          <w:lang w:val="en-US"/>
+        </w:rPr>
+        <w:lastRenderedPageBreak/>
         <w:t>I</w:t>
       </w:r>
       <w:r>
         <w:rPr>
+          <w:rFonts w:cs="Times New Roman"/>
+          <w:szCs w:val="24"/>
           <w:lang w:val="en-US"/>
         </w:rPr>
         <w:t>n this particular case</w:t>
       </w:r>
       <w:r>
         <w:rPr>
+          <w:rFonts w:cs="Times New Roman"/>
+          <w:szCs w:val="24"/>
           <w:lang w:val="en-US"/>
         </w:rPr>
         <w:t xml:space="preserve"> </w:t>
       </w:r>
       <w:r>
         <w:rPr>
+          <w:rFonts w:cs="Times New Roman"/>
+          <w:szCs w:val="24"/>
           <w:lang w:val="en-US"/>
         </w:rPr>
         <w:t>about the events of social life that configure</w:t>
       </w:r>
       <w:r>
         <w:rPr>
+          <w:rFonts w:cs="Times New Roman"/>
+          <w:szCs w:val="24"/>
           <w:lang w:val="en-US"/>
         </w:rPr>
         <w:t>d</w:t>
       </w:r>
       <w:r>
         <w:rPr>
+          <w:rFonts w:cs="Times New Roman"/>
+          <w:szCs w:val="24"/>
           <w:lang w:val="en-US"/>
         </w:rPr>
         <w:t xml:space="preserve"> the dynamic of contention of the Palestine-Israel conflict as the primary framework by which the APP </w:t>
       </w:r>
       <w:r>
         <w:rPr>
+          <w:rFonts w:cs="Times New Roman"/>
+          <w:szCs w:val="24"/>
           <w:lang w:val="en-US"/>
         </w:rPr>
         <w:t>acquired</w:t>
       </w:r>
       <w:r>
         <w:rPr>
+          <w:rFonts w:cs="Times New Roman"/>
+          <w:szCs w:val="24"/>
           <w:lang w:val="en-US"/>
         </w:rPr>
         <w:t xml:space="preserve"> meaning until a point in which it </w:t>
       </w:r>
       <w:r>
         <w:rPr>
+          <w:rFonts w:cs="Times New Roman"/>
+          <w:szCs w:val="24"/>
           <w:lang w:val="en-US"/>
         </w:rPr>
         <w:t>doesn’t</w:t>
       </w:r>
       <w:r>
         <w:rPr>
+          <w:rFonts w:cs="Times New Roman"/>
+          <w:szCs w:val="24"/>
           <w:lang w:val="en-US"/>
         </w:rPr>
         <w:t xml:space="preserve"> </w:t>
       </w:r>
       <w:r>
         <w:rPr>
+          <w:rFonts w:cs="Times New Roman"/>
+          <w:szCs w:val="24"/>
           <w:lang w:val="en-US"/>
         </w:rPr>
         <w:t>anymore</w:t>
       </w:r>
       <w:r>
         <w:rPr>
+          <w:rFonts w:cs="Times New Roman"/>
+          <w:szCs w:val="24"/>
           <w:lang w:val="en-US"/>
         </w:rPr>
         <w:t>,</w:t>
       </w:r>
       <w:r>
         <w:rPr>
+          <w:rFonts w:cs="Times New Roman"/>
+          <w:szCs w:val="24"/>
           <w:lang w:val="en-US"/>
         </w:rPr>
         <w:t xml:space="preserve"> marked by the joint statement subscribed by China and Russia in Beijing (May 16</w:t>
       </w:r>
       <w:r>
         <w:rPr>
+          <w:rFonts w:cs="Times New Roman"/>
+          <w:szCs w:val="24"/>
           <w:vertAlign w:val="superscript"/>
           <w:lang w:val="en-US"/>
         </w:rPr>
@@ -695,12 +1647,16 @@
       </w:r>
       <w:r>
         <w:rPr>
+          <w:rFonts w:cs="Times New Roman"/>
+          <w:szCs w:val="24"/>
           <w:lang w:val="en-US"/>
         </w:rPr>
         <w:t>), the Raisi’s martyrization (May 19</w:t>
       </w:r>
       <w:r>
         <w:rPr>
+          <w:rFonts w:cs="Times New Roman"/>
+          <w:szCs w:val="24"/>
           <w:vertAlign w:val="superscript"/>
           <w:lang w:val="en-US"/>
         </w:rPr>
@@ -708,12 +1664,16 @@
       </w:r>
       <w:r>
         <w:rPr>
+          <w:rFonts w:cs="Times New Roman"/>
+          <w:szCs w:val="24"/>
           <w:lang w:val="en-US"/>
         </w:rPr>
         <w:t>), the decision of the ICC for the prosecution of top authorities of Israel charged for war crimes (May 21</w:t>
       </w:r>
       <w:r>
         <w:rPr>
+          <w:rFonts w:cs="Times New Roman"/>
+          <w:szCs w:val="24"/>
           <w:vertAlign w:val="superscript"/>
           <w:lang w:val="en-US"/>
         </w:rPr>
@@ -721,12 +1681,16 @@
       </w:r>
       <w:r>
         <w:rPr>
+          <w:rFonts w:cs="Times New Roman"/>
+          <w:szCs w:val="24"/>
           <w:lang w:val="en-US"/>
         </w:rPr>
         <w:t>), followed by the decision of the U.S. to unrecognize the ICC resolution (May 22</w:t>
       </w:r>
       <w:r>
         <w:rPr>
+          <w:rFonts w:cs="Times New Roman"/>
+          <w:szCs w:val="24"/>
           <w:vertAlign w:val="superscript"/>
           <w:lang w:val="en-US"/>
         </w:rPr>
@@ -734,110 +1698,212 @@
       </w:r>
       <w:r>
         <w:rPr>
+          <w:rFonts w:cs="Times New Roman"/>
+          <w:szCs w:val="24"/>
           <w:lang w:val="en-US"/>
         </w:rPr>
         <w:t>)</w:t>
       </w:r>
       <w:r>
         <w:rPr>
+          <w:rFonts w:cs="Times New Roman"/>
+          <w:szCs w:val="24"/>
           <w:lang w:val="en-US"/>
         </w:rPr>
         <w:t>.</w:t>
       </w:r>
       <w:r>
         <w:rPr>
+          <w:rFonts w:cs="Times New Roman"/>
+          <w:szCs w:val="24"/>
           <w:lang w:val="en-US"/>
         </w:rPr>
         <w:t xml:space="preserve"> The APP demobilization coincide</w:t>
       </w:r>
       <w:r>
         <w:rPr>
+          <w:rFonts w:cs="Times New Roman"/>
+          <w:szCs w:val="24"/>
           <w:lang w:val="en-US"/>
         </w:rPr>
         <w:t>d</w:t>
       </w:r>
       <w:r>
         <w:rPr>
+          <w:rFonts w:cs="Times New Roman"/>
+          <w:szCs w:val="24"/>
           <w:lang w:val="en-US"/>
         </w:rPr>
         <w:t xml:space="preserve"> with this tipping point for the Palestine-Israel contention at a multilevel polity scale, and finally the</w:t>
       </w:r>
       <w:r>
         <w:rPr>
+          <w:rFonts w:cs="Times New Roman"/>
+          <w:szCs w:val="24"/>
           <w:lang w:val="en-US"/>
         </w:rPr>
         <w:t xml:space="preserve"> political opportunity was reframed toward the UAW strike completely under the most cooptated and institutionalized organizations to negotiate with the </w:t>
       </w:r>
       <w:r>
         <w:rPr>
+          <w:rFonts w:cs="Times New Roman"/>
+          <w:szCs w:val="24"/>
           <w:lang w:val="en-US"/>
         </w:rPr>
         <w:t xml:space="preserve">effective </w:t>
       </w:r>
       <w:r>
         <w:rPr>
+          <w:rFonts w:cs="Times New Roman"/>
+          <w:szCs w:val="24"/>
           <w:lang w:val="en-US"/>
         </w:rPr>
         <w:t>repression of the college students</w:t>
       </w:r>
       <w:r>
         <w:rPr>
+          <w:rFonts w:cs="Times New Roman"/>
+          <w:szCs w:val="24"/>
           <w:lang w:val="en-US"/>
         </w:rPr>
         <w:t>,</w:t>
       </w:r>
       <w:r>
         <w:rPr>
-          <w:lang w:val="en-US"/>
-        </w:rPr>
-        <w:t xml:space="preserve"> the claims of the students union, claims that difficulty can be understood as disruptive in the broad nor in the precise sense of the term. </w:t>
-      </w:r>
-      <w:r>
-        <w:rPr>
-          <w:lang w:val="en-US"/>
-        </w:rPr>
-        <w:t>(insert disruption in Tarrow)</w:t>
+          <w:rFonts w:cs="Times New Roman"/>
+          <w:szCs w:val="24"/>
+          <w:lang w:val="en-US"/>
+        </w:rPr>
+        <w:t xml:space="preserve"> the claims of the students union, claims that difficulty can be understood as disruptive in the broad nor in the precise sense of the term</w:t>
+      </w:r>
+      <w:r>
+        <w:rPr>
+          <w:rFonts w:cs="Times New Roman"/>
+          <w:szCs w:val="24"/>
+          <w:lang w:val="en-US"/>
+        </w:rPr>
+        <w:t>. As Goffman stated properly, frame “</w:t>
+      </w:r>
+      <w:r>
+        <w:rPr>
+          <w:rFonts w:cs="Times New Roman"/>
+          <w:i/>
+          <w:iCs/>
+          <w:szCs w:val="24"/>
+          <w:lang w:val="en-US"/>
+        </w:rPr>
+        <w:t>limits being a factor to be attended to throughout frame analysis</w:t>
+      </w:r>
+      <w:r>
+        <w:rPr>
+          <w:rFonts w:cs="Times New Roman"/>
+          <w:szCs w:val="24"/>
+          <w:lang w:val="en-US"/>
+        </w:rPr>
+        <w:t xml:space="preserve">” </w:t>
+      </w:r>
+      <w:r>
+        <w:rPr>
+          <w:rFonts w:cs="Times New Roman"/>
+          <w:szCs w:val="24"/>
+          <w:lang w:val="en-US"/>
+        </w:rPr>
+        <w:fldChar w:fldCharType="begin"/>
+      </w:r>
+      <w:r>
+        <w:rPr>
+          <w:rFonts w:cs="Times New Roman"/>
+          <w:szCs w:val="24"/>
+          <w:lang w:val="en-US"/>
+        </w:rPr>
+        <w:instrText xml:space="preserve"> ADDIN ZOTERO_ITEM CSL_CITATION {"citationID":"DhqXQPeI","properties":{"formattedCitation":"(Goffman 1976, 49)","plainCitation":"(Goffman 1976, 49)","noteIndex":0},"citationItems":[{"id":10717,"uris":["http://zotero.org/users/4081719/items/R89C6Z79"],"itemData":{"id":10717,"type":"book","event-place":"Cambridge, Mass","ISBN":"978-0-674-31656-0","language":"eng","number-of-pages":"586","publisher":"Harvard University Press","publisher-place":"Cambridge, Mass","source":"K10plus ISBN","title":"Frame analysis: an essay on the organization of experience","title-short":"Frame analysis","author":[{"family":"Goffman","given":"Erving"}],"issued":{"date-parts":[["1976"]]},"citation-key":"goffmanFrameAnalysisEssay1976"},"locator":"49","label":"page"}],"schema":"https://github.com/citation-style-language/schema/raw/master/csl-citation.json"} </w:instrText>
+      </w:r>
+      <w:r>
+        <w:rPr>
+          <w:rFonts w:cs="Times New Roman"/>
+          <w:szCs w:val="24"/>
+          <w:lang w:val="en-US"/>
+        </w:rPr>
+        <w:fldChar w:fldCharType="separate"/>
+      </w:r>
+      <w:r>
+        <w:rPr>
+          <w:rFonts w:cs="Times New Roman"/>
+          <w:szCs w:val="24"/>
+          <w:lang w:val="en-US"/>
+        </w:rPr>
+        <w:t>(Goffman 1976, 49)</w:t>
+      </w:r>
+      <w:r>
+        <w:rPr>
+          <w:rFonts w:cs="Times New Roman"/>
+          <w:szCs w:val="24"/>
+          <w:lang w:val="en-US"/>
+        </w:rPr>
+        <w:fldChar w:fldCharType="end"/>
+      </w:r>
+      <w:r>
+        <w:rPr>
+          <w:rFonts w:cs="Times New Roman"/>
+          <w:szCs w:val="24"/>
+          <w:lang w:val="en-US"/>
+        </w:rPr>
+        <w:t>.</w:t>
       </w:r>
     </w:p>
     <w:p>
       <w:pPr>
         <w:spacing w:line="480" w:lineRule="auto"/>
         <w:rPr>
+          <w:rFonts w:cs="Times New Roman"/>
+          <w:szCs w:val="24"/>
           <w:lang w:val="en-US"/>
         </w:rPr>
       </w:pPr>
       <w:r>
         <w:rPr>
+          <w:rFonts w:cs="Times New Roman"/>
+          <w:szCs w:val="24"/>
           <w:lang w:val="en-US"/>
         </w:rPr>
         <w:t>The</w:t>
       </w:r>
       <w:r>
         <w:rPr>
+          <w:rFonts w:cs="Times New Roman"/>
+          <w:szCs w:val="24"/>
           <w:lang w:val="en-US"/>
         </w:rPr>
         <w:t xml:space="preserve"> </w:t>
       </w:r>
       <w:r>
         <w:rPr>
+          <w:rFonts w:cs="Times New Roman"/>
+          <w:szCs w:val="24"/>
           <w:lang w:val="en-US"/>
         </w:rPr>
         <w:t>non-</w:t>
       </w:r>
       <w:r>
         <w:rPr>
+          <w:rFonts w:cs="Times New Roman"/>
+          <w:szCs w:val="24"/>
           <w:lang w:val="en-US"/>
         </w:rPr>
         <w:t xml:space="preserve">keying </w:t>
       </w:r>
       <w:r>
         <w:rPr>
+          <w:rFonts w:cs="Times New Roman"/>
+          <w:szCs w:val="24"/>
           <w:lang w:val="en-US"/>
         </w:rPr>
         <w:t>of the events occurred since May 19</w:t>
       </w:r>
       <w:r>
         <w:rPr>
+          <w:rFonts w:cs="Times New Roman"/>
+          <w:szCs w:val="24"/>
           <w:vertAlign w:val="superscript"/>
           <w:lang w:val="en-US"/>
         </w:rPr>
@@ -845,205 +1911,643 @@
       </w:r>
       <w:r>
         <w:rPr>
+          <w:rFonts w:cs="Times New Roman"/>
+          <w:szCs w:val="24"/>
           <w:lang w:val="en-US"/>
         </w:rPr>
         <w:t xml:space="preserve"> proper of</w:t>
       </w:r>
       <w:r>
         <w:rPr>
+          <w:rFonts w:cs="Times New Roman"/>
+          <w:szCs w:val="24"/>
           <w:lang w:val="en-US"/>
         </w:rPr>
         <w:t xml:space="preserve"> the Palestine-Israel contention</w:t>
       </w:r>
       <w:r>
         <w:rPr>
+          <w:rFonts w:cs="Times New Roman"/>
+          <w:szCs w:val="24"/>
           <w:lang w:val="en-US"/>
         </w:rPr>
         <w:t xml:space="preserve"> by the social movement organizations at the national leadership of the APP</w:t>
       </w:r>
       <w:r>
         <w:rPr>
-          <w:lang w:val="en-US"/>
-        </w:rPr>
-        <w:t xml:space="preserve"> finished in “weird” unsuccessful attempts to modify its organizations, coalitions, </w:t>
-      </w:r>
-      <w:r>
-        <w:rPr>
+          <w:rFonts w:cs="Times New Roman"/>
+          <w:szCs w:val="24"/>
+          <w:lang w:val="en-US"/>
+        </w:rPr>
+        <w:t xml:space="preserve"> finished in “weird” unsuccessful attempts to modify its organizations, coalitions, performances, and targets</w:t>
+      </w:r>
+      <w:r>
+        <w:rPr>
+          <w:rFonts w:cs="Times New Roman"/>
+          <w:szCs w:val="24"/>
+          <w:lang w:val="en-US"/>
+        </w:rPr>
+        <w:t>.</w:t>
+      </w:r>
+      <w:r>
+        <w:rPr>
+          <w:rFonts w:cs="Times New Roman"/>
+          <w:szCs w:val="24"/>
+          <w:lang w:val="en-US"/>
+        </w:rPr>
+        <w:t xml:space="preserve"> </w:t>
+      </w:r>
+      <w:r>
+        <w:rPr>
+          <w:rFonts w:cs="Times New Roman"/>
+          <w:szCs w:val="24"/>
+          <w:lang w:val="en-US"/>
+        </w:rPr>
+        <w:t>F</w:t>
+      </w:r>
+      <w:r>
+        <w:rPr>
+          <w:rFonts w:cs="Times New Roman"/>
+          <w:szCs w:val="24"/>
+          <w:lang w:val="en-US"/>
+        </w:rPr>
+        <w:t>inally limited</w:t>
+      </w:r>
+      <w:r>
+        <w:rPr>
+          <w:rFonts w:cs="Times New Roman"/>
+          <w:szCs w:val="24"/>
+          <w:lang w:val="en-US"/>
+        </w:rPr>
+        <w:t xml:space="preserve"> by its own frame</w:t>
+      </w:r>
+      <w:r>
+        <w:rPr>
+          <w:rFonts w:cs="Times New Roman"/>
+          <w:szCs w:val="24"/>
+          <w:lang w:val="en-US"/>
+        </w:rPr>
+        <w:t>, ineffective and completely embedded in its concrete and institutionalized field of contention which is reduced to the College campuses</w:t>
+      </w:r>
+      <w:r>
+        <w:rPr>
+          <w:rFonts w:cs="Times New Roman"/>
+          <w:szCs w:val="24"/>
+          <w:lang w:val="en-US"/>
+        </w:rPr>
+        <w:t>.</w:t>
+      </w:r>
+      <w:r>
+        <w:rPr>
+          <w:rFonts w:cs="Times New Roman"/>
+          <w:szCs w:val="24"/>
+          <w:lang w:val="en-US"/>
+        </w:rPr>
+        <w:t xml:space="preserve"> In words of Goffman</w:t>
+      </w:r>
+      <w:r>
+        <w:rPr>
+          <w:rFonts w:cs="Times New Roman"/>
+          <w:szCs w:val="24"/>
+          <w:lang w:val="en-US"/>
+        </w:rPr>
+        <w:t xml:space="preserve">, </w:t>
+      </w:r>
+      <w:r>
+        <w:rPr>
+          <w:rFonts w:cs="Times New Roman"/>
+          <w:szCs w:val="24"/>
+          <w:lang w:val="en-US"/>
+        </w:rPr>
+        <w:t xml:space="preserve">the non-keying of the </w:t>
+      </w:r>
+      <w:r>
+        <w:rPr>
+          <w:rFonts w:cs="Times New Roman"/>
+          <w:szCs w:val="24"/>
+          <w:lang w:val="en-US"/>
+        </w:rPr>
+        <w:t>“</w:t>
+      </w:r>
+      <w:r>
+        <w:rPr>
+          <w:rFonts w:cs="Times New Roman"/>
+          <w:szCs w:val="24"/>
+          <w:lang w:val="en-US"/>
+        </w:rPr>
+        <w:t>deviant act</w:t>
+      </w:r>
+      <w:r>
+        <w:rPr>
+          <w:rFonts w:cs="Times New Roman"/>
+          <w:szCs w:val="24"/>
+          <w:lang w:val="en-US"/>
+        </w:rPr>
+        <w:t>”</w:t>
+      </w:r>
+      <w:r>
+        <w:rPr>
+          <w:rFonts w:cs="Times New Roman"/>
+          <w:szCs w:val="24"/>
+          <w:lang w:val="en-US"/>
+        </w:rPr>
+        <w:t xml:space="preserve"> </w:t>
+      </w:r>
+      <w:r>
+        <w:rPr>
+          <w:rFonts w:cs="Times New Roman"/>
+          <w:szCs w:val="24"/>
+          <w:lang w:val="en-US"/>
+        </w:rPr>
+        <w:t>-</w:t>
+      </w:r>
+      <w:r>
+        <w:rPr>
+          <w:rFonts w:cs="Times New Roman"/>
+          <w:szCs w:val="24"/>
+          <w:lang w:val="en-US"/>
+        </w:rPr>
+        <w:t>as</w:t>
+      </w:r>
+      <w:r>
+        <w:rPr>
+          <w:rFonts w:cs="Times New Roman"/>
+          <w:szCs w:val="24"/>
+          <w:lang w:val="en-US"/>
+        </w:rPr>
+        <w:t xml:space="preserve"> an event</w:t>
+      </w:r>
+      <w:r>
+        <w:rPr>
+          <w:rFonts w:cs="Times New Roman"/>
+          <w:szCs w:val="24"/>
+          <w:lang w:val="en-US"/>
+        </w:rPr>
+        <w:t xml:space="preserve"> significant to “</w:t>
+      </w:r>
+      <w:r>
+        <w:rPr>
+          <w:rFonts w:cs="Times New Roman"/>
+          <w:i/>
+          <w:iCs/>
+          <w:szCs w:val="24"/>
+          <w:lang w:val="en-US"/>
+        </w:rPr>
+        <w:t>undermine the intelligibility of everything else we had thought was going on around us, including all next acts, thus generating diffuse disorder</w:t>
+      </w:r>
+      <w:r>
+        <w:rPr>
+          <w:rFonts w:cs="Times New Roman"/>
+          <w:szCs w:val="24"/>
+          <w:lang w:val="en-US"/>
+        </w:rPr>
+        <w:t>”</w:t>
+      </w:r>
+      <w:r>
+        <w:rPr>
+          <w:rFonts w:cs="Times New Roman"/>
+          <w:szCs w:val="24"/>
+          <w:lang w:val="en-US"/>
+        </w:rPr>
+        <w:t xml:space="preserve"> </w:t>
+      </w:r>
+      <w:r>
+        <w:rPr>
+          <w:rFonts w:cs="Times New Roman"/>
+          <w:szCs w:val="24"/>
+          <w:lang w:val="en-US"/>
+        </w:rPr>
+        <w:fldChar w:fldCharType="begin"/>
+      </w:r>
+      <w:r>
+        <w:rPr>
+          <w:rFonts w:cs="Times New Roman"/>
+          <w:szCs w:val="24"/>
+          <w:lang w:val="en-US"/>
+        </w:rPr>
+        <w:instrText xml:space="preserve"> ADDIN ZOTERO_ITEM CSL_CITATION {"citationID":"lUTD0UQz","properties":{"formattedCitation":"(Goffman 1967, 5)","plainCitation":"(Goffman 1967, 5)","noteIndex":0},"citationItems":[{"id":10708,"uris":["http://zotero.org/users/4081719/items/ZZYEGGFP"],"itemData":{"id":10708,"type":"book","abstract":"\"From the exemplary opening essay of Interaction Ritual, \"On Face-Work,\" -a full account of the extraordinary repertoire of maneuvers we employ in social encounters in order to \"save face\"-to the final, and classic, essay \"Where the Action Is,\"-an examination of people in risky occupations and situations: gamblers, criminals, coal miners, stock speculators-Goffman astounds us with the unexpected richness and complexity of brief encounters between people. For Goffman, as for Freud, the extreme cases are of interest because of the light they shed on the normal: The study of the trapeze artist is worthwhile because each of us is on the wire from time to time.\"--Amazon.com.","collection-title":"Anchor books ; A596.","edition":"[1st ed.].","event-place":"Garden City, N.Y","ISBN":"0-7139-0265-5","publisher":"Doubleday","publisher-place":"Garden City, N.Y","title":"Interaction ritual: essays on face-to-face behavior","author":[{"family":"Goffman","given":"Erving."}],"issued":{"date-parts":[["1967"]]},"citation-key":"goffmanInteractionRitualEssays1967"},"locator":"5","label":"page"}],"schema":"https://github.com/citation-style-language/schema/raw/master/csl-citation.json"} </w:instrText>
+      </w:r>
+      <w:r>
+        <w:rPr>
+          <w:rFonts w:cs="Times New Roman"/>
+          <w:szCs w:val="24"/>
+          <w:lang w:val="en-US"/>
+        </w:rPr>
+        <w:fldChar w:fldCharType="separate"/>
+      </w:r>
+      <w:r>
+        <w:rPr>
+          <w:rFonts w:cs="Times New Roman"/>
+          <w:szCs w:val="24"/>
+          <w:lang w:val="en-US"/>
+        </w:rPr>
+        <w:t>(Goffman 1967, 5)</w:t>
+      </w:r>
+      <w:r>
+        <w:rPr>
+          <w:rFonts w:cs="Times New Roman"/>
+          <w:szCs w:val="24"/>
+          <w:lang w:val="en-US"/>
+        </w:rPr>
+        <w:fldChar w:fldCharType="end"/>
+      </w:r>
+      <w:r>
+        <w:rPr>
+          <w:rFonts w:cs="Times New Roman"/>
+          <w:szCs w:val="24"/>
+          <w:lang w:val="en-US"/>
+        </w:rPr>
+        <w:t>- , should be contested “</w:t>
+      </w:r>
+      <w:r>
+        <w:rPr>
+          <w:rFonts w:cs="Times New Roman"/>
+          <w:i/>
+          <w:iCs/>
+          <w:szCs w:val="24"/>
+          <w:lang w:val="en-US"/>
+        </w:rPr>
+        <w:t xml:space="preserve">[b]y face-work […] to designate the action taken by a person to make whatever he is doing consistent with face. Face-work serves to </w:t>
+      </w:r>
+      <w:r>
+        <w:rPr>
+          <w:rFonts w:cs="Times New Roman"/>
+          <w:i/>
+          <w:iCs/>
+          <w:szCs w:val="24"/>
           <w:lang w:val="en-US"/>
         </w:rPr>
         <w:lastRenderedPageBreak/>
-        <w:t>performances, and targets</w:t>
-      </w:r>
-      <w:r>
-        <w:rPr>
-          <w:lang w:val="en-US"/>
-        </w:rPr>
-        <w:t>.</w:t>
-      </w:r>
-      <w:r>
-        <w:rPr>
-          <w:lang w:val="en-US"/>
-        </w:rPr>
-        <w:t xml:space="preserve"> </w:t>
-      </w:r>
-      <w:r>
-        <w:rPr>
-          <w:lang w:val="en-US"/>
-        </w:rPr>
-        <w:t>F</w:t>
-      </w:r>
-      <w:r>
-        <w:rPr>
-          <w:lang w:val="en-US"/>
-        </w:rPr>
-        <w:t>inally limited</w:t>
-      </w:r>
-      <w:r>
-        <w:rPr>
-          <w:lang w:val="en-US"/>
-        </w:rPr>
-        <w:t xml:space="preserve"> by its own frame</w:t>
-      </w:r>
-      <w:r>
-        <w:rPr>
-          <w:lang w:val="en-US"/>
-        </w:rPr>
-        <w:t>, ineffective and completely embedded in its concrete and institutionalized field of contention which is reduced to the College campuses</w:t>
-      </w:r>
-      <w:r>
-        <w:rPr>
-          <w:lang w:val="en-US"/>
-        </w:rPr>
-        <w:t xml:space="preserve">. </w:t>
+        <w:t>counteract “incidents”- that is, events whose effective symbolic implications threaten face</w:t>
+      </w:r>
+      <w:r>
+        <w:rPr>
+          <w:rFonts w:cs="Times New Roman"/>
+          <w:szCs w:val="24"/>
+          <w:lang w:val="en-US"/>
+        </w:rPr>
+        <w:t>” (Goffman 1967, 12-13).</w:t>
       </w:r>
     </w:p>
     <w:p>
       <w:pPr>
         <w:spacing w:line="480" w:lineRule="auto"/>
         <w:rPr>
+          <w:rFonts w:cs="Times New Roman"/>
+          <w:szCs w:val="24"/>
           <w:lang w:val="en-US"/>
         </w:rPr>
       </w:pPr>
       <w:r>
         <w:rPr>
-          <w:lang w:val="en-US"/>
-        </w:rPr>
-        <w:t>The experience of the “sense of realness” of the Palestine-Israel contention “globalized” was effectively “lived” with bites, peeper gas, rubber bullets, and blood faced to the world by “live stream”</w:t>
-      </w:r>
-      <w:r>
-        <w:rPr>
+          <w:rFonts w:cs="Times New Roman"/>
+          <w:szCs w:val="24"/>
+          <w:lang w:val="en-US"/>
+        </w:rPr>
+        <w:t>The experience of the “</w:t>
+      </w:r>
+      <w:r>
+        <w:rPr>
+          <w:rFonts w:cs="Times New Roman"/>
+          <w:i/>
+          <w:iCs/>
+          <w:szCs w:val="24"/>
+          <w:lang w:val="en-US"/>
+        </w:rPr>
+        <w:t>sense of realness</w:t>
+      </w:r>
+      <w:r>
+        <w:rPr>
+          <w:rFonts w:cs="Times New Roman"/>
+          <w:szCs w:val="24"/>
+          <w:lang w:val="en-US"/>
+        </w:rPr>
+        <w:t>” of the Palestine-Israel contention “globalized”</w:t>
+      </w:r>
+      <w:r>
+        <w:rPr>
+          <w:rFonts w:cs="Times New Roman"/>
+          <w:szCs w:val="24"/>
+          <w:lang w:val="en-US"/>
+        </w:rPr>
+        <w:t xml:space="preserve">, </w:t>
+      </w:r>
+      <w:r>
+        <w:rPr>
+          <w:rFonts w:cs="Times New Roman"/>
+          <w:szCs w:val="24"/>
+          <w:lang w:val="en-US"/>
+        </w:rPr>
+        <w:t>was effectively “</w:t>
+      </w:r>
+      <w:r>
+        <w:rPr>
+          <w:rFonts w:cs="Times New Roman"/>
+          <w:szCs w:val="24"/>
+          <w:lang w:val="en-US"/>
+        </w:rPr>
+        <w:t>experienced</w:t>
+      </w:r>
+      <w:r>
+        <w:rPr>
+          <w:rFonts w:cs="Times New Roman"/>
+          <w:szCs w:val="24"/>
+          <w:lang w:val="en-US"/>
+        </w:rPr>
+        <w:t>” with bites, peeper gas, rubber bullets, and blood faced to the world by “live stream”</w:t>
+      </w:r>
+      <w:r>
+        <w:rPr>
+          <w:rFonts w:cs="Times New Roman"/>
+          <w:szCs w:val="24"/>
           <w:lang w:val="en-US"/>
         </w:rPr>
         <w:t>. S</w:t>
       </w:r>
       <w:r>
         <w:rPr>
-          <w:lang w:val="en-US"/>
-        </w:rPr>
-        <w:t>omething at least “weird” and surprisingly contrastable with the completely banned access to internet, phone signal, neither to the diffusion of images of similar and higher levels of police and military brutal repression in contemporary episodes of contention as Ukraine 2018, Ecuador and Chile 2019, Colombia 2020 and 2021, Peru 2022, just to mention a hand of them.</w:t>
+          <w:rFonts w:cs="Times New Roman"/>
+          <w:szCs w:val="24"/>
+          <w:lang w:val="en-US"/>
+        </w:rPr>
+        <w:t>omething at least “</w:t>
+      </w:r>
+      <w:r>
+        <w:rPr>
+          <w:rFonts w:cs="Times New Roman"/>
+          <w:szCs w:val="24"/>
+          <w:lang w:val="en-US"/>
+        </w:rPr>
+        <w:t>puzzling</w:t>
+      </w:r>
+      <w:r>
+        <w:rPr>
+          <w:rFonts w:cs="Times New Roman"/>
+          <w:szCs w:val="24"/>
+          <w:lang w:val="en-US"/>
+        </w:rPr>
+        <w:t>” and surprisingly contrastable with the completely banned access to internet, phone signal, neither to the diffusion of images of similar and higher levels of police and military brutal repression in contemporary episodes of contention as Ukraine 2018, Ecuador and Chile 2019, Colombia 2020 and 2021, Peru 2022, just to mention a hand of them.</w:t>
+      </w:r>
+      <w:r>
+        <w:rPr>
+          <w:rStyle w:val="Refdenotaalpie"/>
+          <w:rFonts w:cs="Times New Roman"/>
+          <w:szCs w:val="24"/>
+          <w:lang w:val="en-US"/>
+        </w:rPr>
+        <w:footnoteReference w:id="3"/>
       </w:r>
     </w:p>
     <w:p>
       <w:pPr>
         <w:spacing w:line="480" w:lineRule="auto"/>
         <w:rPr>
+          <w:rFonts w:cs="Times New Roman"/>
+          <w:szCs w:val="24"/>
           <w:lang w:val="en-US"/>
         </w:rPr>
       </w:pPr>
       <w:r>
         <w:rPr>
+          <w:rFonts w:cs="Times New Roman"/>
+          <w:szCs w:val="24"/>
           <w:lang w:val="en-US"/>
         </w:rPr>
         <w:t>An</w:t>
       </w:r>
       <w:r>
         <w:rPr>
+          <w:rFonts w:cs="Times New Roman"/>
+          <w:szCs w:val="24"/>
           <w:lang w:val="en-US"/>
         </w:rPr>
         <w:t xml:space="preserve"> absurd </w:t>
       </w:r>
       <w:r>
         <w:rPr>
+          <w:rFonts w:cs="Times New Roman"/>
+          <w:szCs w:val="24"/>
           <w:lang w:val="en-US"/>
         </w:rPr>
         <w:t>number</w:t>
       </w:r>
       <w:r>
         <w:rPr>
+          <w:rFonts w:cs="Times New Roman"/>
+          <w:szCs w:val="24"/>
           <w:lang w:val="en-US"/>
         </w:rPr>
         <w:t xml:space="preserve"> of detainments </w:t>
       </w:r>
       <w:r>
         <w:rPr>
+          <w:rFonts w:cs="Times New Roman"/>
+          <w:szCs w:val="24"/>
           <w:lang w:val="en-US"/>
         </w:rPr>
         <w:t>were fast paid for</w:t>
       </w:r>
       <w:r>
         <w:rPr>
+          <w:rFonts w:cs="Times New Roman"/>
+          <w:szCs w:val="24"/>
           <w:lang w:val="en-US"/>
         </w:rPr>
         <w:t xml:space="preserve"> also effective</w:t>
       </w:r>
       <w:r>
         <w:rPr>
+          <w:rFonts w:cs="Times New Roman"/>
+          <w:szCs w:val="24"/>
           <w:lang w:val="en-US"/>
         </w:rPr>
         <w:t xml:space="preserve"> liberation</w:t>
       </w:r>
       <w:r>
         <w:rPr>
+          <w:rFonts w:cs="Times New Roman"/>
+          <w:szCs w:val="24"/>
           <w:lang w:val="en-US"/>
         </w:rPr>
         <w:t>,</w:t>
       </w:r>
       <w:r>
         <w:rPr>
-          <w:lang w:val="en-US"/>
-        </w:rPr>
-        <w:t xml:space="preserve"> as part of the strategical execution of encampments as performances emulated in around 170 college campus in the U.S. of a total of 180 universities internationally, counted by the creation of its properly labeled Instagram accounts reflected in students4gaza.org. </w:t>
-      </w:r>
-      <w:r>
-        <w:rPr>
+          <w:rFonts w:cs="Times New Roman"/>
+          <w:szCs w:val="24"/>
+          <w:lang w:val="en-US"/>
+        </w:rPr>
+        <w:t xml:space="preserve"> as part of the strategical execution of encampments as performances emulated in around 170 college campus in the U.S. of a total of 180 universities internationally, counted by the creation of its properly labeled Instagram accounts reflected in </w:t>
+      </w:r>
+      <w:r>
+        <w:rPr>
+          <w:rFonts w:cs="Times New Roman"/>
+          <w:i/>
+          <w:iCs/>
+          <w:szCs w:val="24"/>
+          <w:lang w:val="en-US"/>
+        </w:rPr>
+        <w:t>students4gaza.org</w:t>
+      </w:r>
+      <w:r>
+        <w:rPr>
+          <w:rFonts w:cs="Times New Roman"/>
+          <w:szCs w:val="24"/>
+          <w:lang w:val="en-US"/>
+        </w:rPr>
+        <w:t xml:space="preserve">. </w:t>
+      </w:r>
+      <w:r>
+        <w:rPr>
+          <w:rFonts w:cs="Times New Roman"/>
+          <w:szCs w:val="24"/>
           <w:lang w:val="en-US"/>
         </w:rPr>
         <w:t>The frame limits of the APP “lived experience” of the Palestine</w:t>
       </w:r>
       <w:r>
         <w:rPr>
+          <w:rFonts w:cs="Times New Roman"/>
+          <w:szCs w:val="24"/>
           <w:lang w:val="en-US"/>
         </w:rPr>
         <w:t>-</w:t>
       </w:r>
       <w:r>
         <w:rPr>
+          <w:rFonts w:cs="Times New Roman"/>
+          <w:szCs w:val="24"/>
           <w:lang w:val="en-US"/>
         </w:rPr>
         <w:t xml:space="preserve">Israel contention were clearly defined, temporally and institutionally by the deviant act of Raisi’s martyrization (whose responsibility is not in question here), evidencing the impossibility of keying by the APP </w:t>
       </w:r>
       <w:r>
         <w:rPr>
-          <w:lang w:val="en-US"/>
-        </w:rPr>
-        <w:t>political entrepreneurs.</w:t>
+          <w:rFonts w:cs="Times New Roman"/>
+          <w:szCs w:val="24"/>
+          <w:lang w:val="en-US"/>
+        </w:rPr>
+        <w:t>mobilization</w:t>
+      </w:r>
+      <w:r>
+        <w:rPr>
+          <w:rFonts w:cs="Times New Roman"/>
+          <w:szCs w:val="24"/>
+          <w:lang w:val="en-US"/>
+        </w:rPr>
+        <w:t xml:space="preserve"> entrepreneurs</w:t>
+      </w:r>
+      <w:r>
+        <w:rPr>
+          <w:rFonts w:cs="Times New Roman"/>
+          <w:szCs w:val="24"/>
+          <w:lang w:val="en-US"/>
+        </w:rPr>
+        <w:t xml:space="preserve"> -following the category that </w:t>
+      </w:r>
+      <w:r>
+        <w:rPr>
+          <w:rFonts w:cs="Times New Roman"/>
+          <w:szCs w:val="24"/>
+          <w:lang w:val="en-US"/>
+        </w:rPr>
+        <w:fldChar w:fldCharType="begin"/>
+      </w:r>
+      <w:r>
+        <w:rPr>
+          <w:rFonts w:cs="Times New Roman"/>
+          <w:szCs w:val="24"/>
+          <w:lang w:val="en-US"/>
+        </w:rPr>
+        <w:instrText xml:space="preserve"> ADDIN ZOTERO_ITEM CSL_CITATION {"citationID":"3Sp1jerC","properties":{"custom":"McCarthy and Zald (1973)","formattedCitation":"McCarthy and Zald (1973)","plainCitation":"McCarthy and Zald (1973)","noteIndex":0},"citationItems":[{"id":870,"uris":["http://zotero.org/users/4081719/items/9VHIFM8J"],"itemData":{"id":870,"type":"article-journal","page":"30-30","title":"The Trend of Social Movements in America: Professionalization and Resource Mobilization","author":[{"family":"McCarthy","given":"Jhon D. John D."},{"family":"Zald","given":"Mayer N."}],"issued":{"date-parts":[["1973"]]},"citation-key":"mccarthyTrendSocialMovements1973c"}}],"schema":"https://github.com/citation-style-language/schema/raw/master/csl-citation.json"} </w:instrText>
+      </w:r>
+      <w:r>
+        <w:rPr>
+          <w:rFonts w:cs="Times New Roman"/>
+          <w:szCs w:val="24"/>
+          <w:lang w:val="en-US"/>
+        </w:rPr>
+        <w:fldChar w:fldCharType="separate"/>
+      </w:r>
+      <w:r>
+        <w:rPr>
+          <w:rFonts w:cs="Times New Roman"/>
+          <w:szCs w:val="24"/>
+          <w:lang w:val="en-US"/>
+        </w:rPr>
+        <w:t xml:space="preserve">McCarthy and </w:t>
+      </w:r>
+      <w:proofErr w:type="spellStart"/>
+      <w:r>
+        <w:rPr>
+          <w:rFonts w:cs="Times New Roman"/>
+          <w:szCs w:val="24"/>
+          <w:lang w:val="en-US"/>
+        </w:rPr>
+        <w:t>Zald</w:t>
+      </w:r>
+      <w:proofErr w:type="spellEnd"/>
+      <w:r>
+        <w:rPr>
+          <w:rFonts w:cs="Times New Roman"/>
+          <w:szCs w:val="24"/>
+          <w:lang w:val="en-US"/>
+        </w:rPr>
+        <w:t xml:space="preserve"> (1973)</w:t>
+      </w:r>
+      <w:r>
+        <w:rPr>
+          <w:rFonts w:cs="Times New Roman"/>
+          <w:szCs w:val="24"/>
+          <w:lang w:val="en-US"/>
+        </w:rPr>
+        <w:fldChar w:fldCharType="end"/>
+      </w:r>
+      <w:r>
+        <w:rPr>
+          <w:rFonts w:cs="Times New Roman"/>
+          <w:szCs w:val="24"/>
+          <w:lang w:val="en-US"/>
+        </w:rPr>
+        <w:t xml:space="preserve"> used for the </w:t>
+      </w:r>
+      <w:r>
+        <w:rPr>
+          <w:rFonts w:cs="Times New Roman"/>
+          <w:szCs w:val="24"/>
+          <w:lang w:val="en-US"/>
+        </w:rPr>
+        <w:t xml:space="preserve">organizational </w:t>
+      </w:r>
+      <w:r>
+        <w:rPr>
+          <w:rFonts w:cs="Times New Roman"/>
+          <w:szCs w:val="24"/>
+          <w:lang w:val="en-US"/>
+        </w:rPr>
+        <w:t>analysis of American contentious politics-.</w:t>
       </w:r>
     </w:p>
     <w:p>
       <w:pPr>
         <w:spacing w:line="480" w:lineRule="auto"/>
         <w:rPr>
+          <w:rFonts w:cs="Times New Roman"/>
           <w:b/>
           <w:bCs/>
+          <w:szCs w:val="24"/>
           <w:lang w:val="en-US"/>
         </w:rPr>
       </w:pPr>
       <w:r>
         <w:rPr>
+          <w:rFonts w:cs="Times New Roman"/>
           <w:b/>
           <w:bCs/>
-          <w:lang w:val="en-US"/>
-        </w:rPr>
+          <w:szCs w:val="24"/>
+          <w:lang w:val="en-US"/>
+        </w:rPr>
+        <w:lastRenderedPageBreak/>
         <w:t>A contentious theory approach to the APP dislocation from the primary framework of the Palestine-Israel conflict</w:t>
       </w:r>
     </w:p>
@@ -1051,296 +2555,486 @@
       <w:pPr>
         <w:spacing w:line="480" w:lineRule="auto"/>
         <w:rPr>
+          <w:rFonts w:cs="Times New Roman"/>
+          <w:szCs w:val="24"/>
           <w:lang w:val="en-US"/>
         </w:rPr>
       </w:pPr>
       <w:r>
         <w:rPr>
-          <w:lang w:val="en-US"/>
-        </w:rPr>
-        <w:t>ASSUMPTION SHARED WITH ALIMI AND JOHNSTON</w:t>
+          <w:rFonts w:cs="Times New Roman"/>
+          <w:szCs w:val="24"/>
+          <w:lang w:val="en-US"/>
+        </w:rPr>
+        <w:t>As for Johnston and Alimi (2012, 616), here my “</w:t>
+      </w:r>
+      <w:r>
+        <w:rPr>
+          <w:rFonts w:cs="Times New Roman"/>
+          <w:i/>
+          <w:iCs/>
+          <w:szCs w:val="24"/>
+          <w:lang w:val="en-US"/>
+        </w:rPr>
+        <w:t>analytical strategy builds on the non-controversial -in our judgment- assumption that all primary frameworks of contention will minimally have each of these elements [in reference to the semantic triplet Subject-Verb-Object] in some basic way</w:t>
+      </w:r>
+      <w:r>
+        <w:rPr>
+          <w:rFonts w:cs="Times New Roman"/>
+          <w:szCs w:val="24"/>
+          <w:lang w:val="en-US"/>
+        </w:rPr>
+        <w:t>” […] “</w:t>
+      </w:r>
+      <w:r>
+        <w:rPr>
+          <w:rFonts w:cs="Times New Roman"/>
+          <w:i/>
+          <w:iCs/>
+          <w:szCs w:val="24"/>
+          <w:lang w:val="en-US"/>
+        </w:rPr>
+        <w:t>these three elements -rather than each being fixed and independent of one another-, lifted from a ‘cultural toolbox’ and applied strategically</w:t>
+      </w:r>
+      <w:r>
+        <w:rPr>
+          <w:rFonts w:cs="Times New Roman"/>
+          <w:szCs w:val="24"/>
+          <w:lang w:val="en-US"/>
+        </w:rPr>
+        <w:t xml:space="preserve">”. The frame-work efforts or keying omissions of the APP mobilization entrepreneurs found its frame limits for the provision of the encampments protest experiences for the U.S. university/college students -mainly ‘undergraduates’ between 17 and 22 years old- after Raisi’s martyrization as the deviant event after which the APP campaign </w:t>
+      </w:r>
+      <w:r>
+        <w:rPr>
+          <w:rFonts w:cs="Times New Roman"/>
+          <w:szCs w:val="24"/>
+          <w:lang w:val="en-US"/>
+        </w:rPr>
+        <w:t xml:space="preserve">evidenced </w:t>
+      </w:r>
+      <w:r>
+        <w:rPr>
+          <w:rFonts w:cs="Times New Roman"/>
+          <w:szCs w:val="24"/>
+          <w:lang w:val="en-US"/>
+        </w:rPr>
+        <w:t>dislocated from the primary frame contentiously</w:t>
+      </w:r>
+      <w:r>
+        <w:rPr>
+          <w:rFonts w:cs="Times New Roman"/>
+          <w:szCs w:val="24"/>
+          <w:lang w:val="en-US"/>
+        </w:rPr>
+        <w:t xml:space="preserve"> consistent</w:t>
+      </w:r>
+      <w:r>
+        <w:rPr>
+          <w:rFonts w:cs="Times New Roman"/>
+          <w:szCs w:val="24"/>
+          <w:lang w:val="en-US"/>
+        </w:rPr>
+        <w:t>, historically</w:t>
+      </w:r>
+      <w:r>
+        <w:rPr>
+          <w:rFonts w:cs="Times New Roman"/>
+          <w:szCs w:val="24"/>
+          <w:lang w:val="en-US"/>
+        </w:rPr>
+        <w:t xml:space="preserve"> </w:t>
+      </w:r>
+      <w:r>
+        <w:rPr>
+          <w:rFonts w:cs="Times New Roman"/>
+          <w:szCs w:val="24"/>
+          <w:lang w:val="en-US"/>
+        </w:rPr>
+        <w:t>developed</w:t>
+      </w:r>
+      <w:r>
+        <w:rPr>
+          <w:rFonts w:cs="Times New Roman"/>
+          <w:szCs w:val="24"/>
+          <w:lang w:val="en-US"/>
+        </w:rPr>
+        <w:t xml:space="preserve"> in the trajectory toward the jihadization of Palestine struggle for national liberation against Israel occupation at a multilevel polity scale. </w:t>
       </w:r>
     </w:p>
     <w:p>
       <w:pPr>
         <w:spacing w:line="480" w:lineRule="auto"/>
         <w:rPr>
+          <w:rFonts w:cs="Times New Roman"/>
+          <w:szCs w:val="24"/>
           <w:lang w:val="en-US"/>
         </w:rPr>
       </w:pPr>
       <w:r>
         <w:rPr>
+          <w:rFonts w:cs="Times New Roman"/>
+          <w:szCs w:val="24"/>
           <w:lang w:val="en-US"/>
         </w:rPr>
         <w:t>I</w:t>
       </w:r>
       <w:r>
         <w:rPr>
+          <w:rFonts w:cs="Times New Roman"/>
+          <w:szCs w:val="24"/>
           <w:lang w:val="en-US"/>
         </w:rPr>
         <w:t>n this case the performances executed in the AP</w:t>
       </w:r>
       <w:r>
         <w:rPr>
+          <w:rFonts w:cs="Times New Roman"/>
+          <w:szCs w:val="24"/>
           <w:lang w:val="en-US"/>
         </w:rPr>
         <w:t xml:space="preserve">P </w:t>
       </w:r>
       <w:r>
         <w:rPr>
+          <w:rFonts w:cs="Times New Roman"/>
+          <w:szCs w:val="24"/>
           <w:lang w:val="en-US"/>
         </w:rPr>
         <w:t>were</w:t>
       </w:r>
       <w:r>
         <w:rPr>
+          <w:rFonts w:cs="Times New Roman"/>
+          <w:szCs w:val="24"/>
           <w:lang w:val="en-US"/>
         </w:rPr>
         <w:t xml:space="preserve"> dislocated in relation </w:t>
       </w:r>
       <w:r>
         <w:rPr>
+          <w:rFonts w:cs="Times New Roman"/>
+          <w:szCs w:val="24"/>
           <w:lang w:val="en-US"/>
         </w:rPr>
         <w:t xml:space="preserve">with the development of the triplets historically </w:t>
       </w:r>
       <w:r>
         <w:rPr>
+          <w:rFonts w:cs="Times New Roman"/>
+          <w:szCs w:val="24"/>
           <w:lang w:val="en-US"/>
         </w:rPr>
         <w:t>formed</w:t>
       </w:r>
       <w:r>
         <w:rPr>
+          <w:rFonts w:cs="Times New Roman"/>
+          <w:szCs w:val="24"/>
           <w:lang w:val="en-US"/>
         </w:rPr>
         <w:t xml:space="preserve"> in the biography of the </w:t>
       </w:r>
       <w:r>
         <w:rPr>
+          <w:rFonts w:cs="Times New Roman"/>
+          <w:szCs w:val="24"/>
           <w:lang w:val="en-US"/>
         </w:rPr>
         <w:t>Subject-Verb-Object semantic</w:t>
       </w:r>
       <w:r>
         <w:rPr>
+          <w:rFonts w:cs="Times New Roman"/>
+          <w:szCs w:val="24"/>
           <w:lang w:val="en-US"/>
         </w:rPr>
         <w:t xml:space="preserve"> triplet</w:t>
       </w:r>
       <w:r>
         <w:rPr>
-          <w:lang w:val="en-US"/>
-        </w:rPr>
-        <w:t xml:space="preserve">, while still providing a lived emotional experience powerfully driven by </w:t>
-      </w:r>
-      <w:r>
-        <w:rPr>
+          <w:rFonts w:cs="Times New Roman"/>
+          <w:szCs w:val="24"/>
+          <w:lang w:val="en-US"/>
+        </w:rPr>
+        <w:t>, while still providing a lived emotional experience powerfully driven by social media</w:t>
+      </w:r>
+      <w:r>
+        <w:rPr>
+          <w:rFonts w:cs="Times New Roman"/>
+          <w:szCs w:val="24"/>
+          <w:lang w:val="en-US"/>
+        </w:rPr>
+        <w:t xml:space="preserve"> “creating its own special and separate field of existence” (Goffman 1976, 5).</w:t>
+      </w:r>
+      <w:r>
+        <w:rPr>
+          <w:rFonts w:cs="Times New Roman"/>
+          <w:szCs w:val="24"/>
+          <w:lang w:val="en-US"/>
+        </w:rPr>
+        <w:t xml:space="preserve"> </w:t>
+      </w:r>
+      <w:r>
+        <w:rPr>
+          <w:rFonts w:cs="Times New Roman"/>
+          <w:szCs w:val="24"/>
+          <w:lang w:val="en-US"/>
+        </w:rPr>
+        <w:t>In the course of th</w:t>
+      </w:r>
+      <w:r>
+        <w:rPr>
+          <w:rFonts w:cs="Times New Roman"/>
+          <w:szCs w:val="24"/>
+          <w:lang w:val="en-US"/>
+        </w:rPr>
+        <w:t>e</w:t>
+      </w:r>
+      <w:r>
+        <w:rPr>
+          <w:rFonts w:cs="Times New Roman"/>
+          <w:szCs w:val="24"/>
+          <w:lang w:val="en-US"/>
+        </w:rPr>
+        <w:t xml:space="preserve"> identification of what I recognize </w:t>
+      </w:r>
+      <w:r>
+        <w:rPr>
+          <w:rFonts w:cs="Times New Roman"/>
+          <w:szCs w:val="24"/>
+          <w:lang w:val="en-US"/>
+        </w:rPr>
+        <w:t xml:space="preserve">here </w:t>
+      </w:r>
+      <w:r>
+        <w:rPr>
+          <w:rFonts w:cs="Times New Roman"/>
+          <w:szCs w:val="24"/>
+          <w:lang w:val="en-US"/>
+        </w:rPr>
+        <w:t xml:space="preserve">as a dislocation of the </w:t>
+      </w:r>
+      <w:r>
+        <w:rPr>
+          <w:rFonts w:cs="Times New Roman"/>
+          <w:szCs w:val="24"/>
+          <w:lang w:val="en-US"/>
+        </w:rPr>
+        <w:t xml:space="preserve">“sense of realness” of the </w:t>
+      </w:r>
+      <w:r>
+        <w:rPr>
+          <w:rFonts w:cs="Times New Roman"/>
+          <w:szCs w:val="24"/>
+          <w:lang w:val="en-US"/>
+        </w:rPr>
+        <w:t xml:space="preserve">experience </w:t>
+      </w:r>
+      <w:r>
+        <w:rPr>
+          <w:rFonts w:cs="Times New Roman"/>
+          <w:szCs w:val="24"/>
+          <w:lang w:val="en-US"/>
+        </w:rPr>
+        <w:t xml:space="preserve">produced by </w:t>
+      </w:r>
+      <w:r>
+        <w:rPr>
+          <w:rFonts w:cs="Times New Roman"/>
+          <w:szCs w:val="24"/>
+          <w:lang w:val="en-US"/>
+        </w:rPr>
+        <w:t>the AP</w:t>
+      </w:r>
+      <w:r>
+        <w:rPr>
+          <w:rFonts w:cs="Times New Roman"/>
+          <w:szCs w:val="24"/>
+          <w:lang w:val="en-US"/>
+        </w:rPr>
+        <w:t>P</w:t>
+      </w:r>
+      <w:r>
+        <w:rPr>
+          <w:rFonts w:cs="Times New Roman"/>
+          <w:szCs w:val="24"/>
+          <w:lang w:val="en-US"/>
+        </w:rPr>
+        <w:t>,</w:t>
+      </w:r>
+      <w:r>
+        <w:rPr>
+          <w:rFonts w:cs="Times New Roman"/>
+          <w:szCs w:val="24"/>
+          <w:lang w:val="en-US"/>
+        </w:rPr>
+        <w:t xml:space="preserve"> in relation with the </w:t>
+      </w:r>
+      <w:r>
+        <w:rPr>
+          <w:rFonts w:cs="Times New Roman"/>
+          <w:szCs w:val="24"/>
+          <w:lang w:val="en-US"/>
+        </w:rPr>
+        <w:t xml:space="preserve">frame in which the </w:t>
+      </w:r>
+      <w:r>
+        <w:rPr>
+          <w:rFonts w:cs="Times New Roman"/>
+          <w:szCs w:val="24"/>
+          <w:lang w:val="en-US"/>
+        </w:rPr>
+        <w:t xml:space="preserve">semantic </w:t>
+      </w:r>
+      <w:r>
+        <w:rPr>
+          <w:rFonts w:cs="Times New Roman"/>
+          <w:szCs w:val="24"/>
+          <w:lang w:val="en-US"/>
+        </w:rPr>
+        <w:t xml:space="preserve">triplet </w:t>
+      </w:r>
+      <w:r>
+        <w:rPr>
+          <w:rFonts w:cs="Times New Roman"/>
+          <w:szCs w:val="24"/>
+          <w:lang w:val="en-US"/>
+        </w:rPr>
+        <w:t xml:space="preserve">(Subjetc-Verb-Objetc) </w:t>
+      </w:r>
+      <w:r>
+        <w:rPr>
+          <w:rFonts w:cs="Times New Roman"/>
+          <w:szCs w:val="24"/>
+          <w:lang w:val="en-US"/>
+        </w:rPr>
+        <w:t>of the Palestinian-Israel con</w:t>
+      </w:r>
+      <w:r>
+        <w:rPr>
+          <w:rFonts w:cs="Times New Roman"/>
+          <w:szCs w:val="24"/>
+          <w:lang w:val="en-US"/>
+        </w:rPr>
+        <w:t>tention</w:t>
+      </w:r>
+      <w:r>
+        <w:rPr>
+          <w:rFonts w:cs="Times New Roman"/>
+          <w:szCs w:val="24"/>
+          <w:lang w:val="en-US"/>
+        </w:rPr>
+        <w:t xml:space="preserve"> was develope</w:t>
+      </w:r>
+      <w:r>
+        <w:rPr>
+          <w:rFonts w:cs="Times New Roman"/>
+          <w:szCs w:val="24"/>
+          <w:lang w:val="en-US"/>
+        </w:rPr>
+        <w:t xml:space="preserve">d </w:t>
+      </w:r>
+      <w:r>
+        <w:rPr>
+          <w:rFonts w:cs="Times New Roman"/>
+          <w:szCs w:val="24"/>
+          <w:lang w:val="en-US"/>
+        </w:rPr>
+        <w:t>historically at a multilevel polity scale</w:t>
+      </w:r>
+      <w:r>
+        <w:rPr>
+          <w:rFonts w:cs="Times New Roman"/>
+          <w:szCs w:val="24"/>
+          <w:lang w:val="en-US"/>
+        </w:rPr>
+        <w:t xml:space="preserve">, to not speak about the </w:t>
+      </w:r>
+      <w:r>
+        <w:rPr>
+          <w:rFonts w:cs="Times New Roman"/>
+          <w:szCs w:val="24"/>
+          <w:lang w:val="en-US"/>
+        </w:rPr>
+        <w:t xml:space="preserve">jihadization of </w:t>
+      </w:r>
+      <w:r>
+        <w:rPr>
+          <w:rFonts w:cs="Times New Roman"/>
+          <w:szCs w:val="24"/>
+          <w:lang w:val="en-US"/>
+        </w:rPr>
+        <w:t>struggles</w:t>
+      </w:r>
+      <w:r>
+        <w:rPr>
+          <w:rFonts w:cs="Times New Roman"/>
+          <w:szCs w:val="24"/>
+          <w:lang w:val="en-US"/>
+        </w:rPr>
+        <w:t xml:space="preserve"> as a set</w:t>
+      </w:r>
+      <w:r>
+        <w:rPr>
+          <w:rFonts w:cs="Times New Roman"/>
+          <w:szCs w:val="24"/>
+          <w:lang w:val="en-US"/>
+        </w:rPr>
+        <w:t>,</w:t>
+      </w:r>
+      <w:r>
+        <w:rPr>
+          <w:rFonts w:cs="Times New Roman"/>
+          <w:szCs w:val="24"/>
+          <w:lang w:val="en-US"/>
+        </w:rPr>
+        <w:t xml:space="preserve"> and </w:t>
+      </w:r>
+      <w:r>
+        <w:rPr>
+          <w:rFonts w:cs="Times New Roman"/>
+          <w:szCs w:val="24"/>
+          <w:lang w:val="en-US"/>
+        </w:rPr>
+        <w:t xml:space="preserve">the </w:t>
+      </w:r>
+      <w:r>
+        <w:rPr>
+          <w:rFonts w:cs="Times New Roman"/>
+          <w:szCs w:val="24"/>
+          <w:lang w:val="en-US"/>
+        </w:rPr>
+        <w:t xml:space="preserve">international conflicts completely embedded in the geopolitical biography of the collective identities which have meaning </w:t>
+      </w:r>
+      <w:r>
+        <w:rPr>
+          <w:rFonts w:cs="Times New Roman"/>
+          <w:szCs w:val="24"/>
           <w:lang w:val="en-US"/>
         </w:rPr>
         <w:lastRenderedPageBreak/>
-        <w:t>social media</w:t>
-      </w:r>
-      <w:r>
-        <w:rPr>
-          <w:lang w:val="en-US"/>
-        </w:rPr>
-        <w:t xml:space="preserve"> “creating its own special and separate field of existence” (Goffman 1976, 5).</w:t>
-      </w:r>
-      <w:r>
-        <w:rPr>
+        <w:t>and real political effects,</w:t>
+      </w:r>
+      <w:r>
+        <w:rPr>
+          <w:rFonts w:cs="Times New Roman"/>
+          <w:szCs w:val="24"/>
           <w:lang w:val="en-US"/>
         </w:rPr>
         <w:t xml:space="preserve"> </w:t>
       </w:r>
       <w:r>
         <w:rPr>
-          <w:lang w:val="en-US"/>
-        </w:rPr>
-        <w:t>In the course of th</w:t>
-      </w:r>
-      <w:r>
-        <w:rPr>
-          <w:lang w:val="en-US"/>
-        </w:rPr>
-        <w:t>e</w:t>
-      </w:r>
-      <w:r>
-        <w:rPr>
-          <w:lang w:val="en-US"/>
-        </w:rPr>
-        <w:t xml:space="preserve"> identification of what I recognize </w:t>
-      </w:r>
-      <w:r>
-        <w:rPr>
-          <w:lang w:val="en-US"/>
-        </w:rPr>
-        <w:t xml:space="preserve">here </w:t>
-      </w:r>
-      <w:r>
-        <w:rPr>
-          <w:lang w:val="en-US"/>
-        </w:rPr>
-        <w:t xml:space="preserve">as a dislocation of the </w:t>
-      </w:r>
-      <w:r>
-        <w:rPr>
-          <w:lang w:val="en-US"/>
-        </w:rPr>
-        <w:t xml:space="preserve">“sense of realness” of the </w:t>
-      </w:r>
-      <w:r>
-        <w:rPr>
-          <w:lang w:val="en-US"/>
-        </w:rPr>
-        <w:t xml:space="preserve">experience </w:t>
-      </w:r>
-      <w:r>
-        <w:rPr>
-          <w:lang w:val="en-US"/>
-        </w:rPr>
-        <w:t xml:space="preserve">produced by </w:t>
-      </w:r>
-      <w:r>
-        <w:rPr>
-          <w:lang w:val="en-US"/>
-        </w:rPr>
-        <w:t>the AP</w:t>
-      </w:r>
-      <w:r>
-        <w:rPr>
-          <w:lang w:val="en-US"/>
-        </w:rPr>
-        <w:t>P</w:t>
-      </w:r>
-      <w:r>
-        <w:rPr>
-          <w:lang w:val="en-US"/>
-        </w:rPr>
-        <w:t>,</w:t>
-      </w:r>
-      <w:r>
-        <w:rPr>
-          <w:lang w:val="en-US"/>
-        </w:rPr>
-        <w:t xml:space="preserve"> in relation with the </w:t>
-      </w:r>
-      <w:r>
-        <w:rPr>
-          <w:lang w:val="en-US"/>
-        </w:rPr>
-        <w:t xml:space="preserve">frame in which the </w:t>
-      </w:r>
-      <w:r>
-        <w:rPr>
-          <w:lang w:val="en-US"/>
-        </w:rPr>
-        <w:t xml:space="preserve">semantic </w:t>
-      </w:r>
-      <w:r>
-        <w:rPr>
-          <w:lang w:val="en-US"/>
-        </w:rPr>
-        <w:t xml:space="preserve">triplet </w:t>
-      </w:r>
-      <w:r>
-        <w:rPr>
-          <w:lang w:val="en-US"/>
-        </w:rPr>
-        <w:t xml:space="preserve">(Subjetc-Verb-Objetc) </w:t>
-      </w:r>
-      <w:r>
-        <w:rPr>
-          <w:lang w:val="en-US"/>
-        </w:rPr>
-        <w:t>of the Palestinian-Israel con</w:t>
-      </w:r>
-      <w:r>
-        <w:rPr>
-          <w:lang w:val="en-US"/>
-        </w:rPr>
-        <w:t>tention</w:t>
-      </w:r>
-      <w:r>
-        <w:rPr>
-          <w:lang w:val="en-US"/>
-        </w:rPr>
-        <w:t xml:space="preserve"> was develope</w:t>
-      </w:r>
-      <w:r>
-        <w:rPr>
-          <w:lang w:val="en-US"/>
-        </w:rPr>
-        <w:t xml:space="preserve">d </w:t>
-      </w:r>
-      <w:r>
-        <w:rPr>
-          <w:lang w:val="en-US"/>
-        </w:rPr>
-        <w:t>historically at a multilevel polity scale</w:t>
-      </w:r>
-      <w:r>
-        <w:rPr>
-          <w:lang w:val="en-US"/>
-        </w:rPr>
-        <w:t xml:space="preserve">, to not speak about the </w:t>
-      </w:r>
-      <w:r>
-        <w:rPr>
-          <w:lang w:val="en-US"/>
-        </w:rPr>
-        <w:t xml:space="preserve">jihadization of </w:t>
-      </w:r>
-      <w:r>
-        <w:rPr>
-          <w:lang w:val="en-US"/>
-        </w:rPr>
-        <w:t>struggles</w:t>
-      </w:r>
-      <w:r>
-        <w:rPr>
-          <w:lang w:val="en-US"/>
-        </w:rPr>
-        <w:t xml:space="preserve"> as a set</w:t>
-      </w:r>
-      <w:r>
-        <w:rPr>
-          <w:lang w:val="en-US"/>
-        </w:rPr>
-        <w:t>,</w:t>
-      </w:r>
-      <w:r>
-        <w:rPr>
-          <w:lang w:val="en-US"/>
-        </w:rPr>
-        <w:t xml:space="preserve"> and </w:t>
-      </w:r>
-      <w:r>
-        <w:rPr>
-          <w:lang w:val="en-US"/>
-        </w:rPr>
-        <w:t xml:space="preserve">the </w:t>
-      </w:r>
-      <w:r>
-        <w:rPr>
-          <w:lang w:val="en-US"/>
-        </w:rPr>
-        <w:t>international conflicts completely embedded in the geopolitical biography of the collective identities which have meaning and real political effects,</w:t>
-      </w:r>
-      <w:r>
-        <w:rPr>
-          <w:lang w:val="en-US"/>
-        </w:rPr>
-        <w:t xml:space="preserve"> </w:t>
-      </w:r>
-      <w:r>
-        <w:rPr>
+          <w:rFonts w:cs="Times New Roman"/>
+          <w:szCs w:val="24"/>
           <w:lang w:val="en-US"/>
         </w:rPr>
         <w:t>real in their consequences</w:t>
       </w:r>
       <w:r>
         <w:rPr>
+          <w:rFonts w:cs="Times New Roman"/>
+          <w:szCs w:val="24"/>
           <w:lang w:val="en-US"/>
         </w:rPr>
         <w:t xml:space="preserve"> and not only in the lived experience of mobilization created by the APP.</w:t>
@@ -1350,59 +3044,79 @@
       <w:pPr>
         <w:spacing w:line="480" w:lineRule="auto"/>
         <w:rPr>
+          <w:rFonts w:cs="Times New Roman"/>
+          <w:szCs w:val="24"/>
           <w:lang w:val="en-US"/>
         </w:rPr>
       </w:pPr>
       <w:r>
         <w:rPr>
+          <w:rFonts w:cs="Times New Roman"/>
+          <w:szCs w:val="24"/>
           <w:lang w:val="en-US"/>
         </w:rPr>
         <w:t>For the recognition of this dislocation</w:t>
       </w:r>
       <w:r>
         <w:rPr>
+          <w:rFonts w:cs="Times New Roman"/>
+          <w:szCs w:val="24"/>
           <w:lang w:val="en-US"/>
         </w:rPr>
         <w:t>,</w:t>
       </w:r>
       <w:r>
         <w:rPr>
+          <w:rFonts w:cs="Times New Roman"/>
+          <w:szCs w:val="24"/>
           <w:lang w:val="en-US"/>
         </w:rPr>
         <w:t xml:space="preserve"> certain deviant act as the martyrization of </w:t>
       </w:r>
       <w:r>
         <w:rPr>
+          <w:rFonts w:cs="Times New Roman"/>
+          <w:szCs w:val="24"/>
           <w:lang w:val="en-US"/>
         </w:rPr>
         <w:t xml:space="preserve">Ebrahim </w:t>
       </w:r>
       <w:r>
         <w:rPr>
+          <w:rFonts w:cs="Times New Roman"/>
+          <w:szCs w:val="24"/>
           <w:lang w:val="en-US"/>
         </w:rPr>
         <w:t>Raisi</w:t>
       </w:r>
       <w:r>
         <w:rPr>
+          <w:rFonts w:cs="Times New Roman"/>
+          <w:szCs w:val="24"/>
           <w:lang w:val="en-US"/>
         </w:rPr>
         <w:t xml:space="preserve"> -</w:t>
       </w:r>
       <w:r>
         <w:rPr>
+          <w:rFonts w:cs="Times New Roman"/>
+          <w:szCs w:val="24"/>
           <w:lang w:val="en-US"/>
         </w:rPr>
         <w:t xml:space="preserve">the Iranian President unofficially murdered in a helicopter </w:t>
       </w:r>
       <w:r>
         <w:rPr>
+          <w:rFonts w:cs="Times New Roman"/>
+          <w:szCs w:val="24"/>
           <w:lang w:val="en-US"/>
         </w:rPr>
         <w:t>incident on May 19</w:t>
       </w:r>
       <w:r>
         <w:rPr>
+          <w:rFonts w:cs="Times New Roman"/>
+          <w:szCs w:val="24"/>
           <w:vertAlign w:val="superscript"/>
           <w:lang w:val="en-US"/>
         </w:rPr>
@@ -1410,347 +3124,499 @@
       </w:r>
       <w:r>
         <w:rPr>
+          <w:rFonts w:cs="Times New Roman"/>
+          <w:szCs w:val="24"/>
           <w:lang w:val="en-US"/>
         </w:rPr>
         <w:t>, 2024</w:t>
       </w:r>
       <w:r>
         <w:rPr>
+          <w:rFonts w:cs="Times New Roman"/>
+          <w:szCs w:val="24"/>
           <w:lang w:val="en-US"/>
         </w:rPr>
         <w:t>-</w:t>
       </w:r>
       <w:r>
         <w:rPr>
-          <w:lang w:val="en-US"/>
-        </w:rPr>
-        <w:t xml:space="preserve"> was necessary to “undermine the intelligibility of everything else we had thought was going around us, including all next acts, thus generating diffuse disorder” (Goffman 1976, 5)</w:t>
-      </w:r>
-      <w:r>
-        <w:rPr>
+          <w:rFonts w:cs="Times New Roman"/>
+          <w:szCs w:val="24"/>
+          <w:lang w:val="en-US"/>
+        </w:rPr>
+        <w:t xml:space="preserve"> was necessary to “</w:t>
+      </w:r>
+      <w:r>
+        <w:rPr>
+          <w:rFonts w:cs="Times New Roman"/>
+          <w:i/>
+          <w:iCs/>
+          <w:szCs w:val="24"/>
+          <w:lang w:val="en-US"/>
+        </w:rPr>
+        <w:t>undermine the intelligibility of everything else we had thought was going around us, including all next acts, thus generating diffuse disorder</w:t>
+      </w:r>
+      <w:r>
+        <w:rPr>
+          <w:rFonts w:cs="Times New Roman"/>
+          <w:szCs w:val="24"/>
+          <w:lang w:val="en-US"/>
+        </w:rPr>
+        <w:t>” (Goffman 1976, 5)</w:t>
+      </w:r>
+      <w:r>
+        <w:rPr>
+          <w:rFonts w:cs="Times New Roman"/>
+          <w:szCs w:val="24"/>
           <w:lang w:val="en-US"/>
         </w:rPr>
         <w:t>. This event f</w:t>
       </w:r>
       <w:r>
         <w:rPr>
+          <w:rFonts w:cs="Times New Roman"/>
+          <w:szCs w:val="24"/>
           <w:lang w:val="en-US"/>
         </w:rPr>
         <w:t>oun</w:t>
       </w:r>
       <w:r>
         <w:rPr>
+          <w:rFonts w:cs="Times New Roman"/>
+          <w:szCs w:val="24"/>
           <w:lang w:val="en-US"/>
         </w:rPr>
         <w:t xml:space="preserve">d the APP completely lost, the attention of the social media </w:t>
       </w:r>
       <w:r>
         <w:rPr>
+          <w:rFonts w:cs="Times New Roman"/>
+          <w:szCs w:val="24"/>
           <w:lang w:val="en-US"/>
         </w:rPr>
         <w:t>dedicated</w:t>
       </w:r>
       <w:r>
         <w:rPr>
+          <w:rFonts w:cs="Times New Roman"/>
+          <w:szCs w:val="24"/>
           <w:lang w:val="en-US"/>
         </w:rPr>
         <w:t xml:space="preserve"> </w:t>
       </w:r>
       <w:r>
         <w:rPr>
+          <w:rFonts w:cs="Times New Roman"/>
+          <w:szCs w:val="24"/>
           <w:lang w:val="en-US"/>
         </w:rPr>
         <w:t>for weeks</w:t>
       </w:r>
       <w:r>
         <w:rPr>
+          <w:rFonts w:cs="Times New Roman"/>
+          <w:szCs w:val="24"/>
           <w:lang w:val="en-US"/>
         </w:rPr>
         <w:t xml:space="preserve"> </w:t>
       </w:r>
       <w:r>
         <w:rPr>
+          <w:rFonts w:cs="Times New Roman"/>
+          <w:szCs w:val="24"/>
           <w:lang w:val="en-US"/>
         </w:rPr>
         <w:t xml:space="preserve">to stress </w:t>
       </w:r>
       <w:r>
         <w:rPr>
+          <w:rFonts w:cs="Times New Roman"/>
+          <w:szCs w:val="24"/>
           <w:lang w:val="en-US"/>
         </w:rPr>
         <w:t xml:space="preserve">the “power” of the college students </w:t>
       </w:r>
       <w:r>
         <w:rPr>
+          <w:rFonts w:cs="Times New Roman"/>
+          <w:szCs w:val="24"/>
           <w:lang w:val="en-US"/>
         </w:rPr>
         <w:t xml:space="preserve">in reaching a “potential” cease fire for freeing Palestine, neither the organizations leading the APP </w:t>
       </w:r>
       <w:r>
         <w:rPr>
+          <w:rFonts w:cs="Times New Roman"/>
+          <w:szCs w:val="24"/>
           <w:lang w:val="en-US"/>
         </w:rPr>
         <w:t xml:space="preserve">(mainly the </w:t>
       </w:r>
       <w:r>
         <w:rPr>
+          <w:rFonts w:cs="Times New Roman"/>
+          <w:szCs w:val="24"/>
           <w:lang w:val="en-US"/>
         </w:rPr>
         <w:t>coalition SJP-PSL</w:t>
       </w:r>
       <w:r>
         <w:rPr>
+          <w:rFonts w:cs="Times New Roman"/>
+          <w:szCs w:val="24"/>
           <w:lang w:val="en-US"/>
         </w:rPr>
         <w:t>)</w:t>
       </w:r>
       <w:r>
         <w:rPr>
+          <w:rFonts w:cs="Times New Roman"/>
+          <w:szCs w:val="24"/>
           <w:lang w:val="en-US"/>
         </w:rPr>
         <w:t xml:space="preserve"> could reestablish the framework in which the “transnational” effects of the APP over the Palestine-Israel con</w:t>
       </w:r>
       <w:r>
         <w:rPr>
-          <w:lang w:val="en-US"/>
-        </w:rPr>
-        <w:t xml:space="preserve">tention have “sense of realness”, especially after the monolithic U.S. statement of unrecognition of the ICC decision to prosecute Israel authorities for war crimes. </w:t>
+          <w:rFonts w:cs="Times New Roman"/>
+          <w:szCs w:val="24"/>
+          <w:lang w:val="en-US"/>
+        </w:rPr>
+        <w:t>tention have “</w:t>
+      </w:r>
+      <w:r>
+        <w:rPr>
+          <w:rFonts w:cs="Times New Roman"/>
+          <w:i/>
+          <w:iCs/>
+          <w:szCs w:val="24"/>
+          <w:lang w:val="en-US"/>
+        </w:rPr>
+        <w:t>sense of realness</w:t>
+      </w:r>
+      <w:r>
+        <w:rPr>
+          <w:rFonts w:cs="Times New Roman"/>
+          <w:szCs w:val="24"/>
+          <w:lang w:val="en-US"/>
+        </w:rPr>
+        <w:t xml:space="preserve">”, especially after the monolithic U.S. statement of unrecognition of the ICC decision to prosecute Israel authorities for war crimes. </w:t>
       </w:r>
     </w:p>
     <w:p>
       <w:pPr>
         <w:spacing w:line="480" w:lineRule="auto"/>
         <w:rPr>
+          <w:rFonts w:cs="Times New Roman"/>
+          <w:szCs w:val="24"/>
           <w:lang w:val="en-US"/>
         </w:rPr>
       </w:pPr>
       <w:r>
         <w:rPr>
+          <w:rFonts w:cs="Times New Roman"/>
+          <w:szCs w:val="24"/>
           <w:lang w:val="en-US"/>
         </w:rPr>
         <w:t>Juncture in which the APP</w:t>
       </w:r>
       <w:r>
         <w:rPr>
+          <w:rFonts w:cs="Times New Roman"/>
+          <w:szCs w:val="24"/>
           <w:lang w:val="en-US"/>
         </w:rPr>
         <w:t>,</w:t>
       </w:r>
       <w:r>
         <w:rPr>
+          <w:rFonts w:cs="Times New Roman"/>
+          <w:szCs w:val="24"/>
           <w:lang w:val="en-US"/>
         </w:rPr>
         <w:t xml:space="preserve"> </w:t>
       </w:r>
       <w:r>
         <w:rPr>
+          <w:rFonts w:cs="Times New Roman"/>
+          <w:szCs w:val="24"/>
           <w:lang w:val="en-US"/>
         </w:rPr>
         <w:t>rather</w:t>
       </w:r>
       <w:r>
         <w:rPr>
+          <w:rFonts w:cs="Times New Roman"/>
+          <w:szCs w:val="24"/>
           <w:lang w:val="en-US"/>
         </w:rPr>
         <w:t xml:space="preserve"> than reframe its target from the “university divest” to approach an anti-governmental direct contestation against the U.S. state decision to unrecognize the ICC resolution -which </w:t>
       </w:r>
       <w:r>
         <w:rPr>
+          <w:rFonts w:cs="Times New Roman"/>
+          <w:szCs w:val="24"/>
           <w:lang w:val="en-US"/>
         </w:rPr>
         <w:t xml:space="preserve">contrary </w:t>
       </w:r>
       <w:r>
         <w:rPr>
+          <w:rFonts w:cs="Times New Roman"/>
+          <w:szCs w:val="24"/>
           <w:lang w:val="en-US"/>
         </w:rPr>
         <w:t xml:space="preserve">would </w:t>
       </w:r>
       <w:r>
         <w:rPr>
-          <w:lang w:val="en-US"/>
-        </w:rPr>
-        <w:t>g-facilitate a</w:t>
-      </w:r>
-      <w:r>
-        <w:rPr>
+          <w:rFonts w:cs="Times New Roman"/>
+          <w:szCs w:val="24"/>
+          <w:lang w:val="en-US"/>
+        </w:rPr>
+        <w:t>facilitate a</w:t>
+      </w:r>
+      <w:r>
+        <w:rPr>
+          <w:rFonts w:cs="Times New Roman"/>
+          <w:szCs w:val="24"/>
           <w:lang w:val="en-US"/>
         </w:rPr>
         <w:t xml:space="preserve"> diplomatic solution for the Palestine</w:t>
       </w:r>
       <w:r>
         <w:rPr>
+          <w:rFonts w:cs="Times New Roman"/>
+          <w:szCs w:val="24"/>
           <w:lang w:val="en-US"/>
         </w:rPr>
         <w:t xml:space="preserve"> genocide by the war crimes of Israel-</w:t>
       </w:r>
       <w:r>
         <w:rPr>
+          <w:rFonts w:cs="Times New Roman"/>
+          <w:szCs w:val="24"/>
           <w:lang w:val="en-US"/>
         </w:rPr>
         <w:t xml:space="preserve">, </w:t>
       </w:r>
       <w:r>
         <w:rPr>
+          <w:rFonts w:cs="Times New Roman"/>
+          <w:szCs w:val="24"/>
           <w:lang w:val="en-US"/>
         </w:rPr>
         <w:t>toward</w:t>
       </w:r>
       <w:r>
         <w:rPr>
+          <w:rFonts w:cs="Times New Roman"/>
+          <w:szCs w:val="24"/>
           <w:lang w:val="en-US"/>
         </w:rPr>
         <w:t xml:space="preserve"> the trajectory </w:t>
       </w:r>
       <w:r>
         <w:rPr>
+          <w:rFonts w:cs="Times New Roman"/>
+          <w:szCs w:val="24"/>
           <w:lang w:val="en-US"/>
         </w:rPr>
         <w:t>for</w:t>
       </w:r>
       <w:r>
         <w:rPr>
+          <w:rFonts w:cs="Times New Roman"/>
+          <w:szCs w:val="24"/>
           <w:lang w:val="en-US"/>
         </w:rPr>
         <w:t xml:space="preserve"> a national UAW strike</w:t>
       </w:r>
       <w:r>
         <w:rPr>
+          <w:rFonts w:cs="Times New Roman"/>
+          <w:szCs w:val="24"/>
           <w:lang w:val="en-US"/>
         </w:rPr>
         <w:t>,</w:t>
       </w:r>
       <w:r>
         <w:rPr>
+          <w:rFonts w:cs="Times New Roman"/>
+          <w:szCs w:val="24"/>
           <w:lang w:val="en-US"/>
         </w:rPr>
         <w:t xml:space="preserve"> absolutel</w:t>
       </w:r>
       <w:r>
         <w:rPr>
+          <w:rFonts w:cs="Times New Roman"/>
+          <w:szCs w:val="24"/>
           <w:lang w:val="en-US"/>
         </w:rPr>
         <w:t>y</w:t>
       </w:r>
       <w:r>
         <w:rPr>
+          <w:rFonts w:cs="Times New Roman"/>
+          <w:szCs w:val="24"/>
           <w:lang w:val="en-US"/>
         </w:rPr>
         <w:t xml:space="preserve"> </w:t>
       </w:r>
       <w:r>
         <w:rPr>
-          <w:lang w:val="en-US"/>
-        </w:rPr>
-        <w:t>i</w:t>
-      </w:r>
-      <w:r>
-        <w:rPr>
-          <w:lang w:val="en-US"/>
-        </w:rPr>
-        <w:t>nstitutionalized</w:t>
-      </w:r>
-      <w:r>
-        <w:rPr>
-          <w:lang w:val="en-US"/>
-        </w:rPr>
-        <w:t xml:space="preserve"> and </w:t>
-      </w:r>
-      <w:r>
-        <w:rPr>
+          <w:rFonts w:cs="Times New Roman"/>
+          <w:szCs w:val="24"/>
+          <w:lang w:val="en-US"/>
+        </w:rPr>
+        <w:t xml:space="preserve">institutionalized and </w:t>
+      </w:r>
+      <w:r>
+        <w:rPr>
+          <w:rFonts w:cs="Times New Roman"/>
+          <w:szCs w:val="24"/>
           <w:lang w:val="en-US"/>
         </w:rPr>
         <w:t>dislocated from the Palestine-Israel contention</w:t>
       </w:r>
       <w:r>
         <w:rPr>
-          <w:lang w:val="en-US"/>
-        </w:rPr>
-        <w:t xml:space="preserve">, and also from the embodiment of the collective identity effectively repressed </w:t>
-      </w:r>
-      <w:r>
-        <w:rPr>
-          <w:lang w:val="en-US"/>
-        </w:rPr>
-        <w:lastRenderedPageBreak/>
-        <w:t>that was constituted mainly by undergraduate students unrelated to the UAW strike framing the political opportunity created by the APP.</w:t>
+          <w:rFonts w:cs="Times New Roman"/>
+          <w:szCs w:val="24"/>
+          <w:lang w:val="en-US"/>
+        </w:rPr>
+        <w:t>, and also from the embodiment of the collective identity effectively repressed that was constituted mainly by undergraduate students unrelated to the UAW strike framing the political opportunity created by the APP.</w:t>
       </w:r>
     </w:p>
     <w:p>
       <w:pPr>
         <w:spacing w:line="480" w:lineRule="auto"/>
         <w:rPr>
+          <w:rFonts w:cs="Times New Roman"/>
+          <w:szCs w:val="24"/>
           <w:lang w:val="en-US"/>
         </w:rPr>
       </w:pPr>
       <w:r>
         <w:rPr>
+          <w:rFonts w:cs="Times New Roman"/>
+          <w:szCs w:val="24"/>
           <w:lang w:val="en-US"/>
         </w:rPr>
         <w:t>The</w:t>
       </w:r>
       <w:r>
         <w:rPr>
+          <w:rFonts w:cs="Times New Roman"/>
+          <w:szCs w:val="24"/>
           <w:lang w:val="en-US"/>
         </w:rPr>
         <w:t xml:space="preserve"> deviant act</w:t>
       </w:r>
       <w:r>
         <w:rPr>
+          <w:rFonts w:cs="Times New Roman"/>
+          <w:szCs w:val="24"/>
           <w:lang w:val="en-US"/>
         </w:rPr>
         <w:t xml:space="preserve"> of </w:t>
       </w:r>
       <w:r>
         <w:rPr>
+          <w:rFonts w:cs="Times New Roman"/>
+          <w:szCs w:val="24"/>
           <w:lang w:val="en-US"/>
         </w:rPr>
         <w:t>Raisi’s martyrization</w:t>
       </w:r>
       <w:r>
         <w:rPr>
+          <w:rFonts w:cs="Times New Roman"/>
+          <w:szCs w:val="24"/>
           <w:lang w:val="en-US"/>
         </w:rPr>
         <w:t xml:space="preserve"> and the “dead point” response of U.S. to the ICC decision, </w:t>
       </w:r>
       <w:r>
         <w:rPr>
+          <w:rFonts w:cs="Times New Roman"/>
+          <w:szCs w:val="24"/>
           <w:lang w:val="en-US"/>
         </w:rPr>
         <w:t>was</w:t>
       </w:r>
       <w:r>
         <w:rPr>
+          <w:rFonts w:cs="Times New Roman"/>
+          <w:szCs w:val="24"/>
           <w:lang w:val="en-US"/>
         </w:rPr>
         <w:t xml:space="preserve"> preceded by the Joint Statement subscribed by Vladimir Putin and Xi Jinping in Beijing </w:t>
       </w:r>
       <w:r>
         <w:rPr>
+          <w:rFonts w:cs="Times New Roman"/>
+          <w:szCs w:val="24"/>
           <w:lang w:val="en-US"/>
         </w:rPr>
         <w:t>on</w:t>
       </w:r>
       <w:r>
         <w:rPr>
-          <w:lang w:val="en-US"/>
-        </w:rPr>
-        <w:t xml:space="preserve"> May 16, 2024, asking directly for the diplomatic resolution of the Palestine-Israel conflict inside the international state system “ruled” by international law. The response of Biden justified the unnormal intensity of the repression until then executed against the college students mobilized in the APP, but also dislocated the framework in which their claims </w:t>
-      </w:r>
-      <w:r>
-        <w:rPr>
+          <w:rFonts w:cs="Times New Roman"/>
+          <w:szCs w:val="24"/>
+          <w:lang w:val="en-US"/>
+        </w:rPr>
+        <w:t xml:space="preserve"> May 16, 2024, asking directly for the diplomatic resolution of the </w:t>
+      </w:r>
+      <w:r>
+        <w:rPr>
+          <w:rFonts w:cs="Times New Roman"/>
+          <w:szCs w:val="24"/>
+          <w:lang w:val="en-US"/>
+        </w:rPr>
+        <w:lastRenderedPageBreak/>
+        <w:t xml:space="preserve">Palestine-Israel conflict inside the international state system “ruled” by international law. The response of Biden justified the unnormal intensity of the repression until then executed against the college students mobilized in the APP, but also dislocated the framework in which their claims </w:t>
+      </w:r>
+      <w:r>
+        <w:rPr>
+          <w:rFonts w:cs="Times New Roman"/>
+          <w:szCs w:val="24"/>
           <w:lang w:val="en-US"/>
         </w:rPr>
         <w:t>offer</w:t>
       </w:r>
       <w:r>
         <w:rPr>
-          <w:lang w:val="en-US"/>
-        </w:rPr>
-        <w:t xml:space="preserve"> a “sense of realness” to the mobilizing efforts of the college students bitten an</w:t>
-      </w:r>
-      <w:r>
-        <w:rPr>
+          <w:rFonts w:cs="Times New Roman"/>
+          <w:szCs w:val="24"/>
+          <w:lang w:val="en-US"/>
+        </w:rPr>
+        <w:t xml:space="preserve"> a “</w:t>
+      </w:r>
+      <w:r>
+        <w:rPr>
+          <w:rFonts w:cs="Times New Roman"/>
+          <w:i/>
+          <w:iCs/>
+          <w:szCs w:val="24"/>
+          <w:lang w:val="en-US"/>
+        </w:rPr>
+        <w:t>sense of realness</w:t>
+      </w:r>
+      <w:r>
+        <w:rPr>
+          <w:rFonts w:cs="Times New Roman"/>
+          <w:szCs w:val="24"/>
+          <w:lang w:val="en-US"/>
+        </w:rPr>
+        <w:t>” to the mobilizing efforts of the college students bitten an</w:t>
+      </w:r>
+      <w:r>
+        <w:rPr>
+          <w:rFonts w:cs="Times New Roman"/>
+          <w:szCs w:val="24"/>
           <w:lang w:val="en-US"/>
         </w:rPr>
         <w:t xml:space="preserve">d detained by police repression. </w:t>
@@ -1760,161 +3626,231 @@
       <w:pPr>
         <w:spacing w:line="480" w:lineRule="auto"/>
         <w:rPr>
+          <w:rFonts w:cs="Times New Roman"/>
+          <w:szCs w:val="24"/>
           <w:lang w:val="en-US"/>
         </w:rPr>
       </w:pPr>
       <w:r>
         <w:rPr>
+          <w:rFonts w:cs="Times New Roman"/>
+          <w:szCs w:val="24"/>
           <w:lang w:val="en-US"/>
         </w:rPr>
         <w:t>The “cease fire”</w:t>
       </w:r>
       <w:r>
         <w:rPr>
+          <w:rFonts w:cs="Times New Roman"/>
+          <w:szCs w:val="24"/>
           <w:lang w:val="en-US"/>
         </w:rPr>
         <w:t>,</w:t>
       </w:r>
       <w:r>
         <w:rPr>
+          <w:rFonts w:cs="Times New Roman"/>
+          <w:szCs w:val="24"/>
           <w:lang w:val="en-US"/>
         </w:rPr>
         <w:t xml:space="preserve"> “free Palestine”</w:t>
       </w:r>
       <w:r>
         <w:rPr>
+          <w:rFonts w:cs="Times New Roman"/>
+          <w:szCs w:val="24"/>
           <w:lang w:val="en-US"/>
         </w:rPr>
         <w:t>,</w:t>
       </w:r>
       <w:r>
         <w:rPr>
+          <w:rFonts w:cs="Times New Roman"/>
+          <w:szCs w:val="24"/>
           <w:lang w:val="en-US"/>
         </w:rPr>
         <w:t xml:space="preserve"> “d</w:t>
       </w:r>
       <w:r>
         <w:rPr>
+          <w:rFonts w:cs="Times New Roman"/>
+          <w:szCs w:val="24"/>
           <w:lang w:val="en-US"/>
         </w:rPr>
         <w:t>i</w:t>
       </w:r>
       <w:r>
         <w:rPr>
+          <w:rFonts w:cs="Times New Roman"/>
+          <w:szCs w:val="24"/>
           <w:lang w:val="en-US"/>
         </w:rPr>
         <w:t>vest” main claims of the APP then</w:t>
       </w:r>
       <w:r>
         <w:rPr>
+          <w:rFonts w:cs="Times New Roman"/>
+          <w:szCs w:val="24"/>
           <w:lang w:val="en-US"/>
         </w:rPr>
         <w:t>,</w:t>
       </w:r>
       <w:r>
         <w:rPr>
+          <w:rFonts w:cs="Times New Roman"/>
+          <w:szCs w:val="24"/>
           <w:lang w:val="en-US"/>
         </w:rPr>
         <w:t xml:space="preserve"> “experience” the impossibility of escalation only by the</w:t>
       </w:r>
       <w:r>
         <w:rPr>
+          <w:rFonts w:cs="Times New Roman"/>
+          <w:szCs w:val="24"/>
           <w:lang w:val="en-US"/>
         </w:rPr>
         <w:t xml:space="preserve"> magic</w:t>
       </w:r>
       <w:r>
         <w:rPr>
+          <w:rFonts w:cs="Times New Roman"/>
+          <w:szCs w:val="24"/>
           <w:lang w:val="en-US"/>
         </w:rPr>
         <w:t xml:space="preserve"> “transnationalization” of a “struggle”</w:t>
       </w:r>
       <w:r>
         <w:rPr>
+          <w:rFonts w:cs="Times New Roman"/>
+          <w:szCs w:val="24"/>
           <w:lang w:val="en-US"/>
         </w:rPr>
         <w:t xml:space="preserve">, </w:t>
       </w:r>
       <w:r>
         <w:rPr>
+          <w:rFonts w:cs="Times New Roman"/>
+          <w:szCs w:val="24"/>
           <w:lang w:val="en-US"/>
         </w:rPr>
         <w:t>which were labeled as “a global movement”</w:t>
       </w:r>
       <w:r>
         <w:rPr>
+          <w:rFonts w:cs="Times New Roman"/>
+          <w:szCs w:val="24"/>
           <w:lang w:val="en-US"/>
         </w:rPr>
         <w:t xml:space="preserve"> or presented as a “globalized Intifada”, </w:t>
       </w:r>
       <w:r>
         <w:rPr>
+          <w:rFonts w:cs="Times New Roman"/>
+          <w:szCs w:val="24"/>
           <w:lang w:val="en-US"/>
         </w:rPr>
         <w:t xml:space="preserve">as if the process of escalation of political contention from the local to </w:t>
       </w:r>
       <w:r>
         <w:rPr>
+          <w:rFonts w:cs="Times New Roman"/>
+          <w:szCs w:val="24"/>
           <w:lang w:val="en-US"/>
         </w:rPr>
         <w:t>an</w:t>
       </w:r>
       <w:r>
         <w:rPr>
-          <w:lang w:val="en-US"/>
-        </w:rPr>
-        <w:t xml:space="preserve"> international multilevel polity could be reached only by the operation of cognitive mechanisms as the attribution of threat/opportunity, or the frame building developed mainly by academics </w:t>
-      </w:r>
-      <w:r>
-        <w:rPr>
-          <w:lang w:val="en-US"/>
-        </w:rPr>
-        <w:t xml:space="preserve">and social movements entrepreneurs </w:t>
-      </w:r>
-      <w:r>
-        <w:rPr>
+          <w:rFonts w:cs="Times New Roman"/>
+          <w:szCs w:val="24"/>
+          <w:lang w:val="en-US"/>
+        </w:rPr>
+        <w:t xml:space="preserve"> international multilevel polity could be reached only by the </w:t>
+      </w:r>
+      <w:r>
+        <w:rPr>
+          <w:rFonts w:cs="Times New Roman"/>
+          <w:szCs w:val="24"/>
+          <w:lang w:val="en-US"/>
+        </w:rPr>
+        <w:t xml:space="preserve">sole </w:t>
+      </w:r>
+      <w:r>
+        <w:rPr>
+          <w:rFonts w:cs="Times New Roman"/>
+          <w:szCs w:val="24"/>
+          <w:lang w:val="en-US"/>
+        </w:rPr>
+        <w:t xml:space="preserve">operation of cognitive mechanisms as the attribution of threat/opportunity, or the frame building developed mainly by academics </w:t>
+      </w:r>
+      <w:r>
+        <w:rPr>
+          <w:rFonts w:cs="Times New Roman"/>
+          <w:szCs w:val="24"/>
+          <w:lang w:val="en-US"/>
+        </w:rPr>
+        <w:t xml:space="preserve">and social movement entrepreneurs </w:t>
+      </w:r>
+      <w:r>
+        <w:rPr>
+          <w:rFonts w:cs="Times New Roman"/>
+          <w:szCs w:val="24"/>
           <w:lang w:val="en-US"/>
         </w:rPr>
         <w:t xml:space="preserve">related to the APP by certain coalitions shared </w:t>
       </w:r>
       <w:r>
         <w:rPr>
+          <w:rFonts w:cs="Times New Roman"/>
+          <w:szCs w:val="24"/>
           <w:lang w:val="en-US"/>
         </w:rPr>
         <w:t>with the</w:t>
       </w:r>
       <w:r>
         <w:rPr>
+          <w:rFonts w:cs="Times New Roman"/>
+          <w:szCs w:val="24"/>
           <w:lang w:val="en-US"/>
         </w:rPr>
         <w:t xml:space="preserve"> leadership </w:t>
       </w:r>
       <w:r>
         <w:rPr>
+          <w:rFonts w:cs="Times New Roman"/>
+          <w:szCs w:val="24"/>
           <w:lang w:val="en-US"/>
         </w:rPr>
         <w:t xml:space="preserve">nationally organized </w:t>
       </w:r>
       <w:r>
         <w:rPr>
+          <w:rFonts w:cs="Times New Roman"/>
+          <w:szCs w:val="24"/>
           <w:lang w:val="en-US"/>
         </w:rPr>
         <w:t>under the umbrella of</w:t>
       </w:r>
       <w:r>
         <w:rPr>
+          <w:rFonts w:cs="Times New Roman"/>
+          <w:szCs w:val="24"/>
           <w:lang w:val="en-US"/>
         </w:rPr>
         <w:t xml:space="preserve"> the </w:t>
       </w:r>
       <w:r>
         <w:rPr>
+          <w:rFonts w:cs="Times New Roman"/>
+          <w:szCs w:val="24"/>
           <w:lang w:val="en-US"/>
         </w:rPr>
         <w:t>SJP-PSL</w:t>
       </w:r>
       <w:r>
         <w:rPr>
+          <w:rFonts w:cs="Times New Roman"/>
+          <w:szCs w:val="24"/>
           <w:lang w:val="en-US"/>
         </w:rPr>
         <w:t xml:space="preserve"> coalition.</w:t>
@@ -1924,308 +3860,468 @@
       <w:pPr>
         <w:spacing w:line="480" w:lineRule="auto"/>
         <w:rPr>
+          <w:rFonts w:cs="Times New Roman"/>
+          <w:szCs w:val="24"/>
           <w:lang w:val="en-US"/>
         </w:rPr>
       </w:pPr>
       <w:r>
         <w:rPr>
+          <w:rFonts w:cs="Times New Roman"/>
+          <w:szCs w:val="24"/>
           <w:lang w:val="en-US"/>
         </w:rPr>
         <w:t>While the interpretations and performances nurturing the "experience" of struggle flourished instantly in the U</w:t>
       </w:r>
       <w:r>
         <w:rPr>
+          <w:rFonts w:cs="Times New Roman"/>
+          <w:szCs w:val="24"/>
           <w:lang w:val="en-US"/>
         </w:rPr>
         <w:t>.</w:t>
       </w:r>
       <w:r>
         <w:rPr>
+          <w:rFonts w:cs="Times New Roman"/>
+          <w:szCs w:val="24"/>
           <w:lang w:val="en-US"/>
         </w:rPr>
         <w:t>S</w:t>
       </w:r>
       <w:r>
         <w:rPr>
+          <w:rFonts w:cs="Times New Roman"/>
+          <w:szCs w:val="24"/>
           <w:lang w:val="en-US"/>
         </w:rPr>
         <w:t>.</w:t>
       </w:r>
       <w:r>
         <w:rPr>
+          <w:rFonts w:cs="Times New Roman"/>
+          <w:szCs w:val="24"/>
           <w:lang w:val="en-US"/>
         </w:rPr>
         <w:t xml:space="preserve">, mainly organized by Social Justice for Palestine (SJP) and its national </w:t>
       </w:r>
       <w:r>
         <w:rPr>
+          <w:rFonts w:cs="Times New Roman"/>
+          <w:szCs w:val="24"/>
           <w:lang w:val="en-US"/>
         </w:rPr>
         <w:t>network</w:t>
       </w:r>
       <w:r>
         <w:rPr>
+          <w:rFonts w:cs="Times New Roman"/>
+          <w:szCs w:val="24"/>
           <w:lang w:val="en-US"/>
         </w:rPr>
         <w:t xml:space="preserve"> linked to People for Socialist Liberation (PSL)</w:t>
       </w:r>
       <w:r>
         <w:rPr>
+          <w:rFonts w:cs="Times New Roman"/>
+          <w:szCs w:val="24"/>
           <w:lang w:val="en-US"/>
         </w:rPr>
         <w:t xml:space="preserve"> particularly strength in the state of California -if not in the overall southwest of the U.S.-</w:t>
       </w:r>
       <w:r>
         <w:rPr>
+          <w:rFonts w:cs="Times New Roman"/>
+          <w:szCs w:val="24"/>
           <w:lang w:val="en-US"/>
         </w:rPr>
         <w:t xml:space="preserve">, developed a </w:t>
       </w:r>
       <w:r>
         <w:rPr>
+          <w:rFonts w:cs="Times New Roman"/>
+          <w:szCs w:val="24"/>
           <w:lang w:val="en-US"/>
         </w:rPr>
         <w:t>well-funded</w:t>
       </w:r>
       <w:r>
         <w:rPr>
+          <w:rFonts w:cs="Times New Roman"/>
+          <w:szCs w:val="24"/>
           <w:lang w:val="en-US"/>
         </w:rPr>
         <w:t xml:space="preserve"> and equipped national campaign of detainments triggered by a well-developed performance of "antagonization of police" to reach "radicalization" and "escalation", but clearly, without "direct action". </w:t>
       </w:r>
       <w:r>
         <w:rPr>
+          <w:rFonts w:cs="Times New Roman"/>
+          <w:szCs w:val="24"/>
           <w:lang w:val="en-US"/>
         </w:rPr>
         <w:t>The APP encampments performance</w:t>
       </w:r>
       <w:r>
         <w:rPr>
-          <w:lang w:val="en-US"/>
-        </w:rPr>
-        <w:t xml:space="preserve">, finally, directed to a </w:t>
-      </w:r>
-      <w:r>
-        <w:rPr>
+          <w:rFonts w:cs="Times New Roman"/>
+          <w:szCs w:val="24"/>
+          <w:lang w:val="en-US"/>
+        </w:rPr>
+        <w:t>, finally, directed to a great defeat</w:t>
+      </w:r>
+      <w:r>
+        <w:rPr>
+          <w:rFonts w:cs="Times New Roman"/>
+          <w:szCs w:val="24"/>
+          <w:lang w:val="en-US"/>
+        </w:rPr>
+        <w:t>, leveraged</w:t>
+      </w:r>
+      <w:r>
+        <w:rPr>
+          <w:rFonts w:cs="Times New Roman"/>
+          <w:szCs w:val="24"/>
+          <w:lang w:val="en-US"/>
+        </w:rPr>
+        <w:t xml:space="preserve"> by the </w:t>
+      </w:r>
+      <w:r>
+        <w:rPr>
+          <w:rFonts w:cs="Times New Roman"/>
+          <w:szCs w:val="24"/>
+          <w:lang w:val="en-US"/>
+        </w:rPr>
+        <w:t xml:space="preserve">self-imprisonment and self-martyrization which are the outcomes of the mobilization of </w:t>
+      </w:r>
+      <w:r>
+        <w:rPr>
+          <w:rFonts w:cs="Times New Roman"/>
+          <w:szCs w:val="24"/>
+          <w:lang w:val="en-US"/>
+        </w:rPr>
+        <w:t xml:space="preserve">sacrificed </w:t>
+      </w:r>
+      <w:r>
+        <w:rPr>
+          <w:rFonts w:cs="Times New Roman"/>
+          <w:szCs w:val="24"/>
+          <w:lang w:val="en-US"/>
+        </w:rPr>
+        <w:t>“</w:t>
+      </w:r>
+      <w:r>
+        <w:rPr>
+          <w:rFonts w:cs="Times New Roman"/>
+          <w:szCs w:val="24"/>
+          <w:lang w:val="en-US"/>
+        </w:rPr>
+        <w:t>political commitments</w:t>
+      </w:r>
+      <w:r>
+        <w:rPr>
+          <w:rFonts w:cs="Times New Roman"/>
+          <w:szCs w:val="24"/>
+          <w:lang w:val="en-US"/>
+        </w:rPr>
+        <w:t>”</w:t>
+      </w:r>
+      <w:r>
+        <w:rPr>
+          <w:rFonts w:cs="Times New Roman"/>
+          <w:szCs w:val="24"/>
+          <w:lang w:val="en-US"/>
+        </w:rPr>
+        <w:t xml:space="preserve"> which supposed to clean the faces of ethical individuals mobilized mainly by its "transnational" link </w:t>
+      </w:r>
+      <w:r>
+        <w:rPr>
+          <w:rFonts w:cs="Times New Roman"/>
+          <w:szCs w:val="24"/>
+          <w:lang w:val="en-US"/>
+        </w:rPr>
+        <w:t xml:space="preserve">to the Palestine-Israel contention. Those </w:t>
+      </w:r>
+      <w:r>
+        <w:rPr>
+          <w:rFonts w:cs="Times New Roman"/>
+          <w:szCs w:val="24"/>
+          <w:lang w:val="en-US"/>
+        </w:rPr>
+        <w:t xml:space="preserve">performances </w:t>
+      </w:r>
+      <w:r>
+        <w:rPr>
+          <w:rFonts w:cs="Times New Roman"/>
+          <w:szCs w:val="24"/>
           <w:lang w:val="en-US"/>
         </w:rPr>
         <w:lastRenderedPageBreak/>
-        <w:t>great defeat</w:t>
-      </w:r>
-      <w:r>
-        <w:rPr>
-          <w:lang w:val="en-US"/>
-        </w:rPr>
-        <w:t>, leveraged</w:t>
-      </w:r>
-      <w:r>
-        <w:rPr>
-          <w:lang w:val="en-US"/>
-        </w:rPr>
-        <w:t xml:space="preserve"> by the </w:t>
-      </w:r>
-      <w:r>
-        <w:rPr>
-          <w:lang w:val="en-US"/>
-        </w:rPr>
-        <w:t xml:space="preserve">self-imprisonment and self-martyrization which are the outcomes of the mobilization of </w:t>
-      </w:r>
-      <w:r>
-        <w:rPr>
-          <w:lang w:val="en-US"/>
-        </w:rPr>
-        <w:t xml:space="preserve">sacrificed </w:t>
-      </w:r>
-      <w:r>
-        <w:rPr>
-          <w:lang w:val="en-US"/>
-        </w:rPr>
-        <w:t>“</w:t>
-      </w:r>
-      <w:r>
-        <w:rPr>
-          <w:lang w:val="en-US"/>
-        </w:rPr>
-        <w:t>political commitments</w:t>
-      </w:r>
-      <w:r>
-        <w:rPr>
+        <w:t xml:space="preserve">were </w:t>
+      </w:r>
+      <w:r>
+        <w:rPr>
+          <w:rFonts w:cs="Times New Roman"/>
+          <w:szCs w:val="24"/>
+          <w:lang w:val="en-US"/>
+        </w:rPr>
+        <w:t>develop</w:t>
+      </w:r>
+      <w:r>
+        <w:rPr>
+          <w:rFonts w:cs="Times New Roman"/>
+          <w:szCs w:val="24"/>
+          <w:lang w:val="en-US"/>
+        </w:rPr>
+        <w:t>ed</w:t>
+      </w:r>
+      <w:r>
+        <w:rPr>
+          <w:rFonts w:cs="Times New Roman"/>
+          <w:szCs w:val="24"/>
+          <w:lang w:val="en-US"/>
+        </w:rPr>
+        <w:t xml:space="preserve"> in dislocation from the real power dynamic o</w:t>
+      </w:r>
+      <w:r>
+        <w:rPr>
+          <w:rFonts w:cs="Times New Roman"/>
+          <w:szCs w:val="24"/>
+          <w:lang w:val="en-US"/>
+        </w:rPr>
+        <w:t>n</w:t>
+      </w:r>
+      <w:r>
+        <w:rPr>
+          <w:rFonts w:cs="Times New Roman"/>
+          <w:szCs w:val="24"/>
+          <w:lang w:val="en-US"/>
+        </w:rPr>
+        <w:t xml:space="preserve"> which the </w:t>
+      </w:r>
+      <w:r>
+        <w:rPr>
+          <w:rFonts w:cs="Times New Roman"/>
+          <w:szCs w:val="24"/>
+          <w:lang w:val="en-US"/>
+        </w:rPr>
+        <w:t>APP</w:t>
+      </w:r>
+      <w:r>
+        <w:rPr>
+          <w:rFonts w:cs="Times New Roman"/>
+          <w:szCs w:val="24"/>
+          <w:lang w:val="en-US"/>
+        </w:rPr>
+        <w:t xml:space="preserve"> have null effects</w:t>
+      </w:r>
+      <w:r>
+        <w:rPr>
+          <w:rFonts w:cs="Times New Roman"/>
+          <w:szCs w:val="24"/>
+          <w:lang w:val="en-US"/>
+        </w:rPr>
+        <w:t>, and furtherly out of</w:t>
+      </w:r>
+      <w:r>
+        <w:rPr>
+          <w:rFonts w:cs="Times New Roman"/>
+          <w:szCs w:val="24"/>
+          <w:lang w:val="en-US"/>
+        </w:rPr>
+        <w:t xml:space="preserve"> a face in relation with</w:t>
+      </w:r>
+      <w:r>
+        <w:rPr>
+          <w:rFonts w:cs="Times New Roman"/>
+          <w:szCs w:val="24"/>
+          <w:lang w:val="en-US"/>
+        </w:rPr>
+        <w:t xml:space="preserve"> the “</w:t>
+      </w:r>
+      <w:r>
+        <w:rPr>
+          <w:rFonts w:cs="Times New Roman"/>
+          <w:i/>
+          <w:iCs/>
+          <w:szCs w:val="24"/>
+          <w:lang w:val="en-US"/>
+        </w:rPr>
+        <w:t>pace and tone of a more lethal and deadly cycle of contention labeled al-Aqsa Intifada, denoting a religious ardor of the struggle against the Israel-Jewish enemy</w:t>
+      </w:r>
+      <w:r>
+        <w:rPr>
+          <w:rFonts w:cs="Times New Roman"/>
+          <w:szCs w:val="24"/>
           <w:lang w:val="en-US"/>
         </w:rPr>
         <w:t>”</w:t>
       </w:r>
       <w:r>
         <w:rPr>
-          <w:lang w:val="en-US"/>
-        </w:rPr>
-        <w:t xml:space="preserve"> which supposed to clean the faces of ethical individuals mobilized mainly by its "transnational" link </w:t>
-      </w:r>
-      <w:r>
-        <w:rPr>
-          <w:lang w:val="en-US"/>
-        </w:rPr>
-        <w:t xml:space="preserve">to the Palestine-Israel contention. Those </w:t>
-      </w:r>
-      <w:r>
-        <w:rPr>
-          <w:lang w:val="en-US"/>
-        </w:rPr>
-        <w:t>performances develop</w:t>
-      </w:r>
-      <w:r>
-        <w:rPr>
-          <w:lang w:val="en-US"/>
-        </w:rPr>
-        <w:t>ed</w:t>
-      </w:r>
-      <w:r>
-        <w:rPr>
-          <w:lang w:val="en-US"/>
-        </w:rPr>
-        <w:t xml:space="preserve"> in dislocation from the real power dynamic o</w:t>
-      </w:r>
-      <w:r>
-        <w:rPr>
-          <w:lang w:val="en-US"/>
-        </w:rPr>
-        <w:t>n</w:t>
-      </w:r>
-      <w:r>
-        <w:rPr>
-          <w:lang w:val="en-US"/>
-        </w:rPr>
-        <w:t xml:space="preserve"> which the </w:t>
-      </w:r>
-      <w:r>
-        <w:rPr>
-          <w:lang w:val="en-US"/>
-        </w:rPr>
-        <w:t>APP</w:t>
-      </w:r>
-      <w:r>
-        <w:rPr>
-          <w:lang w:val="en-US"/>
-        </w:rPr>
-        <w:t xml:space="preserve"> have null effects.</w:t>
+          <w:rFonts w:cs="Times New Roman"/>
+          <w:szCs w:val="24"/>
+          <w:lang w:val="en-US"/>
+        </w:rPr>
+        <w:t xml:space="preserve"> </w:t>
+      </w:r>
+      <w:r>
+        <w:rPr>
+          <w:rFonts w:cs="Times New Roman"/>
+          <w:szCs w:val="24"/>
+          <w:lang w:val="en-US"/>
+        </w:rPr>
+        <w:fldChar w:fldCharType="begin"/>
+      </w:r>
+      <w:r>
+        <w:rPr>
+          <w:rFonts w:cs="Times New Roman"/>
+          <w:szCs w:val="24"/>
+          <w:lang w:val="en-US"/>
+        </w:rPr>
+        <w:instrText xml:space="preserve"> ADDIN ZOTERO_ITEM CSL_CITATION {"citationID":"LqzoBTpk","properties":{"formattedCitation":"(Johnston and Alimi 2012, 616)","plainCitation":"(Johnston and Alimi 2012, 616)","noteIndex":0},"citationItems":[{"id":5174,"uris":["http://zotero.org/users/4081719/items/7HWX9MTB"],"itemData":{"id":5174,"type":"article-journal","container-title":"Political Studies","DOI":"10.1111/j.1467-9248.2011.00927.x","issue":"3","page":"603-620","title":"Primary Frameworks, Keying and the Dynamics of Contentious Politics: The Islamization of the Chechen and Palestinian National Movements","URL":"http://doi.wiley.com/10.1111/j.1467-9248.2011.00927.x","volume":"60","author":[{"family":"Johnston","given":"Hank"},{"family":"Alimi","given":"Eitan Y."}],"issued":{"date-parts":[["2012",10]]},"citation-key":"johnstonPrimaryFrameworksKeying2012"},"locator":"616","label":"page"}],"schema":"https://github.com/citation-style-language/schema/raw/master/csl-citation.json"} </w:instrText>
+      </w:r>
+      <w:r>
+        <w:rPr>
+          <w:rFonts w:cs="Times New Roman"/>
+          <w:szCs w:val="24"/>
+          <w:lang w:val="en-US"/>
+        </w:rPr>
+        <w:fldChar w:fldCharType="separate"/>
+      </w:r>
+      <w:r>
+        <w:rPr>
+          <w:rFonts w:cs="Times New Roman"/>
+          <w:szCs w:val="24"/>
+          <w:lang w:val="en-US"/>
+        </w:rPr>
+        <w:t>(Johnston and Alimi 2012, 616)</w:t>
+      </w:r>
+      <w:r>
+        <w:rPr>
+          <w:rFonts w:cs="Times New Roman"/>
+          <w:szCs w:val="24"/>
+          <w:lang w:val="en-US"/>
+        </w:rPr>
+        <w:fldChar w:fldCharType="end"/>
+      </w:r>
+      <w:r>
+        <w:rPr>
+          <w:rFonts w:cs="Times New Roman"/>
+          <w:szCs w:val="24"/>
+          <w:lang w:val="en-US"/>
+        </w:rPr>
+        <w:t>, after Raisi’s martyrization.</w:t>
       </w:r>
     </w:p>
     <w:p>
       <w:pPr>
         <w:spacing w:line="480" w:lineRule="auto"/>
         <w:rPr>
+          <w:rFonts w:cs="Times New Roman"/>
+          <w:szCs w:val="24"/>
           <w:lang w:val="en-US"/>
         </w:rPr>
       </w:pPr>
       <w:r>
         <w:rPr>
+          <w:rFonts w:cs="Times New Roman"/>
+          <w:szCs w:val="24"/>
           <w:lang w:val="en-US"/>
         </w:rPr>
         <w:t>The attribution of effectivity to the performances of encampments which finished with a well coopted labor union completely integrated in the political system. The "experience" created for the college U</w:t>
       </w:r>
       <w:r>
         <w:rPr>
+          <w:rFonts w:cs="Times New Roman"/>
+          <w:szCs w:val="24"/>
           <w:lang w:val="en-US"/>
         </w:rPr>
         <w:t>.</w:t>
       </w:r>
       <w:r>
         <w:rPr>
+          <w:rFonts w:cs="Times New Roman"/>
+          <w:szCs w:val="24"/>
           <w:lang w:val="en-US"/>
         </w:rPr>
         <w:t>S</w:t>
       </w:r>
       <w:r>
         <w:rPr>
+          <w:rFonts w:cs="Times New Roman"/>
+          <w:szCs w:val="24"/>
           <w:lang w:val="en-US"/>
         </w:rPr>
         <w:t>.</w:t>
       </w:r>
       <w:r>
         <w:rPr>
+          <w:rFonts w:cs="Times New Roman"/>
+          <w:szCs w:val="24"/>
           <w:lang w:val="en-US"/>
         </w:rPr>
         <w:t xml:space="preserve"> students nationally</w:t>
       </w:r>
       <w:r>
         <w:rPr>
+          <w:rFonts w:cs="Times New Roman"/>
+          <w:szCs w:val="24"/>
           <w:lang w:val="en-US"/>
         </w:rPr>
         <w:t>,</w:t>
       </w:r>
       <w:r>
         <w:rPr>
+          <w:rFonts w:cs="Times New Roman"/>
+          <w:szCs w:val="24"/>
           <w:lang w:val="en-US"/>
         </w:rPr>
         <w:t xml:space="preserve"> promote a "global" image of complete defeat of the Palestinian struggle in </w:t>
       </w:r>
       <w:r>
         <w:rPr>
+          <w:rFonts w:cs="Times New Roman"/>
+          <w:szCs w:val="24"/>
           <w:lang w:val="en-US"/>
         </w:rPr>
         <w:t>its</w:t>
       </w:r>
       <w:r>
         <w:rPr>
+          <w:rFonts w:cs="Times New Roman"/>
+          <w:szCs w:val="24"/>
           <w:lang w:val="en-US"/>
         </w:rPr>
         <w:t xml:space="preserve"> </w:t>
       </w:r>
       <w:r>
         <w:rPr>
+          <w:rFonts w:cs="Times New Roman"/>
+          <w:szCs w:val="24"/>
           <w:lang w:val="en-US"/>
         </w:rPr>
         <w:t>cruelest</w:t>
       </w:r>
       <w:r>
         <w:rPr>
-          <w:lang w:val="en-US"/>
-        </w:rPr>
-        <w:t xml:space="preserve"> moment, show</w:t>
-      </w:r>
-      <w:r>
-        <w:rPr>
-          <w:lang w:val="en-US"/>
-        </w:rPr>
-        <w:t>ing</w:t>
-      </w:r>
-      <w:r>
-        <w:rPr>
-          <w:lang w:val="en-US"/>
-        </w:rPr>
-        <w:t xml:space="preserve"> a particular </w:t>
-      </w:r>
-      <w:r>
-        <w:rPr>
-          <w:lang w:val="en-US"/>
-        </w:rPr>
-        <w:t>“</w:t>
-      </w:r>
-      <w:r>
-        <w:rPr>
-          <w:lang w:val="en-US"/>
-        </w:rPr>
-        <w:t>face</w:t>
-      </w:r>
-      <w:r>
-        <w:rPr>
-          <w:lang w:val="en-US"/>
-        </w:rPr>
-        <w:t>”</w:t>
-      </w:r>
-      <w:r>
-        <w:rPr>
-          <w:lang w:val="en-US"/>
-        </w:rPr>
-        <w:t xml:space="preserve"> to the historical resistance of the people of not only Palestine, but for elsewhere around the world.</w:t>
-      </w:r>
-      <w:r>
-        <w:rPr>
+          <w:rFonts w:cs="Times New Roman"/>
+          <w:szCs w:val="24"/>
+          <w:lang w:val="en-US"/>
+        </w:rPr>
+        <w:t xml:space="preserve"> moment, showing a particular “face” to the historical resistance of the people of not only Palestine, but for elsewhere around the world.</w:t>
+      </w:r>
+      <w:r>
+        <w:rPr>
+          <w:rFonts w:cs="Times New Roman"/>
+          <w:szCs w:val="24"/>
           <w:lang w:val="en-US"/>
         </w:rPr>
         <w:t xml:space="preserve"> The face of resistance showed by Hamas, among other propaganda and political organizations of the Palestinian struggle for liberation against Israel, were obscured by the defeating images of the APP diffused freely by social media networks, </w:t>
       </w:r>
       <w:r>
         <w:rPr>
+          <w:rFonts w:cs="Times New Roman"/>
+          <w:szCs w:val="24"/>
           <w:lang w:val="en-US"/>
         </w:rPr>
         <w:t>showing the “experience of repression” as absolute without any attempt to fight against the detainments nor the repression with police, by introducing a third party “conveniently masked” counter-mobilization supposed to be leaded and executed by the “young Zionists” to which the “efforts of resistance” were mainly directed. Indeed, the police repression acted as policing the APP, regulating appropriation of the university as a place for the APP contention in exhausted coordination and negotiation with the university authorities in an almost daily base.</w:t>
@@ -2235,525 +4331,690 @@
       <w:pPr>
         <w:spacing w:line="480" w:lineRule="auto"/>
         <w:rPr>
+          <w:rFonts w:cs="Times New Roman"/>
+          <w:szCs w:val="24"/>
           <w:lang w:val="en-US"/>
         </w:rPr>
       </w:pPr>
       <w:r>
         <w:rPr>
-          <w:lang w:val="en-US"/>
-        </w:rPr>
-        <w:t xml:space="preserve">What the college students saw as the most powerful student movement since the Vietnam anti-war movement, is really working to produce a global "experience" of defeat of the social forces in struggle against genocide and militarized repression beyond Gaza. The ideological capacity to make the social struggle in the US develop dislocated from the real outcomes of the political situation which is in question in the Gaza crisis[,] triggered </w:t>
-      </w:r>
-      <w:r>
-        <w:rPr>
+          <w:rFonts w:cs="Times New Roman"/>
+          <w:szCs w:val="24"/>
+          <w:lang w:val="en-US"/>
+        </w:rPr>
+        <w:t xml:space="preserve">What the college students saw as the most powerful student movement since the Vietnam anti-war movement, is really working to produce a global "experience" of defeat of the social forces in struggle against genocide and militarized repression beyond Gaza. The ideological capacity to make the social struggle in the US develop dislocated from the real outcomes of the political situation which is in question in the </w:t>
+      </w:r>
+      <w:r>
+        <w:rPr>
+          <w:rFonts w:cs="Times New Roman"/>
+          <w:szCs w:val="24"/>
           <w:lang w:val="en-US"/>
         </w:rPr>
         <w:lastRenderedPageBreak/>
-        <w:t>and defended by US imperialism in support of Israel state building genocide. In that manner our individualistic souls can be sacrificed "virtually" by being martyrized, imprisoned, treated as the "pigs" treat "Palestinians".</w:t>
+        <w:t xml:space="preserve">Gaza </w:t>
+      </w:r>
+      <w:r>
+        <w:rPr>
+          <w:rFonts w:cs="Times New Roman"/>
+          <w:szCs w:val="24"/>
+          <w:lang w:val="en-US"/>
+        </w:rPr>
+        <w:t>crisis [</w:t>
+      </w:r>
+      <w:r>
+        <w:rPr>
+          <w:rFonts w:cs="Times New Roman"/>
+          <w:szCs w:val="24"/>
+          <w:lang w:val="en-US"/>
+        </w:rPr>
+        <w:t>,] triggered and defended by US imperialism in support of Israel state building genocide. In that manner our individualistic souls can be sacrificed "virtually" by being martyrized, imprisoned, treated as the "pigs" treat "Palestinians".</w:t>
       </w:r>
     </w:p>
     <w:p>
       <w:pPr>
         <w:spacing w:line="480" w:lineRule="auto"/>
         <w:rPr>
+          <w:rFonts w:cs="Times New Roman"/>
+          <w:szCs w:val="24"/>
           <w:lang w:val="en-US"/>
         </w:rPr>
       </w:pPr>
       <w:r>
         <w:rPr>
-          <w:lang w:val="en-US"/>
-        </w:rPr>
-        <w:t>Regarding to the dislocation of the performances of the APP in relation to the development of the multilevel polity contention executed by the different political organs of Palestine (Palestine Liberation Organization, Muslim Brotherhood-Hamas, United National Command</w:t>
-      </w:r>
-      <w:r>
-        <w:rPr>
-          <w:lang w:val="en-US"/>
-        </w:rPr>
-        <w:t xml:space="preserve"> of the Uprising)</w:t>
-      </w:r>
-      <w:r>
-        <w:rPr>
-          <w:lang w:val="en-US"/>
-        </w:rPr>
-        <w:t>. I will be clear in state that t</w:t>
-      </w:r>
-      <w:r>
-        <w:rPr>
-          <w:lang w:val="en-US"/>
-        </w:rPr>
-        <w:t>he absence of self-bombing performances</w:t>
-      </w:r>
-      <w:r>
-        <w:rPr>
-          <w:lang w:val="en-US"/>
-        </w:rPr>
-        <w:t>,</w:t>
-      </w:r>
-      <w:r>
-        <w:rPr>
-          <w:lang w:val="en-US"/>
-        </w:rPr>
-        <w:t xml:space="preserve"> </w:t>
-      </w:r>
-      <w:r>
-        <w:rPr>
-          <w:lang w:val="en-US"/>
-        </w:rPr>
-        <w:t xml:space="preserve">bombing </w:t>
-      </w:r>
-      <w:r>
-        <w:rPr>
-          <w:lang w:val="en-US"/>
-        </w:rPr>
-        <w:t xml:space="preserve">broadly </w:t>
-      </w:r>
-      <w:r>
-        <w:rPr>
-          <w:lang w:val="en-US"/>
-        </w:rPr>
-        <w:t xml:space="preserve">as part of </w:t>
-      </w:r>
-      <w:r>
-        <w:rPr>
-          <w:lang w:val="en-US"/>
-        </w:rPr>
-        <w:t>armed struggle</w:t>
-      </w:r>
-      <w:r>
-        <w:rPr>
-          <w:lang w:val="en-US"/>
-        </w:rPr>
-        <w:t>,</w:t>
-      </w:r>
-      <w:r>
-        <w:rPr>
-          <w:lang w:val="en-US"/>
-        </w:rPr>
-        <w:t xml:space="preserve"> as well as hostages’ situations,</w:t>
-      </w:r>
-      <w:r>
-        <w:rPr>
-          <w:lang w:val="en-US"/>
-        </w:rPr>
-        <w:t xml:space="preserve"> </w:t>
-      </w:r>
-      <w:r>
-        <w:rPr>
-          <w:lang w:val="en-US"/>
-        </w:rPr>
-        <w:t>are</w:t>
-      </w:r>
-      <w:r>
-        <w:rPr>
-          <w:lang w:val="en-US"/>
-        </w:rPr>
-        <w:t xml:space="preserve"> performances developed robustly in the field of contention </w:t>
-      </w:r>
-      <w:r>
-        <w:rPr>
-          <w:lang w:val="en-US"/>
-        </w:rPr>
-        <w:t xml:space="preserve">formed </w:t>
-      </w:r>
-      <w:r>
-        <w:rPr>
-          <w:lang w:val="en-US"/>
-        </w:rPr>
-        <w:t xml:space="preserve">in Gaza </w:t>
-      </w:r>
-      <w:r>
-        <w:rPr>
-          <w:lang w:val="en-US"/>
-        </w:rPr>
-        <w:t>as a response to</w:t>
-      </w:r>
-      <w:r>
-        <w:rPr>
-          <w:lang w:val="en-US"/>
-        </w:rPr>
-        <w:t xml:space="preserve"> U</w:t>
-      </w:r>
-      <w:r>
-        <w:rPr>
-          <w:lang w:val="en-US"/>
-        </w:rPr>
-        <w:t>.</w:t>
-      </w:r>
-      <w:r>
-        <w:rPr>
-          <w:lang w:val="en-US"/>
-        </w:rPr>
-        <w:t>S</w:t>
-      </w:r>
-      <w:r>
-        <w:rPr>
-          <w:lang w:val="en-US"/>
-        </w:rPr>
-        <w:t>.</w:t>
-      </w:r>
-      <w:r>
-        <w:rPr>
-          <w:lang w:val="en-US"/>
-        </w:rPr>
-        <w:t xml:space="preserve"> imperialism</w:t>
-      </w:r>
-      <w:r>
-        <w:rPr>
-          <w:lang w:val="en-US"/>
-        </w:rPr>
-        <w:t xml:space="preserve"> and Israel occupation</w:t>
-      </w:r>
-      <w:r>
-        <w:rPr>
-          <w:lang w:val="en-US"/>
-        </w:rPr>
-        <w:t xml:space="preserve">, </w:t>
-      </w:r>
-      <w:r>
-        <w:rPr>
-          <w:lang w:val="en-US"/>
-        </w:rPr>
-        <w:t>and were developed under the jihadization of the Palestine-Israel conflict not only in Gaza or the Middle East, but also concretely in the U.S. and Europe</w:t>
-      </w:r>
-      <w:r>
-        <w:rPr>
-          <w:lang w:val="en-US"/>
-        </w:rPr>
-        <w:t xml:space="preserve"> since the 90’s.</w:t>
+          <w:rFonts w:cs="Times New Roman"/>
+          <w:szCs w:val="24"/>
+          <w:lang w:val="en-US"/>
+        </w:rPr>
+        <w:t>The efforts to provide a manufactured experience of the Palestine-Israel contention to the performances of the APP were oriented to clean, purify, moral individuals, whom by their mobilized emotions believe that their collective action have meaning and are real not only in the experience of encampment or of being bitten by police and got arrested, mainly freely, for solidarity with Palestine; doesn't matter if they will be "free" by paying a 1000 dollars for each "liberation" after 4 or 5 hours in mean.</w:t>
       </w:r>
     </w:p>
     <w:p>
       <w:pPr>
         <w:spacing w:line="480" w:lineRule="auto"/>
         <w:rPr>
+          <w:rFonts w:cs="Times New Roman"/>
+          <w:szCs w:val="24"/>
           <w:lang w:val="en-US"/>
         </w:rPr>
       </w:pPr>
       <w:r>
         <w:rPr>
-          <w:lang w:val="en-US"/>
-        </w:rPr>
-        <w:t>During the current breakdown of the international state system, the crisis in Gaza and the genocide of Palestin</w:t>
-      </w:r>
-      <w:r>
-        <w:rPr>
-          <w:lang w:val="en-US"/>
-        </w:rPr>
-        <w:t>e</w:t>
-      </w:r>
-      <w:r>
-        <w:rPr>
-          <w:lang w:val="en-US"/>
-        </w:rPr>
-        <w:t xml:space="preserve"> has been </w:t>
-      </w:r>
-      <w:r>
-        <w:rPr>
-          <w:lang w:val="en-US"/>
-        </w:rPr>
-        <w:t>framed highly influenced by social media infrastructure (Instagram, Twitter and Signal)</w:t>
-      </w:r>
-      <w:r>
-        <w:rPr>
-          <w:lang w:val="en-US"/>
-        </w:rPr>
-        <w:t xml:space="preserve"> </w:t>
-      </w:r>
-      <w:r>
-        <w:rPr>
-          <w:lang w:val="en-US"/>
-        </w:rPr>
-        <w:t>as a</w:t>
-      </w:r>
-      <w:r>
-        <w:rPr>
-          <w:lang w:val="en-US"/>
-        </w:rPr>
-        <w:t xml:space="preserve"> "transnational" field </w:t>
-      </w:r>
-      <w:r>
-        <w:rPr>
-          <w:lang w:val="en-US"/>
-        </w:rPr>
-        <w:t>of contention, at the point to declare a global student’s movement, or the most powerful student movement in American history in comparison with the Vietnam anti-war movement.</w:t>
+          <w:rFonts w:cs="Times New Roman"/>
+          <w:szCs w:val="24"/>
+          <w:lang w:val="en-US"/>
+        </w:rPr>
+        <w:t>Ethics and moral are oriented and claimed, the target in those efforts were directed only to the students for being mobilized. Their individualism is purified, cleaned, by lived solidarity. The acts of chanting, marching, striking, encampments, are made to produce an experience of mobilization, and nothing more. The claims, targets, subjects, and effects, nothing have to do with the Palestine-Israel contention, but the SMOs of the APP supported by the social media influence on emotions made everything to "</w:t>
+      </w:r>
+      <w:r>
+        <w:rPr>
+          <w:rFonts w:cs="Times New Roman"/>
+          <w:i/>
+          <w:iCs/>
+          <w:szCs w:val="24"/>
+          <w:lang w:val="en-US"/>
+        </w:rPr>
+        <w:t>appear as it is</w:t>
+      </w:r>
+      <w:r>
+        <w:rPr>
+          <w:rFonts w:cs="Times New Roman"/>
+          <w:szCs w:val="24"/>
+          <w:lang w:val="en-US"/>
+        </w:rPr>
+        <w:t>". The “</w:t>
+      </w:r>
+      <w:r>
+        <w:rPr>
+          <w:rFonts w:cs="Times New Roman"/>
+          <w:i/>
+          <w:iCs/>
+          <w:szCs w:val="24"/>
+          <w:lang w:val="en-US"/>
+        </w:rPr>
+        <w:t>sense of realness</w:t>
+      </w:r>
+      <w:r>
+        <w:rPr>
+          <w:rFonts w:cs="Times New Roman"/>
+          <w:szCs w:val="24"/>
+          <w:lang w:val="en-US"/>
+        </w:rPr>
+        <w:t>” rather than the effects of the events, ruled the mobilization in an institutionalized trajectory, away from the security affair of the jihadization of the Palestine-Israel contention at a multilevel polity.</w:t>
       </w:r>
     </w:p>
     <w:p>
       <w:pPr>
         <w:spacing w:line="480" w:lineRule="auto"/>
         <w:rPr>
+          <w:rFonts w:cs="Times New Roman"/>
+          <w:szCs w:val="24"/>
           <w:lang w:val="en-US"/>
         </w:rPr>
       </w:pPr>
       <w:r>
         <w:rPr>
-          <w:lang w:val="en-US"/>
-        </w:rPr>
-        <w:t xml:space="preserve">If we look at the consequences of the APP, completely descripted by their claims, the effects on the Palestinian genocide is null, the reason why, is not only because of the </w:t>
-      </w:r>
-      <w:r>
-        <w:rPr>
-          <w:lang w:val="en-US"/>
-        </w:rPr>
-        <w:t>“</w:t>
-      </w:r>
-      <w:r>
-        <w:rPr>
-          <w:lang w:val="en-US"/>
-        </w:rPr>
-        <w:t>cease fire</w:t>
-      </w:r>
-      <w:r>
-        <w:rPr>
-          <w:lang w:val="en-US"/>
-        </w:rPr>
-        <w:t>”, “de-invest”</w:t>
-      </w:r>
-      <w:r>
-        <w:rPr>
-          <w:lang w:val="en-US"/>
-        </w:rPr>
-        <w:t xml:space="preserve"> and </w:t>
-      </w:r>
-      <w:r>
-        <w:rPr>
-          <w:lang w:val="en-US"/>
-        </w:rPr>
-        <w:t>“</w:t>
-      </w:r>
-      <w:r>
-        <w:rPr>
-          <w:lang w:val="en-US"/>
-        </w:rPr>
-        <w:t>free academic liberties</w:t>
-      </w:r>
-      <w:r>
-        <w:rPr>
-          <w:lang w:val="en-US"/>
-        </w:rPr>
-        <w:t>” were claims completely out of the frame configured by the Palestinian-Israel conflict historically</w:t>
-      </w:r>
-      <w:r>
-        <w:rPr>
-          <w:lang w:val="en-US"/>
-        </w:rPr>
-        <w:t>, but mainly because of the channeled manner in which the AP</w:t>
-      </w:r>
-      <w:r>
-        <w:rPr>
-          <w:lang w:val="en-US"/>
-        </w:rPr>
-        <w:t>P</w:t>
-      </w:r>
-      <w:r>
-        <w:rPr>
-          <w:lang w:val="en-US"/>
-        </w:rPr>
-        <w:t xml:space="preserve"> selected their targets</w:t>
-      </w:r>
-      <w:r>
-        <w:rPr>
-          <w:lang w:val="en-US"/>
-        </w:rPr>
-        <w:t xml:space="preserve"> moving from targeting the government to a desperate move to reduce its scope to the college students movement field of contention avoiding it direct framing as an anti-government protest. In that manner neither the claims, nor the performances could have any effect on the real situation of </w:t>
-      </w:r>
-      <w:r>
-        <w:rPr>
+          <w:rFonts w:cs="Times New Roman"/>
+          <w:szCs w:val="24"/>
+          <w:lang w:val="en-US"/>
+        </w:rPr>
+        <w:t>Regarding to the dislocation of the performances of the APP in relation to the development of the multilevel polity contention executed by the different political organs of Palestine (Palestine Liberation Organization, Muslim Brotherhood-Hamas, United National Command</w:t>
+      </w:r>
+      <w:r>
+        <w:rPr>
+          <w:rFonts w:cs="Times New Roman"/>
+          <w:szCs w:val="24"/>
+          <w:lang w:val="en-US"/>
+        </w:rPr>
+        <w:t xml:space="preserve"> of the Uprising)</w:t>
+      </w:r>
+      <w:r>
+        <w:rPr>
+          <w:rFonts w:cs="Times New Roman"/>
+          <w:szCs w:val="24"/>
+          <w:lang w:val="en-US"/>
+        </w:rPr>
+        <w:t>. I will be clear in state that t</w:t>
+      </w:r>
+      <w:r>
+        <w:rPr>
+          <w:rFonts w:cs="Times New Roman"/>
+          <w:szCs w:val="24"/>
+          <w:lang w:val="en-US"/>
+        </w:rPr>
+        <w:t>he absence of self-bombing performances</w:t>
+      </w:r>
+      <w:r>
+        <w:rPr>
+          <w:rFonts w:cs="Times New Roman"/>
+          <w:szCs w:val="24"/>
+          <w:lang w:val="en-US"/>
+        </w:rPr>
+        <w:t>,</w:t>
+      </w:r>
+      <w:r>
+        <w:rPr>
+          <w:rFonts w:cs="Times New Roman"/>
+          <w:szCs w:val="24"/>
+          <w:lang w:val="en-US"/>
+        </w:rPr>
+        <w:t xml:space="preserve"> </w:t>
+      </w:r>
+      <w:r>
+        <w:rPr>
+          <w:rFonts w:cs="Times New Roman"/>
+          <w:szCs w:val="24"/>
+          <w:lang w:val="en-US"/>
+        </w:rPr>
+        <w:t xml:space="preserve">bombing </w:t>
+      </w:r>
+      <w:r>
+        <w:rPr>
+          <w:rFonts w:cs="Times New Roman"/>
+          <w:szCs w:val="24"/>
+          <w:lang w:val="en-US"/>
+        </w:rPr>
+        <w:t xml:space="preserve">broadly </w:t>
+      </w:r>
+      <w:r>
+        <w:rPr>
+          <w:rFonts w:cs="Times New Roman"/>
+          <w:szCs w:val="24"/>
+          <w:lang w:val="en-US"/>
+        </w:rPr>
+        <w:t xml:space="preserve">as part of </w:t>
+      </w:r>
+      <w:r>
+        <w:rPr>
+          <w:rFonts w:cs="Times New Roman"/>
+          <w:szCs w:val="24"/>
+          <w:lang w:val="en-US"/>
+        </w:rPr>
+        <w:t>armed struggle</w:t>
+      </w:r>
+      <w:r>
+        <w:rPr>
+          <w:rFonts w:cs="Times New Roman"/>
+          <w:szCs w:val="24"/>
+          <w:lang w:val="en-US"/>
+        </w:rPr>
+        <w:t>,</w:t>
+      </w:r>
+      <w:r>
+        <w:rPr>
+          <w:rFonts w:cs="Times New Roman"/>
+          <w:szCs w:val="24"/>
+          <w:lang w:val="en-US"/>
+        </w:rPr>
+        <w:t xml:space="preserve"> as well as hostages’ situations,</w:t>
+      </w:r>
+      <w:r>
+        <w:rPr>
+          <w:rFonts w:cs="Times New Roman"/>
+          <w:szCs w:val="24"/>
+          <w:lang w:val="en-US"/>
+        </w:rPr>
+        <w:t xml:space="preserve"> </w:t>
+      </w:r>
+      <w:r>
+        <w:rPr>
+          <w:rFonts w:cs="Times New Roman"/>
+          <w:szCs w:val="24"/>
+          <w:lang w:val="en-US"/>
+        </w:rPr>
+        <w:t>are</w:t>
+      </w:r>
+      <w:r>
+        <w:rPr>
+          <w:rFonts w:cs="Times New Roman"/>
+          <w:szCs w:val="24"/>
+          <w:lang w:val="en-US"/>
+        </w:rPr>
+        <w:t xml:space="preserve"> performances developed robustly in the field of contention </w:t>
+      </w:r>
+      <w:r>
+        <w:rPr>
+          <w:rFonts w:cs="Times New Roman"/>
+          <w:szCs w:val="24"/>
           <w:lang w:val="en-US"/>
         </w:rPr>
         <w:lastRenderedPageBreak/>
-        <w:t>Palestinian genocide but provide a “lived experience with a sense of realness”, finally dislocated, unsuccessful, and demoralizing.</w:t>
+        <w:t xml:space="preserve">formed </w:t>
+      </w:r>
+      <w:r>
+        <w:rPr>
+          <w:rFonts w:cs="Times New Roman"/>
+          <w:szCs w:val="24"/>
+          <w:lang w:val="en-US"/>
+        </w:rPr>
+        <w:t xml:space="preserve">in Gaza </w:t>
+      </w:r>
+      <w:r>
+        <w:rPr>
+          <w:rFonts w:cs="Times New Roman"/>
+          <w:szCs w:val="24"/>
+          <w:lang w:val="en-US"/>
+        </w:rPr>
+        <w:t>as a response to</w:t>
+      </w:r>
+      <w:r>
+        <w:rPr>
+          <w:rFonts w:cs="Times New Roman"/>
+          <w:szCs w:val="24"/>
+          <w:lang w:val="en-US"/>
+        </w:rPr>
+        <w:t xml:space="preserve"> U</w:t>
+      </w:r>
+      <w:r>
+        <w:rPr>
+          <w:rFonts w:cs="Times New Roman"/>
+          <w:szCs w:val="24"/>
+          <w:lang w:val="en-US"/>
+        </w:rPr>
+        <w:t>.</w:t>
+      </w:r>
+      <w:r>
+        <w:rPr>
+          <w:rFonts w:cs="Times New Roman"/>
+          <w:szCs w:val="24"/>
+          <w:lang w:val="en-US"/>
+        </w:rPr>
+        <w:t>S</w:t>
+      </w:r>
+      <w:r>
+        <w:rPr>
+          <w:rFonts w:cs="Times New Roman"/>
+          <w:szCs w:val="24"/>
+          <w:lang w:val="en-US"/>
+        </w:rPr>
+        <w:t>.</w:t>
+      </w:r>
+      <w:r>
+        <w:rPr>
+          <w:rFonts w:cs="Times New Roman"/>
+          <w:szCs w:val="24"/>
+          <w:lang w:val="en-US"/>
+        </w:rPr>
+        <w:t xml:space="preserve"> imperialism</w:t>
+      </w:r>
+      <w:r>
+        <w:rPr>
+          <w:rFonts w:cs="Times New Roman"/>
+          <w:szCs w:val="24"/>
+          <w:lang w:val="en-US"/>
+        </w:rPr>
+        <w:t xml:space="preserve"> and Israel occupation</w:t>
+      </w:r>
+      <w:r>
+        <w:rPr>
+          <w:rFonts w:cs="Times New Roman"/>
+          <w:szCs w:val="24"/>
+          <w:lang w:val="en-US"/>
+        </w:rPr>
+        <w:t xml:space="preserve">, </w:t>
+      </w:r>
+      <w:r>
+        <w:rPr>
+          <w:rFonts w:cs="Times New Roman"/>
+          <w:szCs w:val="24"/>
+          <w:lang w:val="en-US"/>
+        </w:rPr>
+        <w:t>and were developed under the jihadization of the Palestine-Israel conflict not only in Gaza or the Middle East, but also concretely in the U.S. and Europe</w:t>
+      </w:r>
+      <w:r>
+        <w:rPr>
+          <w:rFonts w:cs="Times New Roman"/>
+          <w:szCs w:val="24"/>
+          <w:lang w:val="en-US"/>
+        </w:rPr>
+        <w:t xml:space="preserve"> since the 90’s.</w:t>
       </w:r>
     </w:p>
     <w:p>
       <w:pPr>
         <w:spacing w:line="480" w:lineRule="auto"/>
         <w:rPr>
+          <w:rFonts w:cs="Times New Roman"/>
+          <w:szCs w:val="24"/>
           <w:lang w:val="en-US"/>
         </w:rPr>
       </w:pPr>
       <w:r>
         <w:rPr>
-          <w:lang w:val="en-US"/>
-        </w:rPr>
-        <w:t xml:space="preserve">The </w:t>
-      </w:r>
-      <w:r>
-        <w:rPr>
-          <w:lang w:val="en-US"/>
-        </w:rPr>
-        <w:t xml:space="preserve"> constrain</w:t>
-      </w:r>
-      <w:r>
-        <w:rPr>
-          <w:lang w:val="en-US"/>
-        </w:rPr>
-        <w:t xml:space="preserve"> of the performances and </w:t>
-      </w:r>
-      <w:r>
-        <w:rPr>
-          <w:lang w:val="en-US"/>
-        </w:rPr>
-        <w:t xml:space="preserve">its spatiality while being </w:t>
-      </w:r>
-      <w:r>
-        <w:rPr>
-          <w:lang w:val="en-US"/>
-        </w:rPr>
-        <w:t xml:space="preserve"> declared </w:t>
-      </w:r>
-      <w:r>
-        <w:rPr>
-          <w:lang w:val="en-US"/>
-        </w:rPr>
-        <w:t>“transnational”</w:t>
-      </w:r>
-      <w:r>
-        <w:rPr>
-          <w:lang w:val="en-US"/>
-        </w:rPr>
-        <w:t xml:space="preserve">, </w:t>
-      </w:r>
-      <w:r>
-        <w:rPr>
-          <w:lang w:val="en-US"/>
-        </w:rPr>
-        <w:t>clearly diminish and control effectively the escalation of performances of struggle, holding the actors, the performances, the claims and the target of the AP</w:t>
-      </w:r>
-      <w:r>
-        <w:rPr>
-          <w:lang w:val="en-US"/>
-        </w:rPr>
-        <w:t>P</w:t>
-      </w:r>
-      <w:r>
-        <w:rPr>
-          <w:lang w:val="en-US"/>
-        </w:rPr>
-        <w:t xml:space="preserve"> completely under cooptation and completely under the policy and institutionalized tradition of mobilization proper of the “special and separate style of existence” of American Colleges in which “certain reality” as the AP</w:t>
-      </w:r>
-      <w:r>
-        <w:rPr>
-          <w:lang w:val="en-US"/>
-        </w:rPr>
-        <w:t>P</w:t>
-      </w:r>
-      <w:r>
-        <w:rPr>
-          <w:lang w:val="en-US"/>
-        </w:rPr>
-        <w:t xml:space="preserve"> is attended, acquiring a “sense of reality” of an emotional lived experience of a “global” juncture.</w:t>
+          <w:rFonts w:cs="Times New Roman"/>
+          <w:szCs w:val="24"/>
+          <w:lang w:val="en-US"/>
+        </w:rPr>
+        <w:t>During the current breakdown of the international state system, the crisis in Gaza and the genocide of Palestin</w:t>
+      </w:r>
+      <w:r>
+        <w:rPr>
+          <w:rFonts w:cs="Times New Roman"/>
+          <w:szCs w:val="24"/>
+          <w:lang w:val="en-US"/>
+        </w:rPr>
+        <w:t>e</w:t>
+      </w:r>
+      <w:r>
+        <w:rPr>
+          <w:rFonts w:cs="Times New Roman"/>
+          <w:szCs w:val="24"/>
+          <w:lang w:val="en-US"/>
+        </w:rPr>
+        <w:t xml:space="preserve"> has been framed highly influenced by social media infrastructure (Instagram, Twitter and Signal) as a "transnational" field of contention, at the point to declare a global student’s movement, or the most powerful student movement in American history in comparison with the Vietnam anti-war movement.</w:t>
       </w:r>
     </w:p>
     <w:p>
       <w:pPr>
         <w:spacing w:line="480" w:lineRule="auto"/>
         <w:rPr>
+          <w:rFonts w:cs="Times New Roman"/>
+          <w:szCs w:val="24"/>
           <w:lang w:val="en-US"/>
         </w:rPr>
       </w:pPr>
       <w:r>
         <w:rPr>
-          <w:lang w:val="en-US"/>
-        </w:rPr>
-        <w:t xml:space="preserve">The </w:t>
-      </w:r>
-      <w:r>
-        <w:rPr>
-          <w:lang w:val="en-US"/>
-        </w:rPr>
-        <w:t>way</w:t>
-      </w:r>
-      <w:r>
-        <w:rPr>
-          <w:lang w:val="en-US"/>
-        </w:rPr>
-        <w:t xml:space="preserve"> this experience was structured depend not only </w:t>
-      </w:r>
-      <w:r>
-        <w:rPr>
-          <w:lang w:val="en-US"/>
-        </w:rPr>
-        <w:t>on</w:t>
-      </w:r>
-      <w:r>
-        <w:rPr>
-          <w:lang w:val="en-US"/>
-        </w:rPr>
-        <w:t xml:space="preserve"> the analysis of individua</w:t>
-      </w:r>
-      <w:r>
-        <w:rPr>
-          <w:lang w:val="en-US"/>
-        </w:rPr>
-        <w:t>l</w:t>
-      </w:r>
-      <w:r>
-        <w:rPr>
-          <w:lang w:val="en-US"/>
-        </w:rPr>
-        <w:t xml:space="preserve"> interactions but of contentious interactions by which the scale and the “reality” of the “experience” can be understood also as “dislocated” from the frames of collective action developed in a concrete field of contention.</w:t>
+          <w:rFonts w:cs="Times New Roman"/>
+          <w:szCs w:val="24"/>
+          <w:lang w:val="en-US"/>
+        </w:rPr>
+        <w:t xml:space="preserve">If we look at the consequences of the APP, completely descripted by their claims, the effects on the Palestinian genocide is null, the reason why, is not only because of the </w:t>
+      </w:r>
+      <w:r>
+        <w:rPr>
+          <w:rFonts w:cs="Times New Roman"/>
+          <w:szCs w:val="24"/>
+          <w:lang w:val="en-US"/>
+        </w:rPr>
+        <w:t>“</w:t>
+      </w:r>
+      <w:r>
+        <w:rPr>
+          <w:rFonts w:cs="Times New Roman"/>
+          <w:szCs w:val="24"/>
+          <w:lang w:val="en-US"/>
+        </w:rPr>
+        <w:t>cease fire</w:t>
+      </w:r>
+      <w:r>
+        <w:rPr>
+          <w:rFonts w:cs="Times New Roman"/>
+          <w:szCs w:val="24"/>
+          <w:lang w:val="en-US"/>
+        </w:rPr>
+        <w:t>”, “de-invest”</w:t>
+      </w:r>
+      <w:r>
+        <w:rPr>
+          <w:rFonts w:cs="Times New Roman"/>
+          <w:szCs w:val="24"/>
+          <w:lang w:val="en-US"/>
+        </w:rPr>
+        <w:t xml:space="preserve"> and </w:t>
+      </w:r>
+      <w:r>
+        <w:rPr>
+          <w:rFonts w:cs="Times New Roman"/>
+          <w:szCs w:val="24"/>
+          <w:lang w:val="en-US"/>
+        </w:rPr>
+        <w:t>“</w:t>
+      </w:r>
+      <w:r>
+        <w:rPr>
+          <w:rFonts w:cs="Times New Roman"/>
+          <w:szCs w:val="24"/>
+          <w:lang w:val="en-US"/>
+        </w:rPr>
+        <w:t>free academic liberties</w:t>
+      </w:r>
+      <w:r>
+        <w:rPr>
+          <w:rFonts w:cs="Times New Roman"/>
+          <w:szCs w:val="24"/>
+          <w:lang w:val="en-US"/>
+        </w:rPr>
+        <w:t>” were claims completely out of the frame configured by the Palestinian-Israel conflict historically</w:t>
+      </w:r>
+      <w:r>
+        <w:rPr>
+          <w:rFonts w:cs="Times New Roman"/>
+          <w:szCs w:val="24"/>
+          <w:lang w:val="en-US"/>
+        </w:rPr>
+        <w:t>, but mainly because of the channeled manner in which the AP</w:t>
+      </w:r>
+      <w:r>
+        <w:rPr>
+          <w:rFonts w:cs="Times New Roman"/>
+          <w:szCs w:val="24"/>
+          <w:lang w:val="en-US"/>
+        </w:rPr>
+        <w:t>P</w:t>
+      </w:r>
+      <w:r>
+        <w:rPr>
+          <w:rFonts w:cs="Times New Roman"/>
+          <w:szCs w:val="24"/>
+          <w:lang w:val="en-US"/>
+        </w:rPr>
+        <w:t xml:space="preserve"> selected their targets</w:t>
+      </w:r>
+      <w:r>
+        <w:rPr>
+          <w:rFonts w:cs="Times New Roman"/>
+          <w:szCs w:val="24"/>
+          <w:lang w:val="en-US"/>
+        </w:rPr>
+        <w:t xml:space="preserve"> moving from targeting the government to a desperate move to reduce its scope to the college students movement field of contention avoiding it direct framing as an anti-government protest. In that manner neither the claims, nor the performances could have any effect on the real situation of Palestinian genocide but provide a lived experience with a </w:t>
+      </w:r>
+      <w:r>
+        <w:rPr>
+          <w:rFonts w:cs="Times New Roman"/>
+          <w:szCs w:val="24"/>
+          <w:lang w:val="en-US"/>
+        </w:rPr>
+        <w:t>“</w:t>
+      </w:r>
+      <w:r>
+        <w:rPr>
+          <w:rFonts w:cs="Times New Roman"/>
+          <w:i/>
+          <w:iCs/>
+          <w:szCs w:val="24"/>
+          <w:lang w:val="en-US"/>
+        </w:rPr>
+        <w:t>sense of realness</w:t>
+      </w:r>
+      <w:r>
+        <w:rPr>
+          <w:rFonts w:cs="Times New Roman"/>
+          <w:szCs w:val="24"/>
+          <w:lang w:val="en-US"/>
+        </w:rPr>
+        <w:t>”, finally dislocated, unsuccessful, and demoralizing.</w:t>
       </w:r>
     </w:p>
     <w:p>
       <w:pPr>
         <w:spacing w:line="480" w:lineRule="auto"/>
         <w:rPr>
-          <w:b/>
-          <w:bCs/>
+          <w:rFonts w:cs="Times New Roman"/>
+          <w:szCs w:val="24"/>
           <w:lang w:val="en-US"/>
         </w:rPr>
       </w:pPr>
       <w:r>
         <w:rPr>
-          <w:b/>
-          <w:bCs/>
-          <w:lang w:val="en-US"/>
-        </w:rPr>
-        <w:t>Methodological approach</w:t>
-      </w:r>
-      <w:r>
-        <w:rPr>
-          <w:b/>
-          <w:bCs/>
-          <w:lang w:val="en-US"/>
-        </w:rPr>
-        <w:t xml:space="preserve">: </w:t>
-      </w:r>
-      <w:r>
-        <w:rPr>
-          <w:b/>
-          <w:bCs/>
-          <w:lang w:val="en-US"/>
-        </w:rPr>
-        <w:t>Analysis of Actor-Performance-Target primary framework structure of the Palestinian-Israel contention</w:t>
-      </w:r>
+          <w:rFonts w:cs="Times New Roman"/>
+          <w:szCs w:val="24"/>
+          <w:lang w:val="en-US"/>
+        </w:rPr>
+        <w:t xml:space="preserve">The </w:t>
+      </w:r>
+      <w:r>
+        <w:rPr>
+          <w:rFonts w:cs="Times New Roman"/>
+          <w:szCs w:val="24"/>
+          <w:lang w:val="en-US"/>
+        </w:rPr>
+        <w:t xml:space="preserve"> constrain</w:t>
+      </w:r>
+      <w:r>
+        <w:rPr>
+          <w:rFonts w:cs="Times New Roman"/>
+          <w:szCs w:val="24"/>
+          <w:lang w:val="en-US"/>
+        </w:rPr>
+        <w:t xml:space="preserve"> of the performances and </w:t>
+      </w:r>
+      <w:r>
+        <w:rPr>
+          <w:rFonts w:cs="Times New Roman"/>
+          <w:szCs w:val="24"/>
+          <w:lang w:val="en-US"/>
+        </w:rPr>
+        <w:t xml:space="preserve">its spatiality while being </w:t>
+      </w:r>
+      <w:r>
+        <w:rPr>
+          <w:rFonts w:cs="Times New Roman"/>
+          <w:szCs w:val="24"/>
+          <w:lang w:val="en-US"/>
+        </w:rPr>
+        <w:t xml:space="preserve">declared </w:t>
+      </w:r>
+      <w:r>
+        <w:rPr>
+          <w:rFonts w:cs="Times New Roman"/>
+          <w:szCs w:val="24"/>
+          <w:lang w:val="en-US"/>
+        </w:rPr>
+        <w:t>“transnational”</w:t>
+      </w:r>
+      <w:r>
+        <w:rPr>
+          <w:rFonts w:cs="Times New Roman"/>
+          <w:szCs w:val="24"/>
+          <w:lang w:val="en-US"/>
+        </w:rPr>
+        <w:t xml:space="preserve">, </w:t>
+      </w:r>
+      <w:r>
+        <w:rPr>
+          <w:rFonts w:cs="Times New Roman"/>
+          <w:szCs w:val="24"/>
+          <w:lang w:val="en-US"/>
+        </w:rPr>
+        <w:t>clearly diminish and control effectively the escalation of performances of struggle, holding the actors, the performances, the claims and the target of the AP</w:t>
+      </w:r>
+      <w:r>
+        <w:rPr>
+          <w:rFonts w:cs="Times New Roman"/>
+          <w:szCs w:val="24"/>
+          <w:lang w:val="en-US"/>
+        </w:rPr>
+        <w:t>P</w:t>
+      </w:r>
+      <w:r>
+        <w:rPr>
+          <w:rFonts w:cs="Times New Roman"/>
+          <w:szCs w:val="24"/>
+          <w:lang w:val="en-US"/>
+        </w:rPr>
+        <w:t xml:space="preserve"> completely under cooptation and completely under the policy and institutionalized tradition of mobilization proper of the “</w:t>
+      </w:r>
+      <w:r>
+        <w:rPr>
+          <w:rFonts w:cs="Times New Roman"/>
+          <w:i/>
+          <w:iCs/>
+          <w:szCs w:val="24"/>
+          <w:lang w:val="en-US"/>
+        </w:rPr>
+        <w:t>special and separate style of existence</w:t>
+      </w:r>
+      <w:r>
+        <w:rPr>
+          <w:rFonts w:cs="Times New Roman"/>
+          <w:szCs w:val="24"/>
+          <w:lang w:val="en-US"/>
+        </w:rPr>
+        <w:t xml:space="preserve">” of </w:t>
+      </w:r>
+      <w:r>
+        <w:rPr>
+          <w:rFonts w:cs="Times New Roman"/>
+          <w:szCs w:val="24"/>
+          <w:lang w:val="en-US"/>
+        </w:rPr>
+        <w:lastRenderedPageBreak/>
+        <w:t>American Colleges in which “certain reality” as the AP</w:t>
+      </w:r>
+      <w:r>
+        <w:rPr>
+          <w:rFonts w:cs="Times New Roman"/>
+          <w:szCs w:val="24"/>
+          <w:lang w:val="en-US"/>
+        </w:rPr>
+        <w:t>P</w:t>
+      </w:r>
+      <w:r>
+        <w:rPr>
+          <w:rFonts w:cs="Times New Roman"/>
+          <w:szCs w:val="24"/>
+          <w:lang w:val="en-US"/>
+        </w:rPr>
+        <w:t xml:space="preserve"> is attended, acquiring a “</w:t>
+      </w:r>
+      <w:r>
+        <w:rPr>
+          <w:rFonts w:cs="Times New Roman"/>
+          <w:i/>
+          <w:iCs/>
+          <w:szCs w:val="24"/>
+          <w:lang w:val="en-US"/>
+        </w:rPr>
+        <w:t>sense of reality</w:t>
+      </w:r>
+      <w:r>
+        <w:rPr>
+          <w:rFonts w:cs="Times New Roman"/>
+          <w:szCs w:val="24"/>
+          <w:lang w:val="en-US"/>
+        </w:rPr>
+        <w:t>” of an emotional lived experience of a “global” juncture.</w:t>
+      </w:r>
+    </w:p>
+    <w:p>
+      <w:pPr>
+        <w:pStyle w:val="Ttulo2"/>
+      </w:pPr>
+      <w:proofErr w:type="spellStart"/>
+      <w:r>
+        <w:t>Conclusion</w:t>
+      </w:r>
+      <w:proofErr w:type="spellEnd"/>
+      <w:r>
+        <w:t xml:space="preserve"> and prospective research agenda</w:t>
+      </w:r>
+    </w:p>
+    <w:p>
+      <w:pPr>
+        <w:rPr>
+          <w:lang w:val="en-US"/>
+        </w:rPr>
+      </w:pPr>
     </w:p>
     <w:p>
       <w:pPr>
         <w:spacing w:line="480" w:lineRule="auto"/>
         <w:rPr>
+          <w:b/>
+          <w:bCs/>
           <w:lang w:val="en-US"/>
         </w:rPr>
       </w:pPr>
-      <w:r>
-        <w:rPr>
-          <w:lang w:val="en-US"/>
-        </w:rPr>
-        <w:t xml:space="preserve">Based on the review of the literature following Johnston and Alimi (2012), show the dislocation of the APP Actor-Performance-Target structure from the Palestine-Israel contention without an effective keying after the deviant act </w:t>
-      </w:r>
-      <w:r>
-        <w:rPr>
-          <w:lang w:val="en-US"/>
-        </w:rPr>
-        <w:t>of Raisi’s martyrization</w:t>
-      </w:r>
-      <w:r>
-        <w:rPr>
-          <w:lang w:val="en-US"/>
-        </w:rPr>
-        <w:t>…</w:t>
-      </w:r>
     </w:p>
     <w:p>
       <w:pPr>
@@ -2770,311 +5031,446 @@
           <w:bCs/>
           <w:lang w:val="en-US"/>
         </w:rPr>
-        <w:t>Conclusion and prospective research agenda</w:t>
+        <w:t>Cited references</w:t>
+      </w:r>
+    </w:p>
+    <w:p>
+      <w:pPr>
+        <w:pStyle w:val="Bibliografa"/>
+        <w:spacing w:line="480" w:lineRule="auto"/>
+        <w:rPr>
+          <w:rFonts w:cs="Times New Roman"/>
+          <w:lang w:val="en-US"/>
+        </w:rPr>
+      </w:pPr>
+      <w:r>
+        <w:rPr>
+          <w:lang w:val="en-US"/>
+        </w:rPr>
+        <w:fldChar w:fldCharType="begin"/>
+      </w:r>
+      <w:r>
+        <w:rPr>
+          <w:lang w:val="en-US"/>
+        </w:rPr>
+        <w:instrText xml:space="preserve"> ADDIN ZOTERO_BIBL {"uncited":[],"omitted":[],"custom":[]} CSL_BIBLIOGRAPHY </w:instrText>
+      </w:r>
+      <w:r>
+        <w:rPr>
+          <w:lang w:val="en-US"/>
+        </w:rPr>
+        <w:fldChar w:fldCharType="separate"/>
+      </w:r>
+      <w:r>
+        <w:rPr>
+          <w:rFonts w:cs="Times New Roman"/>
+          <w:lang w:val="en-US"/>
+        </w:rPr>
+        <w:t xml:space="preserve">Diani, Mario, and Maria </w:t>
+      </w:r>
+      <w:proofErr w:type="spellStart"/>
+      <w:r>
+        <w:rPr>
+          <w:rFonts w:cs="Times New Roman"/>
+          <w:lang w:val="en-US"/>
+        </w:rPr>
+        <w:t>Kousis</w:t>
+      </w:r>
+      <w:proofErr w:type="spellEnd"/>
+      <w:r>
+        <w:rPr>
+          <w:rFonts w:cs="Times New Roman"/>
+          <w:lang w:val="en-US"/>
+        </w:rPr>
+        <w:t xml:space="preserve">. 2014. “The Duality of Claims and Events: The Greek Campaign Against the Troika’s Memoranda and Austerity, 2010-2012.” </w:t>
+      </w:r>
+      <w:r>
+        <w:rPr>
+          <w:rFonts w:cs="Times New Roman"/>
+          <w:i/>
+          <w:iCs/>
+          <w:lang w:val="en-US"/>
+        </w:rPr>
+        <w:t>Mobilization: An International Quarterly</w:t>
+      </w:r>
+      <w:r>
+        <w:rPr>
+          <w:rFonts w:cs="Times New Roman"/>
+          <w:lang w:val="en-US"/>
+        </w:rPr>
+        <w:t xml:space="preserve"> 19 (4): 387–404. https://doi.org/10.17813/maiq.19.4.d865w28177575673.</w:t>
+      </w:r>
+    </w:p>
+    <w:p>
+      <w:pPr>
+        <w:pStyle w:val="Bibliografa"/>
+        <w:spacing w:line="480" w:lineRule="auto"/>
+        <w:rPr>
+          <w:rFonts w:cs="Times New Roman"/>
+          <w:lang w:val="en-US"/>
+        </w:rPr>
+      </w:pPr>
+      <w:proofErr w:type="spellStart"/>
+      <w:r>
+        <w:rPr>
+          <w:rFonts w:cs="Times New Roman"/>
+          <w:lang w:val="en-US"/>
+        </w:rPr>
+        <w:t>Emirbayer</w:t>
+      </w:r>
+      <w:proofErr w:type="spellEnd"/>
+      <w:r>
+        <w:rPr>
+          <w:rFonts w:cs="Times New Roman"/>
+          <w:lang w:val="en-US"/>
+        </w:rPr>
+        <w:t xml:space="preserve">, Mustafa. 1997. “Manifesto for a Relational Sociology.” </w:t>
+      </w:r>
+      <w:r>
+        <w:rPr>
+          <w:rFonts w:cs="Times New Roman"/>
+          <w:i/>
+          <w:iCs/>
+          <w:lang w:val="en-US"/>
+        </w:rPr>
+        <w:t>American Journal of Sociology</w:t>
+      </w:r>
+      <w:r>
+        <w:rPr>
+          <w:rFonts w:cs="Times New Roman"/>
+          <w:lang w:val="en-US"/>
+        </w:rPr>
+        <w:t xml:space="preserve"> 103 (2): 281–317. http://www.jstor.org/stable/10.1086/231209.</w:t>
+      </w:r>
+    </w:p>
+    <w:p>
+      <w:pPr>
+        <w:pStyle w:val="Bibliografa"/>
+        <w:spacing w:line="480" w:lineRule="auto"/>
+        <w:rPr>
+          <w:rFonts w:cs="Times New Roman"/>
+          <w:lang w:val="en-US"/>
+        </w:rPr>
+      </w:pPr>
+      <w:proofErr w:type="spellStart"/>
+      <w:r>
+        <w:rPr>
+          <w:rFonts w:cs="Times New Roman"/>
+          <w:lang w:val="en-US"/>
+        </w:rPr>
+        <w:t>Franzosi</w:t>
+      </w:r>
+      <w:proofErr w:type="spellEnd"/>
+      <w:r>
+        <w:rPr>
+          <w:rFonts w:cs="Times New Roman"/>
+          <w:lang w:val="en-US"/>
+        </w:rPr>
+        <w:t xml:space="preserve">, Roberto. 2006. “The Return of The Actor. Interaction Networks Among Social Actors During Periods of High Mobilization (Italy, 1919-1922).” </w:t>
+      </w:r>
+      <w:r>
+        <w:rPr>
+          <w:rFonts w:cs="Times New Roman"/>
+          <w:i/>
+          <w:iCs/>
+          <w:lang w:val="en-US"/>
+        </w:rPr>
+        <w:t>Mobilization: An International Quarterly</w:t>
+      </w:r>
+      <w:r>
+        <w:rPr>
+          <w:rFonts w:cs="Times New Roman"/>
+          <w:lang w:val="en-US"/>
+        </w:rPr>
+        <w:t xml:space="preserve"> 4 (2): 131–49. https://doi.org/10.17813/maiq.4.2.480g12700535663l.</w:t>
+      </w:r>
+    </w:p>
+    <w:p>
+      <w:pPr>
+        <w:pStyle w:val="Bibliografa"/>
+        <w:spacing w:line="480" w:lineRule="auto"/>
+        <w:rPr>
+          <w:rFonts w:cs="Times New Roman"/>
+          <w:lang w:val="en-US"/>
+        </w:rPr>
+      </w:pPr>
+      <w:r>
+        <w:rPr>
+          <w:rFonts w:cs="Times New Roman"/>
+          <w:lang w:val="en-US"/>
+        </w:rPr>
+        <w:t xml:space="preserve">Goffman, Erving. 1967. </w:t>
+      </w:r>
+      <w:r>
+        <w:rPr>
+          <w:rFonts w:cs="Times New Roman"/>
+          <w:i/>
+          <w:iCs/>
+          <w:lang w:val="en-US"/>
+        </w:rPr>
+        <w:t>Interaction Ritual: Essays on Face-to-Face Behavior</w:t>
+      </w:r>
+      <w:r>
+        <w:rPr>
+          <w:rFonts w:cs="Times New Roman"/>
+          <w:lang w:val="en-US"/>
+        </w:rPr>
+        <w:t xml:space="preserve">. [1st ed.]. Anchor </w:t>
+      </w:r>
+      <w:proofErr w:type="gramStart"/>
+      <w:r>
+        <w:rPr>
+          <w:rFonts w:cs="Times New Roman"/>
+          <w:lang w:val="en-US"/>
+        </w:rPr>
+        <w:t>Books ;</w:t>
+      </w:r>
+      <w:proofErr w:type="gramEnd"/>
+      <w:r>
+        <w:rPr>
+          <w:rFonts w:cs="Times New Roman"/>
+          <w:lang w:val="en-US"/>
+        </w:rPr>
+        <w:t xml:space="preserve"> A596. Garden City, N.Y: Doubleday.</w:t>
+      </w:r>
+    </w:p>
+    <w:p>
+      <w:pPr>
+        <w:pStyle w:val="Bibliografa"/>
+        <w:spacing w:line="480" w:lineRule="auto"/>
+        <w:rPr>
+          <w:rFonts w:cs="Times New Roman"/>
+          <w:lang w:val="en-US"/>
+        </w:rPr>
+      </w:pPr>
+      <w:r>
+        <w:rPr>
+          <w:rFonts w:cs="Times New Roman"/>
+          <w:lang w:val="en-US"/>
+        </w:rPr>
+        <w:t xml:space="preserve">Goffman, Erving. 1976. </w:t>
+      </w:r>
+      <w:r>
+        <w:rPr>
+          <w:rFonts w:cs="Times New Roman"/>
+          <w:i/>
+          <w:iCs/>
+          <w:lang w:val="en-US"/>
+        </w:rPr>
+        <w:t>Frame Analysis: An Essay on the Organization of Experience</w:t>
+      </w:r>
+      <w:r>
+        <w:rPr>
+          <w:rFonts w:cs="Times New Roman"/>
+          <w:lang w:val="en-US"/>
+        </w:rPr>
+        <w:t>. Cambridge, Mass: Harvard University Press.</w:t>
+      </w:r>
+    </w:p>
+    <w:p>
+      <w:pPr>
+        <w:pStyle w:val="Bibliografa"/>
+        <w:spacing w:line="480" w:lineRule="auto"/>
+        <w:rPr>
+          <w:rFonts w:cs="Times New Roman"/>
+          <w:lang w:val="en-US"/>
+        </w:rPr>
+      </w:pPr>
+      <w:r>
+        <w:rPr>
+          <w:rFonts w:cs="Times New Roman"/>
+          <w:lang w:val="en-US"/>
+        </w:rPr>
+        <w:t xml:space="preserve">Imig, Douglas R., and Sidney Tarrow, eds. 2001. </w:t>
+      </w:r>
+      <w:r>
+        <w:rPr>
+          <w:rFonts w:cs="Times New Roman"/>
+          <w:i/>
+          <w:iCs/>
+          <w:lang w:val="en-US"/>
+        </w:rPr>
+        <w:t>Contentious Europeans: Protest and Politics in an Emerging Polity</w:t>
+      </w:r>
+      <w:r>
+        <w:rPr>
+          <w:rFonts w:cs="Times New Roman"/>
+          <w:lang w:val="en-US"/>
+        </w:rPr>
+        <w:t>. Governance in Europe. Lanham, Md: Rowman &amp; Littlefield.</w:t>
+      </w:r>
+    </w:p>
+    <w:p>
+      <w:pPr>
+        <w:pStyle w:val="Bibliografa"/>
+        <w:spacing w:line="480" w:lineRule="auto"/>
+        <w:rPr>
+          <w:rFonts w:cs="Times New Roman"/>
+          <w:lang w:val="en-US"/>
+        </w:rPr>
+      </w:pPr>
+      <w:r>
+        <w:rPr>
+          <w:rFonts w:cs="Times New Roman"/>
+          <w:lang w:val="en-US"/>
+        </w:rPr>
+        <w:t xml:space="preserve">Johnston, Hank, and Eitan Y. Alimi. 2012. “Primary Frameworks, Keying and the Dynamics of Contentious Politics: The Islamization of the Chechen and </w:t>
+      </w:r>
+      <w:r>
+        <w:rPr>
+          <w:rFonts w:cs="Times New Roman"/>
+          <w:lang w:val="en-US"/>
+        </w:rPr>
+        <w:lastRenderedPageBreak/>
+        <w:t xml:space="preserve">Palestinian National Movements.” </w:t>
+      </w:r>
+      <w:r>
+        <w:rPr>
+          <w:rFonts w:cs="Times New Roman"/>
+          <w:i/>
+          <w:iCs/>
+          <w:lang w:val="en-US"/>
+        </w:rPr>
+        <w:t>Political Studies</w:t>
+      </w:r>
+      <w:r>
+        <w:rPr>
+          <w:rFonts w:cs="Times New Roman"/>
+          <w:lang w:val="en-US"/>
+        </w:rPr>
+        <w:t xml:space="preserve"> 60 (3): 603–20. https://doi.org/10.1111/j.1467-9248.2011.00927.x.</w:t>
+      </w:r>
+    </w:p>
+    <w:p>
+      <w:pPr>
+        <w:pStyle w:val="Bibliografa"/>
+        <w:spacing w:line="480" w:lineRule="auto"/>
+        <w:rPr>
+          <w:rFonts w:cs="Times New Roman"/>
+          <w:lang w:val="en-US"/>
+        </w:rPr>
+      </w:pPr>
+      <w:r>
+        <w:rPr>
+          <w:rFonts w:cs="Times New Roman"/>
+          <w:lang w:val="en-US"/>
+        </w:rPr>
+        <w:t xml:space="preserve">McCarthy, Jhon D. John D., and Mayer N. </w:t>
+      </w:r>
+      <w:proofErr w:type="spellStart"/>
+      <w:r>
+        <w:rPr>
+          <w:rFonts w:cs="Times New Roman"/>
+          <w:lang w:val="en-US"/>
+        </w:rPr>
+        <w:t>Zald</w:t>
+      </w:r>
+      <w:proofErr w:type="spellEnd"/>
+      <w:r>
+        <w:rPr>
+          <w:rFonts w:cs="Times New Roman"/>
+          <w:lang w:val="en-US"/>
+        </w:rPr>
+        <w:t>. 1973. “The Trend of Social Movements in America: Professionalization and Resource Mobilization,” 30–30.</w:t>
+      </w:r>
+    </w:p>
+    <w:p>
+      <w:pPr>
+        <w:pStyle w:val="Bibliografa"/>
+        <w:spacing w:line="480" w:lineRule="auto"/>
+        <w:rPr>
+          <w:rFonts w:cs="Times New Roman"/>
+        </w:rPr>
+      </w:pPr>
+      <w:r>
+        <w:rPr>
+          <w:rFonts w:cs="Times New Roman"/>
+          <w:lang w:val="en-US"/>
+        </w:rPr>
+        <w:t xml:space="preserve">Tilly, Charles. 2002. </w:t>
+      </w:r>
+      <w:r>
+        <w:rPr>
+          <w:rFonts w:cs="Times New Roman"/>
+          <w:i/>
+          <w:iCs/>
+          <w:lang w:val="en-US"/>
+        </w:rPr>
+        <w:t>Stories, Identities, and Political Change</w:t>
+      </w:r>
+      <w:r>
+        <w:rPr>
+          <w:rFonts w:cs="Times New Roman"/>
+          <w:lang w:val="en-US"/>
+        </w:rPr>
+        <w:t xml:space="preserve">. </w:t>
+      </w:r>
+      <w:r>
+        <w:rPr>
+          <w:rFonts w:cs="Times New Roman"/>
+        </w:rPr>
+        <w:t xml:space="preserve">Oxford: </w:t>
+      </w:r>
+      <w:proofErr w:type="spellStart"/>
+      <w:r>
+        <w:rPr>
+          <w:rFonts w:cs="Times New Roman"/>
+        </w:rPr>
+        <w:t>Rowman</w:t>
+      </w:r>
+      <w:proofErr w:type="spellEnd"/>
+      <w:r>
+        <w:rPr>
+          <w:rFonts w:cs="Times New Roman"/>
+        </w:rPr>
+        <w:t xml:space="preserve"> &amp; </w:t>
+      </w:r>
+      <w:proofErr w:type="spellStart"/>
+      <w:r>
+        <w:rPr>
+          <w:rFonts w:cs="Times New Roman"/>
+        </w:rPr>
+        <w:t>Littlefield</w:t>
+      </w:r>
+      <w:proofErr w:type="spellEnd"/>
+      <w:r>
+        <w:rPr>
+          <w:rFonts w:cs="Times New Roman"/>
+        </w:rPr>
+        <w:t xml:space="preserve"> </w:t>
+      </w:r>
+      <w:proofErr w:type="spellStart"/>
+      <w:r>
+        <w:rPr>
+          <w:rFonts w:cs="Times New Roman"/>
+        </w:rPr>
+        <w:t>Publishers</w:t>
+      </w:r>
+      <w:proofErr w:type="spellEnd"/>
+      <w:r>
+        <w:rPr>
+          <w:rFonts w:cs="Times New Roman"/>
+        </w:rPr>
+        <w:t>.</w:t>
       </w:r>
     </w:p>
     <w:p>
       <w:pPr>
         <w:spacing w:line="480" w:lineRule="auto"/>
         <w:rPr>
-          <w:b/>
-          <w:bCs/>
           <w:lang w:val="en-US"/>
         </w:rPr>
       </w:pPr>
       <w:r>
         <w:rPr>
-          <w:b/>
-          <w:bCs/>
-          <w:lang w:val="en-US"/>
-        </w:rPr>
-        <w:t>Cited references</w:t>
-      </w:r>
-    </w:p>
-    <w:p>
-      <w:pPr>
-        <w:spacing w:after="0" w:line="240" w:lineRule="auto"/>
-        <w:ind w:hanging="480"/>
-        <w:rPr>
-          <w:rFonts w:ascii="Times New Roman" w:eastAsia="Times New Roman" w:hAnsi="Times New Roman" w:cs="Times New Roman"/>
-          <w:kern w:val="0"/>
-          <w:sz w:val="24"/>
-          <w:szCs w:val="24"/>
-          <w:lang w:val="en-US" w:eastAsia="es-PE"/>
-          <w14:ligatures w14:val="none"/>
-        </w:rPr>
-      </w:pPr>
-      <w:r>
-        <w:rPr>
-          <w:rFonts w:ascii="Times New Roman" w:eastAsia="Times New Roman" w:hAnsi="Times New Roman" w:cs="Times New Roman"/>
-          <w:kern w:val="0"/>
-          <w:sz w:val="24"/>
-          <w:szCs w:val="24"/>
-          <w:lang w:val="en-US" w:eastAsia="es-PE"/>
-          <w14:ligatures w14:val="none"/>
-        </w:rPr>
-        <w:t xml:space="preserve">Franzosi, Roberto. 2006. “The Return of The Actor. Interaction Networks Among Social Actors During Periods of High Mobilization (Italy, 1919-1922).” </w:t>
-      </w:r>
-      <w:r>
-        <w:rPr>
-          <w:rFonts w:ascii="Times New Roman" w:eastAsia="Times New Roman" w:hAnsi="Times New Roman" w:cs="Times New Roman"/>
-          <w:i/>
-          <w:iCs/>
-          <w:kern w:val="0"/>
-          <w:sz w:val="24"/>
-          <w:szCs w:val="24"/>
-          <w:lang w:val="en-US" w:eastAsia="es-PE"/>
-          <w14:ligatures w14:val="none"/>
-        </w:rPr>
-        <w:t>Mobilization: An International Quarterly</w:t>
-      </w:r>
-      <w:r>
-        <w:rPr>
-          <w:rFonts w:ascii="Times New Roman" w:eastAsia="Times New Roman" w:hAnsi="Times New Roman" w:cs="Times New Roman"/>
-          <w:kern w:val="0"/>
-          <w:sz w:val="24"/>
-          <w:szCs w:val="24"/>
-          <w:lang w:val="en-US" w:eastAsia="es-PE"/>
-          <w14:ligatures w14:val="none"/>
-        </w:rPr>
-        <w:t xml:space="preserve"> 4 (2): 131–49. </w:t>
-      </w:r>
-      <w:hyperlink r:id="rId7" w:history="1">
-        <w:r>
-          <w:rPr>
-            <w:rFonts w:ascii="Times New Roman" w:eastAsia="Times New Roman" w:hAnsi="Times New Roman" w:cs="Times New Roman"/>
-            <w:color w:val="0000FF"/>
-            <w:kern w:val="0"/>
-            <w:sz w:val="24"/>
-            <w:szCs w:val="24"/>
-            <w:u w:val="single"/>
-            <w:lang w:val="en-US" w:eastAsia="es-PE"/>
-            <w14:ligatures w14:val="none"/>
-          </w:rPr>
-          <w:t>https://doi.org/10.17813/maiq.4.2.480g12700535663l</w:t>
-        </w:r>
-      </w:hyperlink>
-      <w:r>
-        <w:rPr>
-          <w:rFonts w:ascii="Times New Roman" w:eastAsia="Times New Roman" w:hAnsi="Times New Roman" w:cs="Times New Roman"/>
-          <w:kern w:val="0"/>
-          <w:sz w:val="24"/>
-          <w:szCs w:val="24"/>
-          <w:lang w:val="en-US" w:eastAsia="es-PE"/>
-          <w14:ligatures w14:val="none"/>
-        </w:rPr>
-        <w:t>.</w:t>
-      </w:r>
-    </w:p>
-    <w:p>
-      <w:pPr>
-        <w:spacing w:after="0" w:line="240" w:lineRule="auto"/>
-        <w:ind w:hanging="480"/>
-        <w:rPr>
-          <w:rFonts w:ascii="Times New Roman" w:eastAsia="Times New Roman" w:hAnsi="Times New Roman" w:cs="Times New Roman"/>
-          <w:kern w:val="0"/>
-          <w:sz w:val="24"/>
-          <w:szCs w:val="24"/>
-          <w:lang w:val="en-US" w:eastAsia="es-PE"/>
-          <w14:ligatures w14:val="none"/>
-        </w:rPr>
-      </w:pPr>
-      <w:r>
-        <w:rPr>
-          <w:rFonts w:ascii="Times New Roman" w:eastAsia="Times New Roman" w:hAnsi="Times New Roman" w:cs="Times New Roman"/>
-          <w:kern w:val="0"/>
-          <w:sz w:val="24"/>
-          <w:szCs w:val="24"/>
-          <w:lang w:val="en-US" w:eastAsia="es-PE"/>
-          <w14:ligatures w14:val="none"/>
-        </w:rPr>
-        <w:t xml:space="preserve">Goffman, Erving. 1967. </w:t>
-      </w:r>
-      <w:r>
-        <w:rPr>
-          <w:rFonts w:ascii="Times New Roman" w:eastAsia="Times New Roman" w:hAnsi="Times New Roman" w:cs="Times New Roman"/>
-          <w:i/>
-          <w:iCs/>
-          <w:kern w:val="0"/>
-          <w:sz w:val="24"/>
-          <w:szCs w:val="24"/>
-          <w:lang w:val="en-US" w:eastAsia="es-PE"/>
-          <w14:ligatures w14:val="none"/>
-        </w:rPr>
-        <w:t>Interaction Ritual: Essays on Face-to-Face Behavior</w:t>
-      </w:r>
-      <w:r>
-        <w:rPr>
-          <w:rFonts w:ascii="Times New Roman" w:eastAsia="Times New Roman" w:hAnsi="Times New Roman" w:cs="Times New Roman"/>
-          <w:kern w:val="0"/>
-          <w:sz w:val="24"/>
-          <w:szCs w:val="24"/>
-          <w:lang w:val="en-US" w:eastAsia="es-PE"/>
-          <w14:ligatures w14:val="none"/>
-        </w:rPr>
-        <w:t>. [1st ed.]. Anchor Books</w:t>
-      </w:r>
-      <w:r>
-        <w:rPr>
-          <w:rFonts w:ascii="Arial" w:eastAsia="Times New Roman" w:hAnsi="Arial" w:cs="Arial"/>
-          <w:kern w:val="0"/>
-          <w:sz w:val="24"/>
-          <w:szCs w:val="24"/>
-          <w:lang w:val="en-US" w:eastAsia="es-PE"/>
-          <w14:ligatures w14:val="none"/>
-        </w:rPr>
-        <w:t> </w:t>
-      </w:r>
-      <w:r>
-        <w:rPr>
-          <w:rFonts w:ascii="Times New Roman" w:eastAsia="Times New Roman" w:hAnsi="Times New Roman" w:cs="Times New Roman"/>
-          <w:kern w:val="0"/>
-          <w:sz w:val="24"/>
-          <w:szCs w:val="24"/>
-          <w:lang w:val="en-US" w:eastAsia="es-PE"/>
-          <w14:ligatures w14:val="none"/>
-        </w:rPr>
-        <w:t>; A596. Garden City, N.Y: Doubleday.</w:t>
-      </w:r>
-    </w:p>
-    <w:p>
-      <w:pPr>
-        <w:spacing w:after="0" w:line="240" w:lineRule="auto"/>
-        <w:ind w:hanging="480"/>
-        <w:rPr>
-          <w:rFonts w:ascii="Times New Roman" w:eastAsia="Times New Roman" w:hAnsi="Times New Roman" w:cs="Times New Roman"/>
-          <w:kern w:val="0"/>
-          <w:sz w:val="24"/>
-          <w:szCs w:val="24"/>
-          <w:lang w:val="en-US" w:eastAsia="es-PE"/>
-          <w14:ligatures w14:val="none"/>
-        </w:rPr>
-      </w:pPr>
-      <w:r>
-        <w:rPr>
-          <w:rFonts w:ascii="Times New Roman" w:eastAsia="Times New Roman" w:hAnsi="Times New Roman" w:cs="Times New Roman"/>
-          <w:kern w:val="0"/>
-          <w:sz w:val="24"/>
-          <w:szCs w:val="24"/>
-          <w:lang w:val="en-US" w:eastAsia="es-PE"/>
-          <w14:ligatures w14:val="none"/>
-        </w:rPr>
-        <w:lastRenderedPageBreak/>
-        <w:t xml:space="preserve">Goffman, Erving. 1976. </w:t>
-      </w:r>
-      <w:r>
-        <w:rPr>
-          <w:rFonts w:ascii="Times New Roman" w:eastAsia="Times New Roman" w:hAnsi="Times New Roman" w:cs="Times New Roman"/>
-          <w:i/>
-          <w:iCs/>
-          <w:kern w:val="0"/>
-          <w:sz w:val="24"/>
-          <w:szCs w:val="24"/>
-          <w:lang w:val="en-US" w:eastAsia="es-PE"/>
-          <w14:ligatures w14:val="none"/>
-        </w:rPr>
-        <w:t>Frame Analysis: An Essay on the Organization of Experience</w:t>
-      </w:r>
-      <w:r>
-        <w:rPr>
-          <w:rFonts w:ascii="Times New Roman" w:eastAsia="Times New Roman" w:hAnsi="Times New Roman" w:cs="Times New Roman"/>
-          <w:kern w:val="0"/>
-          <w:sz w:val="24"/>
-          <w:szCs w:val="24"/>
-          <w:lang w:val="en-US" w:eastAsia="es-PE"/>
-          <w14:ligatures w14:val="none"/>
-        </w:rPr>
-        <w:t>. Cambridge, Mass: Harvard University Press.</w:t>
-      </w:r>
-    </w:p>
-    <w:p>
-      <w:pPr>
-        <w:spacing w:after="0" w:line="240" w:lineRule="auto"/>
-        <w:ind w:hanging="480"/>
-        <w:rPr>
-          <w:rFonts w:ascii="Times New Roman" w:eastAsia="Times New Roman" w:hAnsi="Times New Roman" w:cs="Times New Roman"/>
-          <w:kern w:val="0"/>
-          <w:sz w:val="24"/>
-          <w:szCs w:val="24"/>
-          <w:lang w:eastAsia="es-PE"/>
-          <w14:ligatures w14:val="none"/>
-        </w:rPr>
-      </w:pPr>
-      <w:r>
-        <w:rPr>
-          <w:rFonts w:ascii="Times New Roman" w:eastAsia="Times New Roman" w:hAnsi="Times New Roman" w:cs="Times New Roman"/>
-          <w:kern w:val="0"/>
-          <w:sz w:val="24"/>
-          <w:szCs w:val="24"/>
-          <w:lang w:val="en-US" w:eastAsia="es-PE"/>
-          <w14:ligatures w14:val="none"/>
-        </w:rPr>
-        <w:t xml:space="preserve">Johnston, Hank, and Eitan Y. Alimi. 2012. “Primary Frameworks, Keying and the Dynamics of Contentious Politics: The Islamization of the Chechen and Palestinian National Movements.” </w:t>
-      </w:r>
-      <w:r>
-        <w:rPr>
-          <w:rFonts w:ascii="Times New Roman" w:eastAsia="Times New Roman" w:hAnsi="Times New Roman" w:cs="Times New Roman"/>
-          <w:i/>
-          <w:iCs/>
-          <w:kern w:val="0"/>
-          <w:sz w:val="24"/>
-          <w:szCs w:val="24"/>
-          <w:lang w:eastAsia="es-PE"/>
-          <w14:ligatures w14:val="none"/>
-        </w:rPr>
-        <w:t>Political Studies</w:t>
-      </w:r>
-      <w:r>
-        <w:rPr>
-          <w:rFonts w:ascii="Times New Roman" w:eastAsia="Times New Roman" w:hAnsi="Times New Roman" w:cs="Times New Roman"/>
-          <w:kern w:val="0"/>
-          <w:sz w:val="24"/>
-          <w:szCs w:val="24"/>
-          <w:lang w:eastAsia="es-PE"/>
-          <w14:ligatures w14:val="none"/>
-        </w:rPr>
-        <w:t xml:space="preserve"> 60 (3): 603–20. </w:t>
-      </w:r>
-      <w:hyperlink r:id="rId8" w:history="1">
-        <w:r>
-          <w:rPr>
-            <w:rFonts w:ascii="Times New Roman" w:eastAsia="Times New Roman" w:hAnsi="Times New Roman" w:cs="Times New Roman"/>
-            <w:color w:val="0000FF"/>
-            <w:kern w:val="0"/>
-            <w:sz w:val="24"/>
-            <w:szCs w:val="24"/>
-            <w:u w:val="single"/>
-            <w:lang w:eastAsia="es-PE"/>
-            <w14:ligatures w14:val="none"/>
-          </w:rPr>
-          <w:t>https://doi.org/10.1111/j.1467-9248.2011.00927.x</w:t>
-        </w:r>
-      </w:hyperlink>
-      <w:r>
-        <w:rPr>
-          <w:rFonts w:ascii="Times New Roman" w:eastAsia="Times New Roman" w:hAnsi="Times New Roman" w:cs="Times New Roman"/>
-          <w:kern w:val="0"/>
-          <w:sz w:val="24"/>
-          <w:szCs w:val="24"/>
-          <w:lang w:eastAsia="es-PE"/>
-          <w14:ligatures w14:val="none"/>
-        </w:rPr>
-        <w:t>.</w:t>
-      </w:r>
-    </w:p>
-    <w:p>
-      <w:pPr>
-        <w:spacing w:line="480" w:lineRule="auto"/>
-        <w:rPr>
-          <w:b/>
-          <w:bCs/>
-          <w:lang w:val="en-US"/>
-        </w:rPr>
-      </w:pPr>
+          <w:lang w:val="en-US"/>
+        </w:rPr>
+        <w:fldChar w:fldCharType="end"/>
+      </w:r>
     </w:p>
     <w:sectPr>
-      <w:headerReference w:type="default" r:id="rId9"/>
-      <w:footerReference w:type="default" r:id="rId10"/>
+      <w:headerReference w:type="default" r:id="rId7"/>
+      <w:footerReference w:type="default" r:id="rId8"/>
       <w:pgSz w:w="11906" w:h="16838"/>
       <w:pgMar w:top="1417" w:right="1701" w:bottom="1417" w:left="1701" w:header="708" w:footer="708" w:gutter="0"/>
       <w:cols w:space="708"/>
@@ -3173,6 +5569,489 @@
       </w:pPr>
       <w:r>
         <w:continuationSeparator/>
+      </w:r>
+    </w:p>
+  </w:footnote>
+  <w:footnote w:id="1">
+    <w:p>
+      <w:pPr>
+        <w:pStyle w:val="Textonotapie"/>
+        <w:rPr>
+          <w:lang w:val="en-US"/>
+        </w:rPr>
+      </w:pPr>
+      <w:r>
+        <w:rPr>
+          <w:rStyle w:val="Refdenotaalpie"/>
+        </w:rPr>
+        <w:footnoteRef/>
+      </w:r>
+      <w:r>
+        <w:rPr>
+          <w:lang w:val="en-US"/>
+        </w:rPr>
+        <w:t xml:space="preserve"> “I am not ad</w:t>
+      </w:r>
+      <w:r>
+        <w:rPr>
+          <w:lang w:val="en-US"/>
+        </w:rPr>
+        <w:t>dressing the structure of social life but the structure of experience individuals have at any moment of their social lives”</w:t>
+      </w:r>
+      <w:r>
+        <w:rPr>
+          <w:lang w:val="en-US"/>
+        </w:rPr>
+        <w:t xml:space="preserve"> </w:t>
+      </w:r>
+      <w:r>
+        <w:rPr>
+          <w:lang w:val="en-US"/>
+        </w:rPr>
+        <w:fldChar w:fldCharType="begin"/>
+      </w:r>
+      <w:r>
+        <w:rPr>
+          <w:lang w:val="en-US"/>
+        </w:rPr>
+        <w:instrText xml:space="preserve"> ADDIN ZOTERO_ITEM CSL_CITATION {"citationID":"9RipZNVI","properties":{"formattedCitation":"(Goffman 1967, 13)","plainCitation":"(Goffman 1967, 13)","noteIndex":1},"citationItems":[{"id":10708,"uris":["http://zotero.org/users/4081719/items/ZZYEGGFP"],"itemData":{"id":10708,"type":"book","abstract":"\"From the exemplary opening essay of Interaction Ritual, \"On Face-Work,\" -a full account of the extraordinary repertoire of maneuvers we employ in social encounters in order to \"save face\"-to the final, and classic, essay \"Where the Action Is,\"-an examination of people in risky occupations and situations: gamblers, criminals, coal miners, stock speculators-Goffman astounds us with the unexpected richness and complexity of brief encounters between people. For Goffman, as for Freud, the extreme cases are of interest because of the light they shed on the normal: The study of the trapeze artist is worthwhile because each of us is on the wire from time to time.\"--Amazon.com.","collection-title":"Anchor books ; A596.","edition":"[1st ed.].","event-place":"Garden City, N.Y","ISBN":"0-7139-0265-5","publisher":"Doubleday","publisher-place":"Garden City, N.Y","title":"Interaction ritual: essays on face-to-face behavior","author":[{"family":"Goffman","given":"Erving."}],"issued":{"date-parts":[["1967"]]},"citation-key":"goffmanInteractionRitualEssays1967"},"locator":"13","label":"page"}],"schema":"https://github.com/citation-style-language/schema/raw/master/csl-citation.json"} </w:instrText>
+      </w:r>
+      <w:r>
+        <w:rPr>
+          <w:lang w:val="en-US"/>
+        </w:rPr>
+        <w:fldChar w:fldCharType="separate"/>
+      </w:r>
+      <w:r>
+        <w:rPr>
+          <w:rFonts w:ascii="Aptos" w:hAnsi="Aptos"/>
+          <w:lang w:val="en-US"/>
+        </w:rPr>
+        <w:t>(Goffman 1967, 13)</w:t>
+      </w:r>
+      <w:r>
+        <w:rPr>
+          <w:lang w:val="en-US"/>
+        </w:rPr>
+        <w:fldChar w:fldCharType="end"/>
+      </w:r>
+      <w:r>
+        <w:rPr>
+          <w:lang w:val="en-US"/>
+        </w:rPr>
+        <w:t xml:space="preserve">. The perception of reality is given, ruled, oriented, structured by frames, which are “these basic elements” configuring the “sense or realness” of a situation, event, “made real for us in </w:t>
+      </w:r>
+      <w:r>
+        <w:rPr>
+          <w:lang w:val="en-US"/>
+        </w:rPr>
+        <w:t>its</w:t>
+      </w:r>
+      <w:r>
+        <w:rPr>
+          <w:lang w:val="en-US"/>
+        </w:rPr>
+        <w:t xml:space="preserve"> own </w:t>
+      </w:r>
+      <w:r>
+        <w:rPr>
+          <w:lang w:val="en-US"/>
+        </w:rPr>
+        <w:t>special and separate style of existence”. Only then, “certain reality is attended”. (Goffman 1967, 2, 10-11).</w:t>
+      </w:r>
+    </w:p>
+  </w:footnote>
+  <w:footnote w:id="2">
+    <w:p>
+      <w:pPr>
+        <w:pStyle w:val="Textonotapie"/>
+        <w:rPr>
+          <w:lang w:val="en-US"/>
+        </w:rPr>
+      </w:pPr>
+      <w:r>
+        <w:rPr>
+          <w:rStyle w:val="Refdenotaalpie"/>
+        </w:rPr>
+        <w:footnoteRef/>
+      </w:r>
+      <w:r>
+        <w:rPr>
+          <w:lang w:val="en-US"/>
+        </w:rPr>
+        <w:t xml:space="preserve"> </w:t>
+      </w:r>
+      <w:r>
+        <w:rPr>
+          <w:lang w:val="en-US"/>
+        </w:rPr>
+        <w:t xml:space="preserve">In consistence with the relational sociology’s ontology synthetized in the work of Mustafa </w:t>
+      </w:r>
+      <w:r>
+        <w:rPr>
+          <w:lang w:val="en-US"/>
+        </w:rPr>
+        <w:fldChar w:fldCharType="begin"/>
+      </w:r>
+      <w:r>
+        <w:rPr>
+          <w:lang w:val="en-US"/>
+        </w:rPr>
+        <w:instrText xml:space="preserve"> ADDIN ZOTERO_ITEM CSL_CITATION {"citationID":"dsydVx6v","properties":{"custom":"Emirbayer (1997)","formattedCitation":"Emirbayer (1997)","plainCitation":"Emirbayer (1997)","noteIndex":2},"citationItems":[{"id":4755,"uris":["http://zotero.org/users/4081719/items/7IX6RKAQ"],"itemData":{"id":4755,"type":"article-journal","container-title":"American Journal of Sociology","issue":"2","page":"281-317","title":"Manifesto for a Relational Sociology","URL":"http://www.jstor.org/stable/10.1086/231209","volume":"103","author":[{"family":"Emirbayer","given":"Mustafa"}],"issued":{"date-parts":[["1997"]]},"citation-key":"emirbayerManifestoRelationalSociology1997"}}],"schema":"https://github.com/citation-style-language/schema/raw/master/csl-citation.json"} </w:instrText>
+      </w:r>
+      <w:r>
+        <w:rPr>
+          <w:lang w:val="en-US"/>
+        </w:rPr>
+        <w:fldChar w:fldCharType="separate"/>
+      </w:r>
+      <w:proofErr w:type="spellStart"/>
+      <w:r>
+        <w:rPr>
+          <w:rFonts w:cs="Times New Roman"/>
+          <w:lang w:val="en-US"/>
+        </w:rPr>
+        <w:t>Emirbayer</w:t>
+      </w:r>
+      <w:proofErr w:type="spellEnd"/>
+      <w:r>
+        <w:rPr>
+          <w:rFonts w:cs="Times New Roman"/>
+          <w:lang w:val="en-US"/>
+        </w:rPr>
+        <w:t xml:space="preserve"> (1997)</w:t>
+      </w:r>
+      <w:r>
+        <w:rPr>
+          <w:lang w:val="en-US"/>
+        </w:rPr>
+        <w:fldChar w:fldCharType="end"/>
+      </w:r>
+      <w:r>
+        <w:rPr>
+          <w:lang w:val="en-US"/>
+        </w:rPr>
+        <w:t xml:space="preserve"> is specially focused on the value of the transactional approach to social life, which out of any superstition of substantialism, and out of any equivalence of the </w:t>
+      </w:r>
+      <w:r>
+        <w:rPr>
+          <w:i/>
+          <w:iCs/>
+          <w:lang w:val="en-US"/>
+        </w:rPr>
+        <w:t xml:space="preserve">interactions </w:t>
+      </w:r>
+      <w:r>
+        <w:rPr>
+          <w:lang w:val="en-US"/>
+        </w:rPr>
+        <w:t xml:space="preserve">of Goffman with his attack to the </w:t>
+      </w:r>
+      <w:r>
+        <w:rPr>
+          <w:i/>
+          <w:iCs/>
+          <w:lang w:val="en-US"/>
+        </w:rPr>
+        <w:t>interactional approach</w:t>
+      </w:r>
+      <w:r>
+        <w:rPr>
+          <w:lang w:val="en-US"/>
+        </w:rPr>
+        <w:t xml:space="preserve"> of relations between “individuals”, “nations”, “groups”, or as I am identifying here, of a “global”, as “</w:t>
+      </w:r>
+      <w:r>
+        <w:rPr>
+          <w:i/>
+          <w:iCs/>
+          <w:lang w:val="en-US"/>
+        </w:rPr>
+        <w:t>coherent entities that constitute the legitimate starting points of all sociological inquiry</w:t>
+      </w:r>
+      <w:r>
+        <w:rPr>
+          <w:lang w:val="en-US"/>
+        </w:rPr>
+        <w:t xml:space="preserve">” </w:t>
+      </w:r>
+      <w:r>
+        <w:rPr>
+          <w:lang w:val="en-US"/>
+        </w:rPr>
+        <w:fldChar w:fldCharType="begin"/>
+      </w:r>
+      <w:r>
+        <w:rPr>
+          <w:lang w:val="en-US"/>
+        </w:rPr>
+        <w:instrText xml:space="preserve"> ADDIN ZOTERO_ITEM CSL_CITATION {"citationID":"G414MnOP","properties":{"formattedCitation":"(Emirbayer 1997, 285)","plainCitation":"(Emirbayer 1997, 285)","noteIndex":2},"citationItems":[{"id":4755,"uris":["http://zotero.org/users/4081719/items/7IX6RKAQ"],"itemData":{"id":4755,"type":"article-journal","container-title":"American Journal of Sociology","issue":"2","page":"281-317","title":"Manifesto for a Relational Sociology","URL":"http://www.jstor.org/stable/10.1086/231209","volume":"103","author":[{"family":"Emirbayer","given":"Mustafa"}],"issued":{"date-parts":[["1997"]]},"citation-key":"emirbayerManifestoRelationalSociology1997"},"locator":"285","label":"page"}],"schema":"https://github.com/citation-style-language/schema/raw/master/csl-citation.json"} </w:instrText>
+      </w:r>
+      <w:r>
+        <w:rPr>
+          <w:lang w:val="en-US"/>
+        </w:rPr>
+        <w:fldChar w:fldCharType="separate"/>
+      </w:r>
+      <w:r>
+        <w:rPr>
+          <w:rFonts w:cs="Times New Roman"/>
+          <w:lang w:val="en-US"/>
+        </w:rPr>
+        <w:t>(</w:t>
+      </w:r>
+      <w:proofErr w:type="spellStart"/>
+      <w:r>
+        <w:rPr>
+          <w:rFonts w:cs="Times New Roman"/>
+          <w:lang w:val="en-US"/>
+        </w:rPr>
+        <w:t>Emirbayer</w:t>
+      </w:r>
+      <w:proofErr w:type="spellEnd"/>
+      <w:r>
+        <w:rPr>
+          <w:rFonts w:cs="Times New Roman"/>
+          <w:lang w:val="en-US"/>
+        </w:rPr>
+        <w:t xml:space="preserve"> 1997, 285)</w:t>
+      </w:r>
+      <w:r>
+        <w:rPr>
+          <w:lang w:val="en-US"/>
+        </w:rPr>
+        <w:fldChar w:fldCharType="end"/>
+      </w:r>
+      <w:r>
+        <w:rPr>
+          <w:lang w:val="en-US"/>
+        </w:rPr>
+        <w:t xml:space="preserve">, as </w:t>
+      </w:r>
+      <w:r>
+        <w:rPr>
+          <w:lang w:val="en-US"/>
+        </w:rPr>
+        <w:t>“</w:t>
+      </w:r>
+      <w:r>
+        <w:rPr>
+          <w:i/>
+          <w:iCs/>
+          <w:lang w:val="en-US"/>
+        </w:rPr>
+        <w:t>[f]</w:t>
+      </w:r>
+      <w:proofErr w:type="spellStart"/>
+      <w:r>
+        <w:rPr>
+          <w:i/>
+          <w:iCs/>
+          <w:lang w:val="en-US"/>
+        </w:rPr>
+        <w:t>ixed</w:t>
+      </w:r>
+      <w:proofErr w:type="spellEnd"/>
+      <w:r>
+        <w:rPr>
+          <w:i/>
+          <w:iCs/>
+          <w:lang w:val="en-US"/>
+        </w:rPr>
+        <w:t xml:space="preserve"> entities with variable attributes that “interact, in causal or actual time, to create outcomes, themselves measurable as attributes of the fixed entities”</w:t>
+      </w:r>
+      <w:r>
+        <w:rPr>
+          <w:lang w:val="en-US"/>
+        </w:rPr>
+        <w:t xml:space="preserve">” </w:t>
+      </w:r>
+      <w:r>
+        <w:rPr>
+          <w:lang w:val="en-US"/>
+        </w:rPr>
+        <w:fldChar w:fldCharType="begin"/>
+      </w:r>
+      <w:r>
+        <w:rPr>
+          <w:lang w:val="en-US"/>
+        </w:rPr>
+        <w:instrText xml:space="preserve"> ADDIN ZOTERO_ITEM CSL_CITATION {"citationID":"oYPSX7Qd","properties":{"formattedCitation":"(Emirbayer 1997, 286)","plainCitation":"(Emirbayer 1997, 286)","noteIndex":2},"citationItems":[{"id":4755,"uris":["http://zotero.org/users/4081719/items/7IX6RKAQ"],"itemData":{"id":4755,"type":"article-journal","container-title":"American Journal of Sociology","issue":"2","page":"281-317","title":"Manifesto for a Relational Sociology","URL":"http://www.jstor.org/stable/10.1086/231209","volume":"103","author":[{"family":"Emirbayer","given":"Mustafa"}],"issued":{"date-parts":[["1997"]]},"citation-key":"emirbayerManifestoRelationalSociology1997"},"locator":"286","label":"page"}],"schema":"https://github.com/citation-style-language/schema/raw/master/csl-citation.json"} </w:instrText>
+      </w:r>
+      <w:r>
+        <w:rPr>
+          <w:lang w:val="en-US"/>
+        </w:rPr>
+        <w:fldChar w:fldCharType="separate"/>
+      </w:r>
+      <w:r>
+        <w:rPr>
+          <w:rFonts w:cs="Times New Roman"/>
+          <w:lang w:val="en-US"/>
+        </w:rPr>
+        <w:t>(</w:t>
+      </w:r>
+      <w:proofErr w:type="spellStart"/>
+      <w:r>
+        <w:rPr>
+          <w:rFonts w:cs="Times New Roman"/>
+          <w:lang w:val="en-US"/>
+        </w:rPr>
+        <w:t>Emirbayer</w:t>
+      </w:r>
+      <w:proofErr w:type="spellEnd"/>
+      <w:r>
+        <w:rPr>
+          <w:rFonts w:cs="Times New Roman"/>
+          <w:lang w:val="en-US"/>
+        </w:rPr>
+        <w:t xml:space="preserve"> 1997, 286)</w:t>
+      </w:r>
+      <w:r>
+        <w:rPr>
+          <w:lang w:val="en-US"/>
+        </w:rPr>
+        <w:fldChar w:fldCharType="end"/>
+      </w:r>
+      <w:r>
+        <w:rPr>
+          <w:lang w:val="en-US"/>
+        </w:rPr>
+        <w:t>.</w:t>
+      </w:r>
+    </w:p>
+  </w:footnote>
+  <w:footnote w:id="3">
+    <w:p>
+      <w:pPr>
+        <w:pStyle w:val="Textonotapie"/>
+        <w:rPr>
+          <w:lang w:val="en-US"/>
+        </w:rPr>
+      </w:pPr>
+      <w:r>
+        <w:rPr>
+          <w:rStyle w:val="Refdenotaalpie"/>
+        </w:rPr>
+        <w:footnoteRef/>
+      </w:r>
+      <w:r>
+        <w:rPr>
+          <w:lang w:val="en-US"/>
+        </w:rPr>
+        <w:t xml:space="preserve"> A further development of empirical a</w:t>
+      </w:r>
+      <w:r>
+        <w:rPr>
+          <w:lang w:val="en-US"/>
+        </w:rPr>
+        <w:t xml:space="preserve">nalysis is required to evidence the </w:t>
+      </w:r>
+      <w:r>
+        <w:rPr>
+          <w:lang w:val="en-US"/>
+        </w:rPr>
+        <w:t>efficacy of</w:t>
+      </w:r>
+      <w:r>
+        <w:rPr>
+          <w:lang w:val="en-US"/>
+        </w:rPr>
+        <w:t xml:space="preserve"> </w:t>
+      </w:r>
+      <w:r>
+        <w:rPr>
+          <w:lang w:val="en-US"/>
+        </w:rPr>
+        <w:t xml:space="preserve">technological diapositives creating a visual culture for the mass mobilization of emotions by triggering the operation of </w:t>
+      </w:r>
+      <w:r>
+        <w:rPr>
+          <w:lang w:val="en-US"/>
+        </w:rPr>
+        <w:t xml:space="preserve">cognitive mechanisms </w:t>
+      </w:r>
+      <w:r>
+        <w:rPr>
+          <w:lang w:val="en-US"/>
+        </w:rPr>
+        <w:t xml:space="preserve">of political contention as the mechanisms of </w:t>
+      </w:r>
+      <w:r>
+        <w:rPr>
+          <w:highlight w:val="yellow"/>
+          <w:lang w:val="en-US"/>
+        </w:rPr>
+        <w:t>framing</w:t>
+      </w:r>
+      <w:r>
+        <w:rPr>
+          <w:lang w:val="en-US"/>
+        </w:rPr>
+        <w:t xml:space="preserve">, and the mechanism of attribution of opportunity/threat for collective action. While this mechanisms and the platforms used as Twitter/X, Instagram, Facebook, and Signal, depended on the much prepared virtual and social networks by the SMO’s of the APP by an ordered strategy of monolithic and controlled diffusion of images, slogans, hashtags, supported by the infrastructure of </w:t>
+      </w:r>
+      <w:r>
+        <w:rPr>
+          <w:i/>
+          <w:iCs/>
+          <w:lang w:val="en-US"/>
+        </w:rPr>
+        <w:t>profiles</w:t>
+      </w:r>
+      <w:r>
+        <w:rPr>
+          <w:lang w:val="en-US"/>
+        </w:rPr>
+        <w:t xml:space="preserve"> and </w:t>
+      </w:r>
+      <w:r>
+        <w:rPr>
+          <w:i/>
+          <w:lang w:val="en-US"/>
+        </w:rPr>
+        <w:t>accounts</w:t>
+      </w:r>
+      <w:r>
+        <w:rPr>
+          <w:lang w:val="en-US"/>
+        </w:rPr>
+        <w:t xml:space="preserve"> certified by the core leader SMO’s to nurture a demonstration of the efficacy of their strategical approach to control “spontaneous” episodes of contention among a particular kind of mobilized mass mainly young middle-upper class and white, in contrast with the</w:t>
+      </w:r>
+      <w:r>
+        <w:rPr>
+          <w:lang w:val="en-US"/>
+        </w:rPr>
+        <w:t xml:space="preserve"> multiracial and much more transgressive</w:t>
+      </w:r>
+      <w:r>
+        <w:rPr>
+          <w:lang w:val="en-US"/>
+        </w:rPr>
+        <w:t xml:space="preserve"> episode of 2020</w:t>
+      </w:r>
+      <w:r>
+        <w:rPr>
+          <w:lang w:val="en-US"/>
+        </w:rPr>
+        <w:t xml:space="preserve"> in the U.S.</w:t>
+      </w:r>
+      <w:r>
+        <w:rPr>
+          <w:lang w:val="en-US"/>
+        </w:rPr>
+        <w:t xml:space="preserve"> labeled latter as Black Live Matter (BLM)</w:t>
+      </w:r>
+      <w:r>
+        <w:rPr>
+          <w:lang w:val="en-US"/>
+        </w:rPr>
+        <w:t>.</w:t>
+      </w:r>
+      <w:r>
+        <w:rPr>
+          <w:lang w:val="en-US"/>
+        </w:rPr>
+        <w:t xml:space="preserve"> </w:t>
       </w:r>
     </w:p>
   </w:footnote>
@@ -3652,6 +6531,11 @@
   <w:style w:type="paragraph" w:default="1" w:styleId="Normal">
     <w:name w:val="Normal"/>
     <w:qFormat/>
+    <w:rsid w:val="003F0671"/>
+    <w:rPr>
+      <w:rFonts w:ascii="Times New Roman" w:hAnsi="Times New Roman"/>
+      <w:sz w:val="24"/>
+    </w:rPr>
   </w:style>
   <w:style w:type="paragraph" w:styleId="Ttulo1">
     <w:name w:val="heading 1"/>
@@ -3668,7 +6552,7 @@
       <w:outlineLvl w:val="0"/>
     </w:pPr>
     <w:rPr>
-      <w:rFonts w:ascii="Times New Roman" w:eastAsia="Times New Roman" w:hAnsi="Times New Roman" w:cs="Times New Roman"/>
+      <w:rFonts w:eastAsia="Times New Roman" w:cs="Times New Roman"/>
       <w:b/>
       <w:kern w:val="0"/>
       <w:sz w:val="28"/>
@@ -3692,10 +6576,9 @@
       <w:outlineLvl w:val="1"/>
     </w:pPr>
     <w:rPr>
-      <w:rFonts w:ascii="Times New Roman" w:eastAsia="Times New Roman" w:hAnsi="Times New Roman" w:cs="Times New Roman"/>
+      <w:rFonts w:eastAsia="Times New Roman" w:cs="Times New Roman"/>
       <w:b/>
       <w:kern w:val="0"/>
-      <w:sz w:val="24"/>
       <w:szCs w:val="26"/>
       <w:lang w:val="es-ES" w:eastAsia="es-PE"/>
       <w14:ligatures w14:val="none"/>
@@ -3859,7 +6742,6 @@
   <w:style w:type="character" w:default="1" w:styleId="Fuentedeprrafopredeter">
     <w:name w:val="Default Paragraph Font"/>
     <w:uiPriority w:val="1"/>
-    <w:semiHidden/>
     <w:unhideWhenUsed/>
   </w:style>
   <w:style w:type="table" w:default="1" w:styleId="Tablanormal">
@@ -3898,7 +6780,7 @@
       <w:jc w:val="both"/>
     </w:pPr>
     <w:rPr>
-      <w:rFonts w:ascii="Times New Roman" w:hAnsi="Times New Roman" w:cs="Times New Roman"/>
+      <w:rFonts w:cs="Times New Roman"/>
       <w:i/>
       <w:iCs/>
       <w:color w:val="404040" w:themeColor="text1" w:themeTint="BF"/>
@@ -3983,9 +6865,8 @@
       <w:jc w:val="both"/>
     </w:pPr>
     <w:rPr>
-      <w:rFonts w:ascii="Times New Roman" w:eastAsia="Times New Roman" w:hAnsi="Times New Roman" w:cs="Times New Roman"/>
+      <w:rFonts w:eastAsia="Times New Roman" w:cs="Times New Roman"/>
       <w:kern w:val="0"/>
-      <w:sz w:val="24"/>
       <w:szCs w:val="24"/>
       <w:lang w:val="es-ES" w:eastAsia="es-PE"/>
       <w14:ligatures w14:val="none"/>
@@ -4334,6 +7215,45 @@
       <w:u w:val="single"/>
     </w:rPr>
   </w:style>
+  <w:style w:type="paragraph" w:styleId="Textonotapie">
+    <w:name w:val="footnote text"/>
+    <w:basedOn w:val="Normal"/>
+    <w:link w:val="TextonotapieCar"/>
+    <w:uiPriority w:val="99"/>
+    <w:semiHidden/>
+    <w:unhideWhenUsed/>
+    <w:rsid w:val="00986B6A"/>
+    <w:pPr>
+      <w:spacing w:after="0" w:line="240" w:lineRule="auto"/>
+    </w:pPr>
+    <w:rPr>
+      <w:sz w:val="20"/>
+      <w:szCs w:val="20"/>
+    </w:rPr>
+  </w:style>
+  <w:style w:type="character" w:customStyle="1" w:styleId="TextonotapieCar">
+    <w:name w:val="Texto nota pie Car"/>
+    <w:basedOn w:val="Fuentedeprrafopredeter"/>
+    <w:link w:val="Textonotapie"/>
+    <w:uiPriority w:val="99"/>
+    <w:semiHidden/>
+    <w:rsid w:val="00986B6A"/>
+    <w:rPr>
+      <w:sz w:val="20"/>
+      <w:szCs w:val="20"/>
+    </w:rPr>
+  </w:style>
+  <w:style w:type="character" w:styleId="Refdenotaalpie">
+    <w:name w:val="footnote reference"/>
+    <w:basedOn w:val="Fuentedeprrafopredeter"/>
+    <w:uiPriority w:val="99"/>
+    <w:semiHidden/>
+    <w:unhideWhenUsed/>
+    <w:rsid w:val="00986B6A"/>
+    <w:rPr>
+      <w:vertAlign w:val="superscript"/>
+    </w:rPr>
+  </w:style>
 </w:styles>
 </file>
 
@@ -4342,10 +7262,10 @@
   <a:themeElements>
     <a:clrScheme name="Office">
       <a:dk1>
-        <a:sysClr val="windowText" lastClr="000000"/>
+        <a:sysClr val="windowText" lastClr="2AFF33"/>
       </a:dk1>
       <a:lt1>
-        <a:sysClr val="window" lastClr="FFFFFF"/>
+        <a:sysClr val="window" lastClr="000000"/>
       </a:lt1>
       <a:dk2>
         <a:srgbClr val="0E2841"/>
